--- a/OECD-Reports/260508 Diagnosis report Italy (1).docx
+++ b/OECD-Reports/260508 Diagnosis report Italy (1).docx
@@ -322,7 +322,7 @@
     </w:sdt>
     <w:p>
       <w:pPr>
-        <w:pStyle w:val="Heading1"/>
+        <w:pStyle w:val="Ttulo1"/>
         <w:framePr w:wrap="notBeside"/>
       </w:pPr>
       <w:bookmarkStart w:id="0" w:name="_Toc219887378"/>
@@ -344,7 +344,7 @@
     </w:p>
     <w:p>
       <w:pPr>
-        <w:pStyle w:val="Heading2"/>
+        <w:pStyle w:val="Ttulo2"/>
       </w:pPr>
       <w:bookmarkStart w:id="2" w:name="_Toc219887380"/>
       <w:bookmarkStart w:id="3" w:name="_Toc229415357"/>
@@ -362,7 +362,7 @@
     </w:p>
     <w:p>
       <w:pPr>
-        <w:pStyle w:val="Heading3"/>
+        <w:pStyle w:val="Ttulo3"/>
       </w:pPr>
       <w:r>
         <w:t>Introduction</w:t>
@@ -431,6 +431,7 @@
           <w:id w:val="1796802923"/>
           <w:citation/>
         </w:sdtPr>
+        <w:sdtEndPr/>
         <w:sdtContent>
           <w:r>
             <w:fldChar w:fldCharType="begin"/>
@@ -822,7 +823,7 @@
     </w:p>
     <w:p>
       <w:pPr>
-        <w:pStyle w:val="Heading3"/>
+        <w:pStyle w:val="Ttulo3"/>
       </w:pPr>
       <w:r>
         <w:t>Encountering justice problems in Italy</w:t>
@@ -892,7 +893,7 @@
     </w:p>
     <w:p>
       <w:pPr>
-        <w:pStyle w:val="Heading4"/>
+        <w:pStyle w:val="Ttulo4"/>
       </w:pPr>
       <w:r>
         <w:t xml:space="preserve">Prevalence of </w:t>
@@ -936,7 +937,10 @@
         <w:t>people</w:t>
       </w:r>
       <w:r>
-        <w:t xml:space="preserve"> (58%) </w:t>
+        <w:t xml:space="preserve"> (58%)</w:t>
+      </w:r>
+      <w:r>
+        <w:t xml:space="preserve"> </w:t>
       </w:r>
       <w:r>
         <w:t xml:space="preserve">experienced at least one </w:t>
@@ -946,7 +950,7 @@
       </w:r>
       <w:r>
         <w:rPr>
-          <w:rStyle w:val="EndnoteReference"/>
+          <w:rStyle w:val="Refdenotaalfinal"/>
         </w:rPr>
         <w:endnoteReference w:id="2"/>
       </w:r>
@@ -955,7 +959,7 @@
       </w:r>
       <w:r>
         <w:rPr>
-          <w:rStyle w:val="EndnoteReference"/>
+          <w:rStyle w:val="Refdenotaalfinal"/>
         </w:rPr>
         <w:endnoteReference w:id="3"/>
       </w:r>
@@ -981,13 +985,31 @@
         <w:t xml:space="preserve">places Italy </w:t>
       </w:r>
       <w:r>
-        <w:t>above the average of the EU Member States</w:t>
-      </w:r>
-      <w:r>
+        <w:t xml:space="preserve">above the average of the EU Member </w:t>
+      </w:r>
+      <w:r>
+        <w:rPr>
+          <w:highlight w:val="yellow"/>
+          <w:shd w:val="clear" w:color="auto" w:fill="FFFFFF" w:themeFill="background1"/>
+        </w:rPr>
+        <w:t>States</w:t>
+      </w:r>
+      <w:r>
+        <w:rPr>
+          <w:highlight w:val="yellow"/>
+          <w:shd w:val="clear" w:color="auto" w:fill="FFFFFF" w:themeFill="background1"/>
+        </w:rPr>
         <w:t xml:space="preserve"> (49%)</w:t>
       </w:r>
       <w:r>
-        <w:t xml:space="preserve">, </w:t>
+        <w:rPr>
+          <w:highlight w:val="yellow"/>
+          <w:shd w:val="clear" w:color="auto" w:fill="FFFFFF" w:themeFill="background1"/>
+        </w:rPr>
+        <w:t>,</w:t>
+      </w:r>
+      <w:r>
+        <w:t xml:space="preserve"> </w:t>
       </w:r>
       <w:r>
         <w:t>suggest</w:t>
@@ -1024,6 +1046,7 @@
           <w:id w:val="1707222298"/>
           <w:citation/>
         </w:sdtPr>
+        <w:sdtEndPr/>
         <w:sdtContent>
           <w:r>
             <w:fldChar w:fldCharType="begin"/>
@@ -1084,7 +1107,13 @@
         <w:t xml:space="preserve">, consumer </w:t>
       </w:r>
       <w:r>
-        <w:t>protection (27%)</w:t>
+        <w:t>protection (2</w:t>
+      </w:r>
+      <w:r>
+        <w:t>6</w:t>
+      </w:r>
+      <w:r>
+        <w:t>%)</w:t>
       </w:r>
       <w:r>
         <w:t xml:space="preserve">, </w:t>
@@ -1102,7 +1131,7 @@
         <w:t xml:space="preserve"> (2</w:t>
       </w:r>
       <w:r>
-        <w:t>2</w:t>
+        <w:t>1</w:t>
       </w:r>
       <w:r>
         <w:t>%)</w:t>
@@ -1202,6 +1231,7 @@
           <w:id w:val="-1280337764"/>
           <w:citation/>
         </w:sdtPr>
+        <w:sdtEndPr/>
         <w:sdtContent>
           <w:r>
             <w:fldChar w:fldCharType="begin"/>
@@ -1265,7 +1295,7 @@
     </w:p>
     <w:p>
       <w:pPr>
-        <w:pStyle w:val="Caption"/>
+        <w:pStyle w:val="Descripcin"/>
       </w:pPr>
       <w:bookmarkStart w:id="4" w:name="_Ref219132938"/>
       <w:bookmarkStart w:id="5" w:name="_Toc227664026"/>
@@ -1371,23 +1401,32 @@
       </w:pPr>
       <w:r>
         <w:rPr>
+          <w:i/>
           <w:noProof/>
         </w:rPr>
         <w:drawing>
-          <wp:inline distT="0" distB="0" distL="0" distR="0" wp14:anchorId="19D083BC" wp14:editId="6846B64C">
-            <wp:extent cx="4937465" cy="2324100"/>
-            <wp:effectExtent l="0" t="0" r="0" b="0"/>
-            <wp:docPr id="1423726153" name="Picture 10"/>
-            <wp:cNvGraphicFramePr/>
+          <wp:inline distT="0" distB="0" distL="0" distR="0" wp14:anchorId="6545C7EF" wp14:editId="5CC6CFF2">
+            <wp:extent cx="4123592" cy="2109987"/>
+            <wp:effectExtent l="0" t="0" r="4445" b="0"/>
+            <wp:docPr id="1956380055" name="Picture 11"/>
+            <wp:cNvGraphicFramePr>
+              <a:graphicFrameLocks xmlns:a="http://schemas.openxmlformats.org/drawingml/2006/main" noChangeAspect="1"/>
+            </wp:cNvGraphicFramePr>
             <a:graphic xmlns:a="http://schemas.openxmlformats.org/drawingml/2006/main">
               <a:graphicData uri="http://schemas.openxmlformats.org/drawingml/2006/picture">
                 <pic:pic xmlns:pic="http://schemas.openxmlformats.org/drawingml/2006/picture">
                   <pic:nvPicPr>
-                    <pic:cNvPr id="1423726153" name="Picture 10"/>
+                    <pic:cNvPr id="1956380055" name="Picture 1956380055"/>
                     <pic:cNvPicPr/>
                   </pic:nvPicPr>
                   <pic:blipFill>
-                    <a:blip r:embed="rId12"/>
+                    <a:blip r:embed="rId12" cstate="print">
+                      <a:extLst>
+                        <a:ext uri="{28A0092B-C50C-407E-A947-70E740481C1C}">
+                          <a14:useLocalDpi xmlns:a14="http://schemas.microsoft.com/office/drawing/2010/main" val="0"/>
+                        </a:ext>
+                      </a:extLst>
+                    </a:blip>
                     <a:stretch>
                       <a:fillRect/>
                     </a:stretch>
@@ -1395,7 +1434,7 @@
                   <pic:spPr>
                     <a:xfrm>
                       <a:off x="0" y="0"/>
-                      <a:ext cx="4937465" cy="2324100"/>
+                      <a:ext cx="4244717" cy="2171965"/>
                     </a:xfrm>
                     <a:prstGeom prst="rect">
                       <a:avLst/>
@@ -1440,6 +1479,7 @@
           <w:id w:val="-718510299"/>
           <w:citation/>
         </w:sdtPr>
+        <w:sdtEndPr/>
         <w:sdtContent>
           <w:r>
             <w:fldChar w:fldCharType="begin"/>
@@ -1529,7 +1569,25 @@
         <w:t xml:space="preserve"> </w:t>
       </w:r>
       <w:r>
-        <w:t>compared to 56%</w:t>
+        <w:t xml:space="preserve">compared to </w:t>
+      </w:r>
+      <w:r>
+        <w:rPr>
+          <w:highlight w:val="green"/>
+        </w:rPr>
+        <w:t>5</w:t>
+      </w:r>
+      <w:r>
+        <w:rPr>
+          <w:highlight w:val="green"/>
+        </w:rPr>
+        <w:t>6</w:t>
+      </w:r>
+      <w:r>
+        <w:rPr>
+          <w:highlight w:val="green"/>
+        </w:rPr>
+        <w:t>%</w:t>
       </w:r>
       <w:r>
         <w:t>)</w:t>
@@ -1550,13 +1608,22 @@
         <w:t xml:space="preserve"> </w:t>
       </w:r>
       <w:r>
-        <w:t>34 (6</w:t>
-      </w:r>
-      <w:r>
-        <w:t>7</w:t>
-      </w:r>
-      <w:r>
-        <w:t xml:space="preserve">%) than in other age groups, as well as among individuals </w:t>
+        <w:t>34 (</w:t>
+      </w:r>
+      <w:r>
+        <w:rPr>
+          <w:highlight w:val="green"/>
+        </w:rPr>
+        <w:t>65</w:t>
+      </w:r>
+      <w:r>
+        <w:rPr>
+          <w:highlight w:val="green"/>
+        </w:rPr>
+        <w:t>%</w:t>
+      </w:r>
+      <w:r>
+        <w:t xml:space="preserve">) than in other age groups, as well as among individuals </w:t>
       </w:r>
       <w:r>
         <w:t>in</w:t>
@@ -1577,10 +1644,46 @@
         <w:t>strain</w:t>
       </w:r>
       <w:r>
-        <w:t>ed situations</w:t>
-      </w:r>
-      <w:r>
-        <w:t xml:space="preserve"> (72%) compared with those in more secure situations (53%)</w:t>
+        <w:t xml:space="preserve">ed </w:t>
+      </w:r>
+      <w:r>
+        <w:rPr>
+          <w:highlight w:val="yellow"/>
+        </w:rPr>
+        <w:t>situations</w:t>
+      </w:r>
+      <w:r>
+        <w:rPr>
+          <w:highlight w:val="yellow"/>
+        </w:rPr>
+        <w:t xml:space="preserve"> (</w:t>
+      </w:r>
+      <w:r>
+        <w:rPr>
+          <w:highlight w:val="green"/>
+        </w:rPr>
+        <w:t>70</w:t>
+      </w:r>
+      <w:r>
+        <w:rPr>
+          <w:highlight w:val="green"/>
+        </w:rPr>
+        <w:t>%</w:t>
+      </w:r>
+      <w:r>
+        <w:rPr>
+          <w:highlight w:val="yellow"/>
+        </w:rPr>
+        <w:t>)</w:t>
+      </w:r>
+      <w:r>
+        <w:t xml:space="preserve"> compared with those in more secure situations (</w:t>
+      </w:r>
+      <w:r>
+        <w:rPr>
+          <w:highlight w:val="yellow"/>
+        </w:rPr>
+        <w:t>53%)</w:t>
       </w:r>
       <w:r>
         <w:t xml:space="preserve"> </w:t>
@@ -1590,6 +1693,7 @@
           <w:id w:val="-1174879296"/>
           <w:citation/>
         </w:sdtPr>
+        <w:sdtEndPr/>
         <w:sdtContent>
           <w:r>
             <w:fldChar w:fldCharType="begin"/>
@@ -1671,7 +1775,7 @@
     </w:p>
     <w:p>
       <w:pPr>
-        <w:pStyle w:val="Caption"/>
+        <w:pStyle w:val="Descripcin"/>
       </w:pPr>
       <w:bookmarkStart w:id="6" w:name="_Ref219381839"/>
       <w:bookmarkStart w:id="7" w:name="_Toc227664027"/>
@@ -1765,13 +1869,14 @@
       </w:pPr>
       <w:r>
         <w:rPr>
+          <w:i/>
           <w:noProof/>
         </w:rPr>
         <w:drawing>
-          <wp:inline distT="0" distB="0" distL="0" distR="0" wp14:anchorId="49693376" wp14:editId="43A1A7AB">
-            <wp:extent cx="3970800" cy="3419300"/>
+          <wp:inline distT="0" distB="0" distL="0" distR="0" wp14:anchorId="59F374D1" wp14:editId="0B8494A2">
+            <wp:extent cx="4104166" cy="2861945"/>
             <wp:effectExtent l="0" t="0" r="0" b="0"/>
-            <wp:docPr id="18" name="Picture 10"/>
+            <wp:docPr id="1074974042" name="Picture 4"/>
             <wp:cNvGraphicFramePr>
               <a:graphicFrameLocks xmlns:a="http://schemas.openxmlformats.org/drawingml/2006/main" noChangeAspect="1"/>
             </wp:cNvGraphicFramePr>
@@ -1779,11 +1884,17 @@
               <a:graphicData uri="http://schemas.openxmlformats.org/drawingml/2006/picture">
                 <pic:pic xmlns:pic="http://schemas.openxmlformats.org/drawingml/2006/picture">
                   <pic:nvPicPr>
-                    <pic:cNvPr id="18" name="Picture 10"/>
+                    <pic:cNvPr id="1074974042" name="Picture 1074974042"/>
                     <pic:cNvPicPr/>
                   </pic:nvPicPr>
                   <pic:blipFill>
-                    <a:blip r:embed="rId13"/>
+                    <a:blip r:embed="rId13" cstate="print">
+                      <a:extLst>
+                        <a:ext uri="{28A0092B-C50C-407E-A947-70E740481C1C}">
+                          <a14:useLocalDpi xmlns:a14="http://schemas.microsoft.com/office/drawing/2010/main" val="0"/>
+                        </a:ext>
+                      </a:extLst>
+                    </a:blip>
                     <a:stretch>
                       <a:fillRect/>
                     </a:stretch>
@@ -1791,7 +1902,7 @@
                   <pic:spPr>
                     <a:xfrm>
                       <a:off x="0" y="0"/>
-                      <a:ext cx="3970800" cy="3419300"/>
+                      <a:ext cx="4145263" cy="2890603"/>
                     </a:xfrm>
                     <a:prstGeom prst="rect">
                       <a:avLst/>
@@ -1833,6 +1944,7 @@
           <w:id w:val="-93945785"/>
           <w:citation/>
         </w:sdtPr>
+        <w:sdtEndPr/>
         <w:sdtContent>
           <w:r>
             <w:fldChar w:fldCharType="begin"/>
@@ -1861,7 +1973,7 @@
     </w:p>
     <w:p>
       <w:pPr>
-        <w:pStyle w:val="Heading4"/>
+        <w:pStyle w:val="Ttulo4"/>
       </w:pPr>
       <w:r>
         <w:t xml:space="preserve">Co-occurrence of </w:t>
@@ -1881,10 +1993,16 @@
         <w:t xml:space="preserve">eople who encounter </w:t>
       </w:r>
       <w:r>
-        <w:t>non-trivial justice problems</w:t>
-      </w:r>
-      <w:r>
-        <w:t>often face</w:t>
+        <w:t xml:space="preserve">non-trivial justice </w:t>
+      </w:r>
+      <w:r>
+        <w:t>problems</w:t>
+      </w:r>
+      <w:r>
+        <w:t xml:space="preserve"> often</w:t>
+      </w:r>
+      <w:r>
+        <w:t xml:space="preserve"> face</w:t>
       </w:r>
       <w:r>
         <w:t xml:space="preserve"> </w:t>
@@ -2032,6 +2150,7 @@
           <w:id w:val="-1676645400"/>
           <w:citation/>
         </w:sdtPr>
+        <w:sdtEndPr/>
         <w:sdtContent>
           <w:r>
             <w:fldChar w:fldCharType="begin"/>
@@ -2059,7 +2178,7 @@
     </w:p>
     <w:p>
       <w:pPr>
-        <w:pStyle w:val="Caption"/>
+        <w:pStyle w:val="Descripcin"/>
       </w:pPr>
       <w:bookmarkStart w:id="8" w:name="_Ref219381860"/>
       <w:bookmarkStart w:id="9" w:name="_Toc227664028"/>
@@ -2223,6 +2342,7 @@
           <w:id w:val="1942572084"/>
           <w:citation/>
         </w:sdtPr>
+        <w:sdtEndPr/>
         <w:sdtContent>
           <w:r>
             <w:fldChar w:fldCharType="begin"/>
@@ -2251,7 +2371,7 @@
     </w:p>
     <w:p>
       <w:pPr>
-        <w:pStyle w:val="Heading3"/>
+        <w:pStyle w:val="Ttulo3"/>
       </w:pPr>
       <w:r>
         <w:t>Steps in people’s justice pathways</w:t>
@@ -2294,7 +2414,7 @@
     </w:p>
     <w:p>
       <w:pPr>
-        <w:pStyle w:val="Heading4"/>
+        <w:pStyle w:val="Ttulo4"/>
       </w:pPr>
       <w:r>
         <w:t>Access to information and advice</w:t>
@@ -2341,6 +2461,9 @@
         <w:t>8</w:t>
       </w:r>
       <w:r>
+        <w:rPr>
+          <w:highlight w:val="yellow"/>
+        </w:rPr>
         <w:t>%</w:t>
       </w:r>
       <w:r>
@@ -2350,9 +2473,18 @@
         <w:t xml:space="preserve"> EU</w:t>
       </w:r>
       <w:r>
-        <w:t xml:space="preserve"> average </w:t>
-      </w:r>
-      <w:r>
+        <w:t xml:space="preserve"> </w:t>
+      </w:r>
+      <w:r>
+        <w:rPr>
+          <w:shd w:val="clear" w:color="auto" w:fill="FFFF00"/>
+        </w:rPr>
+        <w:t xml:space="preserve">average </w:t>
+      </w:r>
+      <w:r>
+        <w:rPr>
+          <w:shd w:val="clear" w:color="auto" w:fill="FFFF00"/>
+        </w:rPr>
         <w:t>(61%)</w:t>
       </w:r>
       <w:r>
@@ -2363,6 +2495,7 @@
           <w:id w:val="580416180"/>
           <w:citation/>
         </w:sdtPr>
+        <w:sdtEndPr/>
         <w:sdtContent>
           <w:r>
             <w:fldChar w:fldCharType="begin"/>
@@ -2583,7 +2716,13 @@
         <w:t>a</w:t>
       </w:r>
       <w:r>
-        <w:t>re able to obtain help more often than those facing five or more problems (63% compared to 52%)</w:t>
+        <w:t>re able to obtain help more often than those facing five or more problems (63% compared to 5</w:t>
+      </w:r>
+      <w:r>
+        <w:t>3</w:t>
+      </w:r>
+      <w:r>
+        <w:t>%)</w:t>
       </w:r>
       <w:r>
         <w:t xml:space="preserve"> </w:t>
@@ -2593,6 +2732,7 @@
           <w:id w:val="-2003416637"/>
           <w:citation/>
         </w:sdtPr>
+        <w:sdtEndPr/>
         <w:sdtContent>
           <w:r>
             <w:fldChar w:fldCharType="begin"/>
@@ -2656,19 +2796,40 @@
         <w:t>are</w:t>
       </w:r>
       <w:r>
-        <w:t xml:space="preserve"> able to find guidance, only </w:t>
-      </w:r>
-      <w:r>
+        <w:t xml:space="preserve"> able to find guidance, </w:t>
+      </w:r>
+      <w:r>
+        <w:rPr>
+          <w:highlight w:val="yellow"/>
+        </w:rPr>
+        <w:t xml:space="preserve">only </w:t>
+      </w:r>
+      <w:r>
+        <w:rPr>
+          <w:highlight w:val="yellow"/>
+        </w:rPr>
         <w:t>3</w:t>
       </w:r>
       <w:r>
+        <w:rPr>
+          <w:highlight w:val="yellow"/>
+        </w:rPr>
         <w:t>4</w:t>
       </w:r>
       <w:r>
+        <w:rPr>
+          <w:highlight w:val="yellow"/>
+        </w:rPr>
         <w:t>%</w:t>
       </w:r>
       <w:r>
-        <w:t xml:space="preserve"> in the broader population believes that someone in Italy would know where to turn for information and advice if confronted with a legal difficulty</w:t>
+        <w:rPr>
+          <w:highlight w:val="yellow"/>
+        </w:rPr>
+        <w:t xml:space="preserve"> in</w:t>
+      </w:r>
+      <w:r>
+        <w:t xml:space="preserve"> the broader population believes that someone in Italy would know where to turn for information and advice if confronted with a legal difficulty</w:t>
       </w:r>
       <w:r>
         <w:t xml:space="preserve"> </w:t>
@@ -2678,6 +2839,7 @@
           <w:id w:val="-1107038869"/>
           <w:citation/>
         </w:sdtPr>
+        <w:sdtEndPr/>
         <w:sdtContent>
           <w:r>
             <w:fldChar w:fldCharType="begin"/>
@@ -2724,7 +2886,7 @@
     </w:p>
     <w:p>
       <w:pPr>
-        <w:pStyle w:val="Caption"/>
+        <w:pStyle w:val="Descripcin"/>
       </w:pPr>
       <w:bookmarkStart w:id="10" w:name="_Ref219381930"/>
       <w:bookmarkStart w:id="11" w:name="_Toc227664029"/>
@@ -2812,23 +2974,32 @@
       </w:pPr>
       <w:r>
         <w:rPr>
+          <w:i/>
           <w:noProof/>
         </w:rPr>
         <w:drawing>
-          <wp:inline distT="0" distB="0" distL="0" distR="0" wp14:anchorId="12E01F50" wp14:editId="6D4F76BA">
-            <wp:extent cx="3456000" cy="5292000"/>
-            <wp:effectExtent l="0" t="0" r="0" b="0"/>
-            <wp:docPr id="1679111977" name="Picture 10"/>
-            <wp:cNvGraphicFramePr/>
+          <wp:inline distT="0" distB="0" distL="0" distR="0" wp14:anchorId="53DF2A19" wp14:editId="25A77ABC">
+            <wp:extent cx="2928083" cy="5377070"/>
+            <wp:effectExtent l="0" t="0" r="5715" b="0"/>
+            <wp:docPr id="1266344637" name="Picture 5"/>
+            <wp:cNvGraphicFramePr>
+              <a:graphicFrameLocks xmlns:a="http://schemas.openxmlformats.org/drawingml/2006/main" noChangeAspect="1"/>
+            </wp:cNvGraphicFramePr>
             <a:graphic xmlns:a="http://schemas.openxmlformats.org/drawingml/2006/main">
               <a:graphicData uri="http://schemas.openxmlformats.org/drawingml/2006/picture">
                 <pic:pic xmlns:pic="http://schemas.openxmlformats.org/drawingml/2006/picture">
                   <pic:nvPicPr>
-                    <pic:cNvPr id="1679111977" name="Picture 10"/>
+                    <pic:cNvPr id="1266344637" name="Picture 1266344637"/>
                     <pic:cNvPicPr/>
                   </pic:nvPicPr>
                   <pic:blipFill>
-                    <a:blip r:embed="rId15"/>
+                    <a:blip r:embed="rId15" cstate="print">
+                      <a:extLst>
+                        <a:ext uri="{28A0092B-C50C-407E-A947-70E740481C1C}">
+                          <a14:useLocalDpi xmlns:a14="http://schemas.microsoft.com/office/drawing/2010/main" val="0"/>
+                        </a:ext>
+                      </a:extLst>
+                    </a:blip>
                     <a:stretch>
                       <a:fillRect/>
                     </a:stretch>
@@ -2836,7 +3007,7 @@
                   <pic:spPr>
                     <a:xfrm>
                       <a:off x="0" y="0"/>
-                      <a:ext cx="3456000" cy="5292000"/>
+                      <a:ext cx="2944777" cy="5407726"/>
                     </a:xfrm>
                     <a:prstGeom prst="rect">
                       <a:avLst/>
@@ -2881,6 +3052,7 @@
           <w:id w:val="-1193141149"/>
           <w:citation/>
         </w:sdtPr>
+        <w:sdtEndPr/>
         <w:sdtContent>
           <w:r>
             <w:fldChar w:fldCharType="begin"/>
@@ -2909,7 +3081,7 @@
     </w:p>
     <w:p>
       <w:pPr>
-        <w:pStyle w:val="Heading4"/>
+        <w:pStyle w:val="Ttulo4"/>
       </w:pPr>
       <w:r>
         <w:lastRenderedPageBreak/>
@@ -2942,7 +3114,10 @@
         <w:t xml:space="preserve">, only </w:t>
       </w:r>
       <w:r>
-        <w:t>around 40</w:t>
+        <w:t xml:space="preserve">around </w:t>
+      </w:r>
+      <w:r>
+        <w:t>39</w:t>
       </w:r>
       <w:r>
         <w:t>% attempt to seek advice or representation, while the remaining majority d</w:t>
@@ -3161,7 +3336,10 @@
         <w:t>EU</w:t>
       </w:r>
       <w:r>
-        <w:t xml:space="preserve"> average </w:t>
+        <w:t xml:space="preserve"> </w:t>
+      </w:r>
+      <w:r>
+        <w:t xml:space="preserve">average </w:t>
       </w:r>
       <w:r>
         <w:t>(</w:t>
@@ -3177,6 +3355,7 @@
           <w:id w:val="-1298831305"/>
           <w:citation/>
         </w:sdtPr>
+        <w:sdtEndPr/>
         <w:sdtContent>
           <w:r>
             <w:fldChar w:fldCharType="begin"/>
@@ -3191,13 +3370,7 @@
             <w:rPr>
               <w:noProof/>
             </w:rPr>
-            <w:t xml:space="preserve"> </w:t>
-          </w:r>
-          <w:r>
-            <w:rPr>
-              <w:noProof/>
-            </w:rPr>
-            <w:t>(WJP, 2024)</w:t>
+            <w:t xml:space="preserve"> (WJP, 2024)</w:t>
           </w:r>
           <w:r>
             <w:fldChar w:fldCharType="end"/>
@@ -3279,7 +3452,34 @@
         <w:t xml:space="preserve"> (</w:t>
       </w:r>
       <w:r>
-        <w:t>57% compared to 5</w:t>
+        <w:t>4</w:t>
+      </w:r>
+      <w:r>
+        <w:t xml:space="preserve">7% compared to </w:t>
+      </w:r>
+      <w:r>
+        <w:t>40</w:t>
+      </w:r>
+      <w:r>
+        <w:t>%</w:t>
+      </w:r>
+      <w:r>
+        <w:t>)</w:t>
+      </w:r>
+      <w:r>
+        <w:t>, and those without financial constraints are better than those facing economic hardship</w:t>
+      </w:r>
+      <w:r>
+        <w:t xml:space="preserve"> (</w:t>
+      </w:r>
+      <w:r>
+        <w:t>4</w:t>
+      </w:r>
+      <w:r>
+        <w:t xml:space="preserve">4% compared to </w:t>
+      </w:r>
+      <w:r>
+        <w:t>4</w:t>
       </w:r>
       <w:r>
         <w:t>0</w:t>
@@ -3291,84 +3491,81 @@
         <w:t>)</w:t>
       </w:r>
       <w:r>
-        <w:t>, and those without financial constraints are better than those facing economic hardship</w:t>
+        <w:t xml:space="preserve">. </w:t>
+      </w:r>
+      <w:r>
+        <w:t>Additionally, t</w:t>
+      </w:r>
+      <w:r>
+        <w:t xml:space="preserve">he nature of the justice problem also matters. Individuals dealing with </w:t>
+      </w:r>
+      <w:r>
+        <w:t>issues related to land tenure</w:t>
+      </w:r>
+      <w:r>
+        <w:t xml:space="preserve"> report higher access to suitable assistance</w:t>
+      </w:r>
+      <w:r>
+        <w:t xml:space="preserve"> and representation (6</w:t>
+      </w:r>
+      <w:r>
+        <w:t>5</w:t>
+      </w:r>
+      <w:r>
+        <w:t>%)</w:t>
+      </w:r>
+      <w:r>
+        <w:t>, while people confronting consumer protection</w:t>
       </w:r>
       <w:r>
         <w:t xml:space="preserve"> (</w:t>
       </w:r>
       <w:r>
-        <w:t xml:space="preserve">54% compared to </w:t>
-      </w:r>
-      <w:r>
-        <w:t>50</w:t>
-      </w:r>
-      <w:r>
+        <w:rPr>
+          <w:highlight w:val="green"/>
+        </w:rPr>
+        <w:t>3</w:t>
+      </w:r>
+      <w:r>
+        <w:rPr>
+          <w:highlight w:val="green"/>
+        </w:rPr>
+        <w:t>6</w:t>
+      </w:r>
+      <w:r>
+        <w:rPr>
+          <w:highlight w:val="green"/>
+        </w:rPr>
         <w:t>%</w:t>
       </w:r>
       <w:r>
         <w:t>)</w:t>
       </w:r>
       <w:r>
-        <w:t xml:space="preserve">. </w:t>
-      </w:r>
-      <w:r>
-        <w:t>Additionally, t</w:t>
-      </w:r>
-      <w:r>
-        <w:t xml:space="preserve">he nature of the justice problem also matters. Individuals dealing with </w:t>
-      </w:r>
-      <w:r>
-        <w:t>issues related to land tenure</w:t>
-      </w:r>
-      <w:r>
-        <w:t xml:space="preserve"> report higher access to suitable assistance</w:t>
-      </w:r>
-      <w:r>
-        <w:t xml:space="preserve"> and representation (6</w:t>
-      </w:r>
-      <w:r>
-        <w:t>6</w:t>
+        <w:t xml:space="preserve">, </w:t>
+      </w:r>
+      <w:r>
+        <w:t>public service (</w:t>
+      </w:r>
+      <w:r>
+        <w:t>34</w:t>
+      </w:r>
+      <w:r>
+        <w:t xml:space="preserve">%), </w:t>
+      </w:r>
+      <w:r>
+        <w:t>or employment problems</w:t>
+      </w:r>
+      <w:r>
+        <w:t xml:space="preserve"> (5</w:t>
+      </w:r>
+      <w:r>
+        <w:t>3</w:t>
       </w:r>
       <w:r>
         <w:t>%)</w:t>
       </w:r>
       <w:r>
-        <w:t>, while people confronting public service</w:t>
-      </w:r>
-      <w:r>
-        <w:t xml:space="preserve"> (</w:t>
-      </w:r>
-      <w:r>
-        <w:t>47%</w:t>
-      </w:r>
-      <w:r>
-        <w:t>)</w:t>
-      </w:r>
-      <w:r>
-        <w:t>, consumer protection</w:t>
-      </w:r>
-      <w:r>
-        <w:t xml:space="preserve"> (5</w:t>
-      </w:r>
-      <w:r>
-        <w:t>2</w:t>
-      </w:r>
-      <w:r>
-        <w:t>%)</w:t>
-      </w:r>
-      <w:r>
-        <w:t>, or employment problems</w:t>
-      </w:r>
-      <w:r>
-        <w:t xml:space="preserve"> (5</w:t>
-      </w:r>
-      <w:r>
-        <w:t>5</w:t>
-      </w:r>
-      <w:r>
-        <w:t>%)</w:t>
-      </w:r>
-      <w:r>
         <w:t xml:space="preserve"> experience lower </w:t>
       </w:r>
       <w:r>
@@ -3388,7 +3585,7 @@
       </w:r>
       <w:r>
         <w:rPr>
-          <w:rStyle w:val="EndnoteReference"/>
+          <w:rStyle w:val="Refdenotaalfinal"/>
         </w:rPr>
         <w:endnoteReference w:id="4"/>
       </w:r>
@@ -3415,6 +3612,7 @@
           <w:id w:val="-394436535"/>
           <w:citation/>
         </w:sdtPr>
+        <w:sdtEndPr/>
         <w:sdtContent>
           <w:r>
             <w:fldChar w:fldCharType="begin"/>
@@ -3460,10 +3658,19 @@
         <w:t>manage</w:t>
       </w:r>
       <w:r>
-        <w:t xml:space="preserve"> to reach appropriate support turn to lawyers or professional advisers</w:t>
-      </w:r>
-      <w:r>
-        <w:t xml:space="preserve"> (70%)</w:t>
+        <w:t xml:space="preserve"> to reach appropriate support turn to lawyers or profession</w:t>
+      </w:r>
+      <w:r>
+        <w:t>al advisers</w:t>
+      </w:r>
+      <w:r>
+        <w:t xml:space="preserve"> (7</w:t>
+      </w:r>
+      <w:r>
+        <w:t>2</w:t>
+      </w:r>
+      <w:r>
+        <w:t>%)</w:t>
       </w:r>
       <w:r>
         <w:t>. Others s</w:t>
@@ -3478,10 +3685,36 @@
         <w:t>background</w:t>
       </w:r>
       <w:r>
-        <w:t xml:space="preserve"> (17%), </w:t>
-      </w:r>
-      <w:r>
-        <w:t>defined as individuals who have attended</w:t>
+        <w:t xml:space="preserve"> (</w:t>
+      </w:r>
+      <w:r>
+        <w:rPr>
+          <w:highlight w:val="green"/>
+        </w:rPr>
+        <w:t>1</w:t>
+      </w:r>
+      <w:r>
+        <w:rPr>
+          <w:highlight w:val="green"/>
+          <w:shd w:val="clear" w:color="auto" w:fill="FFFF00"/>
+        </w:rPr>
+        <w:t>8</w:t>
+      </w:r>
+      <w:r>
+        <w:rPr>
+          <w:highlight w:val="green"/>
+          <w:shd w:val="clear" w:color="auto" w:fill="FFFF00"/>
+        </w:rPr>
+        <w:t>%),</w:t>
+      </w:r>
+      <w:r>
+        <w:t xml:space="preserve"> </w:t>
+      </w:r>
+      <w:r>
+        <w:t>defined</w:t>
+      </w:r>
+      <w:r>
+        <w:t xml:space="preserve"> as individuals who have attended</w:t>
       </w:r>
       <w:r>
         <w:t xml:space="preserve"> law school or work </w:t>
@@ -3496,7 +3729,10 @@
         <w:t xml:space="preserve">. </w:t>
       </w:r>
       <w:r>
-        <w:t>Fewer than half of</w:t>
+        <w:t>More</w:t>
+      </w:r>
+      <w:r>
+        <w:t xml:space="preserve"> than half of</w:t>
       </w:r>
       <w:r>
         <w:t xml:space="preserve"> </w:t>
@@ -3508,19 +3744,57 @@
         <w:t xml:space="preserve"> </w:t>
       </w:r>
       <w:r>
-        <w:t>seeking assistance (4</w:t>
-      </w:r>
-      <w:r>
-        <w:t>8</w:t>
-      </w:r>
-      <w:r>
-        <w:t>%) rel</w:t>
+        <w:t>seeking assistance (</w:t>
+      </w:r>
+      <w:r>
+        <w:rPr>
+          <w:highlight w:val="green"/>
+        </w:rPr>
+        <w:t>64</w:t>
+      </w:r>
+      <w:r>
+        <w:rPr>
+          <w:highlight w:val="green"/>
+          <w:shd w:val="clear" w:color="auto" w:fill="FFFF00"/>
+        </w:rPr>
+        <w:t>%)</w:t>
+      </w:r>
+      <w:r>
+        <w:t xml:space="preserve"> rel</w:t>
       </w:r>
       <w:r>
         <w:t>y</w:t>
       </w:r>
       <w:r>
-        <w:t xml:space="preserve"> on a single advisor, while 27% </w:t>
+        <w:t xml:space="preserve"> on a single advisor, </w:t>
+      </w:r>
+      <w:r>
+        <w:rPr>
+          <w:shd w:val="clear" w:color="auto" w:fill="FFFF00"/>
+        </w:rPr>
+        <w:t xml:space="preserve">while </w:t>
+      </w:r>
+      <w:r>
+        <w:rPr>
+          <w:highlight w:val="green"/>
+          <w:shd w:val="clear" w:color="auto" w:fill="FFFF00"/>
+        </w:rPr>
+        <w:t>3</w:t>
+      </w:r>
+      <w:r>
+        <w:rPr>
+          <w:shd w:val="clear" w:color="auto" w:fill="FFFF00"/>
+        </w:rPr>
+        <w:t>4</w:t>
+      </w:r>
+      <w:r>
+        <w:rPr>
+          <w:shd w:val="clear" w:color="auto" w:fill="FFFF00"/>
+        </w:rPr>
+        <w:t>%</w:t>
+      </w:r>
+      <w:r>
+        <w:t xml:space="preserve"> </w:t>
       </w:r>
       <w:r>
         <w:t xml:space="preserve">consult </w:t>
@@ -3539,6 +3813,7 @@
           <w:id w:val="-488021524"/>
           <w:citation/>
         </w:sdtPr>
+        <w:sdtEndPr/>
         <w:sdtContent>
           <w:r>
             <w:fldChar w:fldCharType="begin"/>
@@ -3717,6 +3992,7 @@
           <w:id w:val="1937088468"/>
           <w:citation/>
         </w:sdtPr>
+        <w:sdtEndPr/>
         <w:sdtContent>
           <w:r>
             <w:fldChar w:fldCharType="begin"/>
@@ -3786,7 +4062,7 @@
     </w:p>
     <w:p>
       <w:pPr>
-        <w:pStyle w:val="Caption"/>
+        <w:pStyle w:val="Descripcin"/>
       </w:pPr>
       <w:bookmarkStart w:id="12" w:name="_Ref219382152"/>
       <w:bookmarkStart w:id="13" w:name="_Toc227664030"/>
@@ -3899,23 +4175,32 @@
       </w:pPr>
       <w:r>
         <w:rPr>
+          <w:i/>
           <w:noProof/>
         </w:rPr>
         <w:drawing>
-          <wp:inline distT="0" distB="0" distL="0" distR="0" wp14:anchorId="50CCBB1D" wp14:editId="73B86656">
-            <wp:extent cx="3970800" cy="3168000"/>
+          <wp:inline distT="0" distB="0" distL="0" distR="0" wp14:anchorId="2D9A71D6" wp14:editId="445CFF1F">
+            <wp:extent cx="4234069" cy="2888438"/>
             <wp:effectExtent l="0" t="0" r="0" b="0"/>
-            <wp:docPr id="268528695" name="Picture 10"/>
-            <wp:cNvGraphicFramePr/>
+            <wp:docPr id="1810547956" name="Picture 7"/>
+            <wp:cNvGraphicFramePr>
+              <a:graphicFrameLocks xmlns:a="http://schemas.openxmlformats.org/drawingml/2006/main" noChangeAspect="1"/>
+            </wp:cNvGraphicFramePr>
             <a:graphic xmlns:a="http://schemas.openxmlformats.org/drawingml/2006/main">
               <a:graphicData uri="http://schemas.openxmlformats.org/drawingml/2006/picture">
                 <pic:pic xmlns:pic="http://schemas.openxmlformats.org/drawingml/2006/picture">
                   <pic:nvPicPr>
-                    <pic:cNvPr id="268528695" name="Picture 10"/>
+                    <pic:cNvPr id="1810547956" name="Picture 1810547956"/>
                     <pic:cNvPicPr/>
                   </pic:nvPicPr>
                   <pic:blipFill>
-                    <a:blip r:embed="rId16"/>
+                    <a:blip r:embed="rId16" cstate="print">
+                      <a:extLst>
+                        <a:ext uri="{28A0092B-C50C-407E-A947-70E740481C1C}">
+                          <a14:useLocalDpi xmlns:a14="http://schemas.microsoft.com/office/drawing/2010/main" val="0"/>
+                        </a:ext>
+                      </a:extLst>
+                    </a:blip>
                     <a:stretch>
                       <a:fillRect/>
                     </a:stretch>
@@ -3923,7 +4208,7 @@
                   <pic:spPr>
                     <a:xfrm>
                       <a:off x="0" y="0"/>
-                      <a:ext cx="3970800" cy="3168000"/>
+                      <a:ext cx="4255196" cy="2902850"/>
                     </a:xfrm>
                     <a:prstGeom prst="rect">
                       <a:avLst/>
@@ -3965,6 +4250,7 @@
           <w:id w:val="1579945840"/>
           <w:citation/>
         </w:sdtPr>
+        <w:sdtEndPr/>
         <w:sdtContent>
           <w:r>
             <w:fldChar w:fldCharType="begin"/>
@@ -3993,7 +4279,7 @@
     </w:p>
     <w:p>
       <w:pPr>
-        <w:pStyle w:val="Heading4"/>
+        <w:pStyle w:val="Ttulo4"/>
       </w:pPr>
       <w:r>
         <w:t>Access to dispute resolution mechanisms</w:t>
@@ -4067,22 +4353,52 @@
         <w:t xml:space="preserve"> or adjudicate</w:t>
       </w:r>
       <w:r>
-        <w:t xml:space="preserve"> (19%)</w:t>
-      </w:r>
-      <w:r>
-        <w:t xml:space="preserve">. </w:t>
+        <w:t xml:space="preserve"> (</w:t>
+      </w:r>
+      <w:r>
+        <w:rPr>
+          <w:highlight w:val="green"/>
+        </w:rPr>
+        <w:t>20</w:t>
+      </w:r>
+      <w:r>
+        <w:rPr>
+          <w:highlight w:val="green"/>
+        </w:rPr>
+        <w:t>%)</w:t>
+      </w:r>
+      <w:r>
+        <w:rPr>
+          <w:highlight w:val="green"/>
+        </w:rPr>
+        <w:t>.</w:t>
+      </w:r>
+      <w:r>
+        <w:t xml:space="preserve"> </w:t>
       </w:r>
       <w:r>
         <w:t xml:space="preserve">Instead, </w:t>
       </w:r>
       <w:r>
+        <w:rPr>
+          <w:highlight w:val="green"/>
+        </w:rPr>
         <w:t>8</w:t>
       </w:r>
       <w:r>
-        <w:t>1</w:t>
-      </w:r>
-      <w:r>
-        <w:t xml:space="preserve">% </w:t>
+        <w:rPr>
+          <w:highlight w:val="green"/>
+        </w:rPr>
+        <w:t>0</w:t>
+      </w:r>
+      <w:r>
+        <w:rPr>
+          <w:highlight w:val="green"/>
+        </w:rPr>
+        <w:t>%</w:t>
+      </w:r>
+      <w:r>
+        <w:t xml:space="preserve"> </w:t>
       </w:r>
       <w:r>
         <w:t>d</w:t>
@@ -4106,10 +4422,34 @@
         <w:t>to turn to a dispute resolution mechanism</w:t>
       </w:r>
       <w:r>
-        <w:t xml:space="preserve"> (54%)</w:t>
-      </w:r>
-      <w:r>
-        <w:t>, while others need help but c</w:t>
+        <w:t xml:space="preserve"> </w:t>
+      </w:r>
+      <w:r>
+        <w:rPr>
+          <w:highlight w:val="green"/>
+        </w:rPr>
+        <w:t>(5</w:t>
+      </w:r>
+      <w:r>
+        <w:rPr>
+          <w:highlight w:val="green"/>
+        </w:rPr>
+        <w:t>5</w:t>
+      </w:r>
+      <w:r>
+        <w:rPr>
+          <w:highlight w:val="green"/>
+        </w:rPr>
+        <w:t>%)</w:t>
+      </w:r>
+      <w:r>
+        <w:rPr>
+          <w:highlight w:val="green"/>
+        </w:rPr>
+        <w:t>,</w:t>
+      </w:r>
+      <w:r>
+        <w:t xml:space="preserve"> while others need help but c</w:t>
       </w:r>
       <w:r>
         <w:t>an</w:t>
@@ -4133,10 +4473,34 @@
         <w:t>d in the way</w:t>
       </w:r>
       <w:r>
-        <w:t xml:space="preserve"> (33%)</w:t>
-      </w:r>
-      <w:r>
-        <w:t xml:space="preserve">. </w:t>
+        <w:t xml:space="preserve"> </w:t>
+      </w:r>
+      <w:r>
+        <w:rPr>
+          <w:highlight w:val="green"/>
+        </w:rPr>
+        <w:t>(3</w:t>
+      </w:r>
+      <w:r>
+        <w:rPr>
+          <w:highlight w:val="green"/>
+        </w:rPr>
+        <w:t>3</w:t>
+      </w:r>
+      <w:r>
+        <w:rPr>
+          <w:highlight w:val="green"/>
+        </w:rPr>
+        <w:t>%)</w:t>
+      </w:r>
+      <w:r>
+        <w:rPr>
+          <w:highlight w:val="green"/>
+        </w:rPr>
+        <w:t>.</w:t>
+      </w:r>
+      <w:r>
+        <w:t xml:space="preserve"> </w:t>
       </w:r>
       <w:r>
         <w:t>Among</w:t>
@@ -4203,6 +4567,7 @@
           <w:id w:val="124061658"/>
           <w:citation/>
         </w:sdtPr>
+        <w:sdtEndPr/>
         <w:sdtContent>
           <w:r>
             <w:fldChar w:fldCharType="begin"/>
@@ -4260,126 +4625,138 @@
         <w:t>4</w:t>
       </w:r>
       <w:r>
+        <w:t>1</w:t>
+      </w:r>
+      <w:r>
+        <w:t>%</w:t>
+      </w:r>
+      <w:r>
+        <w:t xml:space="preserve"> succeed in accessing </w:t>
+      </w:r>
+      <w:r>
+        <w:t>one</w:t>
+      </w:r>
+      <w:r>
+        <w:t xml:space="preserve">, </w:t>
+      </w:r>
+      <w:r>
+        <w:t>pointing to</w:t>
+      </w:r>
+      <w:r>
+        <w:t xml:space="preserve"> a</w:t>
+      </w:r>
+      <w:r>
+        <w:t xml:space="preserve"> significant</w:t>
+      </w:r>
+      <w:r>
+        <w:t xml:space="preserve"> </w:t>
+      </w:r>
+      <w:r>
+        <w:t xml:space="preserve">shortfall in </w:t>
+      </w:r>
+      <w:r>
+        <w:t xml:space="preserve">access </w:t>
+      </w:r>
+      <w:r>
+        <w:t>to justice</w:t>
+      </w:r>
+      <w:r>
+        <w:t xml:space="preserve"> (see </w:t>
+      </w:r>
+      <w:r>
+        <w:fldChar w:fldCharType="begin"/>
+      </w:r>
+      <w:r>
+        <w:instrText xml:space="preserve"> REF _Ref219382217 \h </w:instrText>
+      </w:r>
+      <w:r>
+        <w:fldChar w:fldCharType="separate"/>
+      </w:r>
+      <w:r>
+        <w:t>Figure </w:t>
+      </w:r>
+      <w:r>
+        <w:rPr>
+          <w:noProof/>
+        </w:rPr>
+        <w:t>1</w:t>
+      </w:r>
+      <w:r>
+        <w:t>.</w:t>
+      </w:r>
+      <w:r>
+        <w:rPr>
+          <w:noProof/>
+        </w:rPr>
+        <w:t>6</w:t>
+      </w:r>
+      <w:r>
+        <w:fldChar w:fldCharType="end"/>
+      </w:r>
+      <w:r>
+        <w:t>)</w:t>
+      </w:r>
+      <w:r>
+        <w:t>.</w:t>
+      </w:r>
+      <w:r>
+        <w:t xml:space="preserve"> </w:t>
+      </w:r>
+      <w:r>
+        <w:t xml:space="preserve">This </w:t>
+      </w:r>
+      <w:r>
+        <w:t xml:space="preserve">percentage is slightly higher than the EU average of </w:t>
+      </w:r>
+      <w:r>
+        <w:t xml:space="preserve">40%, </w:t>
+      </w:r>
+      <w:r>
+        <w:t>suggesting</w:t>
+      </w:r>
+      <w:r>
+        <w:t xml:space="preserve"> that limited access to </w:t>
+      </w:r>
+      <w:r>
+        <w:t>dispute resolution mechanisms is a widespread challenge in the EU.</w:t>
+      </w:r>
+      <w:r>
+        <w:t xml:space="preserve"> Disparities are again apparent. People living in rural areas ha</w:t>
+      </w:r>
+      <w:r>
+        <w:t>ve</w:t>
+      </w:r>
+      <w:r>
+        <w:t xml:space="preserve"> significantly lower access than residents of urban centres</w:t>
+      </w:r>
+      <w:r>
+        <w:t xml:space="preserve"> (3</w:t>
+      </w:r>
+      <w:r>
         <w:t>2</w:t>
       </w:r>
       <w:r>
+        <w:t xml:space="preserve">% </w:t>
+      </w:r>
+      <w:r>
+        <w:t>and</w:t>
+      </w:r>
+      <w:r>
+        <w:t xml:space="preserve"> 4</w:t>
+      </w:r>
+      <w:r>
+        <w:t>1</w:t>
+      </w:r>
+      <w:r>
         <w:t>%</w:t>
       </w:r>
       <w:r>
-        <w:t xml:space="preserve"> succeed in accessing </w:t>
-      </w:r>
-      <w:r>
-        <w:t>one</w:t>
-      </w:r>
-      <w:r>
-        <w:t xml:space="preserve">, </w:t>
-      </w:r>
-      <w:r>
-        <w:t>pointing to</w:t>
-      </w:r>
-      <w:r>
-        <w:t xml:space="preserve"> a</w:t>
-      </w:r>
-      <w:r>
-        <w:t xml:space="preserve"> significant</w:t>
-      </w:r>
-      <w:r>
-        <w:t xml:space="preserve"> </w:t>
-      </w:r>
-      <w:r>
-        <w:t xml:space="preserve">shortfall in </w:t>
-      </w:r>
-      <w:r>
-        <w:t xml:space="preserve">access </w:t>
-      </w:r>
-      <w:r>
-        <w:t>to justice</w:t>
-      </w:r>
-      <w:r>
-        <w:t xml:space="preserve"> (see </w:t>
-      </w:r>
-      <w:r>
-        <w:fldChar w:fldCharType="begin"/>
-      </w:r>
-      <w:r>
-        <w:instrText xml:space="preserve"> REF _Ref219382217 \h </w:instrText>
-      </w:r>
-      <w:r>
-        <w:fldChar w:fldCharType="separate"/>
-      </w:r>
-      <w:r>
-        <w:t>Figure </w:t>
-      </w:r>
-      <w:r>
-        <w:rPr>
-          <w:noProof/>
-        </w:rPr>
-        <w:t>1</w:t>
-      </w:r>
-      <w:r>
-        <w:t>.</w:t>
-      </w:r>
-      <w:r>
-        <w:rPr>
-          <w:noProof/>
-        </w:rPr>
-        <w:t>6</w:t>
-      </w:r>
-      <w:r>
-        <w:fldChar w:fldCharType="end"/>
+        <w:t>, respectively</w:t>
       </w:r>
       <w:r>
         <w:t>)</w:t>
       </w:r>
       <w:r>
-        <w:t>.</w:t>
-      </w:r>
-      <w:r>
-        <w:t xml:space="preserve"> </w:t>
-      </w:r>
-      <w:r>
-        <w:t xml:space="preserve">This </w:t>
-      </w:r>
-      <w:r>
-        <w:t xml:space="preserve">percentage is slightly higher than the EU average of </w:t>
-      </w:r>
-      <w:r>
-        <w:t xml:space="preserve">40%, </w:t>
-      </w:r>
-      <w:r>
-        <w:t>suggesting</w:t>
-      </w:r>
-      <w:r>
-        <w:t xml:space="preserve"> that limited access to </w:t>
-      </w:r>
-      <w:r>
-        <w:t>dispute resolution mechanisms is a widespread challenge in the EU.</w:t>
-      </w:r>
-      <w:r>
-        <w:t xml:space="preserve"> Disparities are again apparent. People living in rural areas ha</w:t>
-      </w:r>
-      <w:r>
-        <w:t>ve</w:t>
-      </w:r>
-      <w:r>
-        <w:t xml:space="preserve"> significantly lower access than residents of urban centres</w:t>
-      </w:r>
-      <w:r>
-        <w:t xml:space="preserve"> (33% </w:t>
-      </w:r>
-      <w:r>
-        <w:t>and</w:t>
-      </w:r>
-      <w:r>
-        <w:t xml:space="preserve"> 42%</w:t>
-      </w:r>
-      <w:r>
-        <w:t>, respectively</w:t>
-      </w:r>
-      <w:r>
-        <w:t>)</w:t>
-      </w:r>
-      <w:r>
         <w:t xml:space="preserve">. </w:t>
       </w:r>
       <w:r>
@@ -4410,7 +4787,7 @@
         <w:t>(5</w:t>
       </w:r>
       <w:r>
-        <w:t>2</w:t>
+        <w:t>0</w:t>
       </w:r>
       <w:r>
         <w:t xml:space="preserve">%) </w:t>
@@ -4442,7 +4819,10 @@
         <w:t xml:space="preserve">individuals </w:t>
       </w:r>
       <w:r>
-        <w:t>aged 25</w:t>
+        <w:t xml:space="preserve">aged </w:t>
+      </w:r>
+      <w:r>
+        <w:t>35</w:t>
       </w:r>
       <w:r>
         <w:t xml:space="preserve"> </w:t>
@@ -4454,11 +4834,10 @@
         <w:t xml:space="preserve"> </w:t>
       </w:r>
       <w:r>
-        <w:t xml:space="preserve">34 are less likely to reach a dispute resolution mechanism in Italy. In contrast, the probability of accessing such mechanisms increases for those residing in the South </w:t>
-      </w:r>
-      <w:r>
-        <w:lastRenderedPageBreak/>
-        <w:t>or the Islands, for people dealing with several justice problems at the same time, and for those encountering issues related to employment, family matters, housing, or land</w:t>
+        <w:t>40</w:t>
+      </w:r>
+      <w:r>
+        <w:t xml:space="preserve"> are less likely to reach a dispute resolution mechanism in Italy. In contrast, the probability of accessing such mechanisms increases for those residing in the South or the Islands, for people dealing with several justice problems at the same time, and for those encountering issues related to employment, family matters, housing, or land</w:t>
       </w:r>
       <w:r>
         <w:t xml:space="preserve"> </w:t>
@@ -4468,6 +4847,7 @@
           <w:id w:val="1378361234"/>
           <w:citation/>
         </w:sdtPr>
+        <w:sdtEndPr/>
         <w:sdtContent>
           <w:r>
             <w:fldChar w:fldCharType="begin"/>
@@ -4498,6 +4878,7 @@
         <w:pStyle w:val="Para0"/>
       </w:pPr>
       <w:r>
+        <w:lastRenderedPageBreak/>
         <w:t>C</w:t>
       </w:r>
       <w:r>
@@ -4519,52 +4900,112 @@
         <w:t xml:space="preserve"> approached dispute resolution mechanisms</w:t>
       </w:r>
       <w:r>
-        <w:t xml:space="preserve"> (7</w:t>
-      </w:r>
-      <w:r>
-        <w:t>2</w:t>
+        <w:t xml:space="preserve"> (</w:t>
+      </w:r>
+      <w:r>
+        <w:rPr>
+          <w:highlight w:val="green"/>
+        </w:rPr>
+        <w:t>68</w:t>
+      </w:r>
+      <w:r>
+        <w:rPr>
+          <w:highlight w:val="green"/>
+        </w:rPr>
+        <w:t>%</w:t>
+      </w:r>
+      <w:r>
+        <w:t>)</w:t>
+      </w:r>
+      <w:r>
+        <w:t>, followed by government offices</w:t>
+      </w:r>
+      <w:r>
+        <w:t xml:space="preserve"> (</w:t>
+      </w:r>
+      <w:r>
+        <w:rPr>
+          <w:highlight w:val="green"/>
+        </w:rPr>
+        <w:t>5</w:t>
+      </w:r>
+      <w:r>
+        <w:rPr>
+          <w:highlight w:val="green"/>
+        </w:rPr>
+        <w:t>1</w:t>
+      </w:r>
+      <w:r>
+        <w:rPr>
+          <w:highlight w:val="green"/>
+        </w:rPr>
+        <w:t>%</w:t>
+      </w:r>
+      <w:r>
+        <w:t>)</w:t>
+      </w:r>
+      <w:r>
+        <w:t xml:space="preserve">, </w:t>
+      </w:r>
+      <w:r>
+        <w:t xml:space="preserve">third-party </w:t>
+      </w:r>
+      <w:r>
+        <w:t>mediators</w:t>
+      </w:r>
+      <w:r>
+        <w:t xml:space="preserve"> (</w:t>
+      </w:r>
+      <w:r>
+        <w:rPr>
+          <w:highlight w:val="green"/>
+        </w:rPr>
+        <w:t>4</w:t>
+      </w:r>
+      <w:r>
+        <w:rPr>
+          <w:highlight w:val="green"/>
+        </w:rPr>
+        <w:t>6</w:t>
+      </w:r>
+      <w:r>
+        <w:rPr>
+          <w:highlight w:val="green"/>
+        </w:rPr>
+        <w:t>%</w:t>
+      </w:r>
+      <w:r>
+        <w:t>)</w:t>
+      </w:r>
+      <w:r>
+        <w:t>, complaints or appeal bodies</w:t>
+      </w:r>
+      <w:r>
+        <w:t xml:space="preserve"> (4</w:t>
+      </w:r>
+      <w:r>
+        <w:t>5</w:t>
       </w:r>
       <w:r>
         <w:t>%)</w:t>
       </w:r>
       <w:r>
-        <w:t>, followed by government offices</w:t>
-      </w:r>
-      <w:r>
-        <w:t xml:space="preserve"> (53%)</w:t>
-      </w:r>
-      <w:r>
-        <w:t xml:space="preserve">, </w:t>
-      </w:r>
-      <w:r>
-        <w:t xml:space="preserve">third-party </w:t>
-      </w:r>
-      <w:r>
-        <w:t>mediators</w:t>
-      </w:r>
-      <w:r>
-        <w:t xml:space="preserve"> (5</w:t>
-      </w:r>
-      <w:r>
-        <w:t>0</w:t>
-      </w:r>
-      <w:r>
-        <w:t>%)</w:t>
-      </w:r>
-      <w:r>
-        <w:t>, complaints or appeal bodies</w:t>
-      </w:r>
-      <w:r>
-        <w:t xml:space="preserve"> (4</w:t>
-      </w:r>
-      <w:r>
-        <w:t>7</w:t>
-      </w:r>
-      <w:r>
-        <w:t>%)</w:t>
-      </w:r>
-      <w:r>
-        <w:t>, and the police (41%)</w:t>
+        <w:t>, and the police (</w:t>
+      </w:r>
+      <w:r>
+        <w:rPr>
+          <w:highlight w:val="green"/>
+        </w:rPr>
+        <w:t>37</w:t>
+      </w:r>
+      <w:r>
+        <w:rPr>
+          <w:highlight w:val="green"/>
+        </w:rPr>
+        <w:t>%</w:t>
+      </w:r>
+      <w:r>
+        <w:t>)</w:t>
       </w:r>
       <w:r>
         <w:t xml:space="preserve">. Overlapping use of several institutions </w:t>
@@ -4576,9 +5017,15 @@
         <w:t xml:space="preserve">s common, </w:t>
       </w:r>
       <w:r>
+        <w:rPr>
+          <w:highlight w:val="yellow"/>
+        </w:rPr>
         <w:t xml:space="preserve">with 59% of </w:t>
       </w:r>
       <w:r>
+        <w:rPr>
+          <w:highlight w:val="yellow"/>
+        </w:rPr>
         <w:t>people</w:t>
       </w:r>
       <w:r>
@@ -4604,6 +5051,7 @@
           <w:id w:val="-1010678221"/>
           <w:citation/>
         </w:sdtPr>
+        <w:sdtEndPr/>
         <w:sdtContent>
           <w:r>
             <w:fldChar w:fldCharType="begin"/>
@@ -4631,7 +5079,7 @@
     </w:p>
     <w:p>
       <w:pPr>
-        <w:pStyle w:val="Caption"/>
+        <w:pStyle w:val="Descripcin"/>
       </w:pPr>
       <w:bookmarkStart w:id="14" w:name="_Ref219382217"/>
       <w:bookmarkStart w:id="15" w:name="_Toc227664031"/>
@@ -4719,23 +5167,32 @@
       </w:pPr>
       <w:r>
         <w:rPr>
+          <w:i/>
           <w:noProof/>
         </w:rPr>
         <w:drawing>
-          <wp:inline distT="0" distB="0" distL="0" distR="0" wp14:anchorId="3549837A" wp14:editId="4F2D4E2A">
-            <wp:extent cx="4185138" cy="3297115"/>
+          <wp:inline distT="0" distB="0" distL="0" distR="0" wp14:anchorId="417FE118" wp14:editId="00C8D0F0">
+            <wp:extent cx="4466492" cy="3032760"/>
             <wp:effectExtent l="0" t="0" r="0" b="0"/>
-            <wp:docPr id="181675037" name="Picture 10"/>
-            <wp:cNvGraphicFramePr/>
+            <wp:docPr id="559400806" name="Picture 8"/>
+            <wp:cNvGraphicFramePr>
+              <a:graphicFrameLocks xmlns:a="http://schemas.openxmlformats.org/drawingml/2006/main" noChangeAspect="1"/>
+            </wp:cNvGraphicFramePr>
             <a:graphic xmlns:a="http://schemas.openxmlformats.org/drawingml/2006/main">
               <a:graphicData uri="http://schemas.openxmlformats.org/drawingml/2006/picture">
                 <pic:pic xmlns:pic="http://schemas.openxmlformats.org/drawingml/2006/picture">
                   <pic:nvPicPr>
-                    <pic:cNvPr id="181675037" name="Picture 10"/>
+                    <pic:cNvPr id="559400806" name="Picture 559400806"/>
                     <pic:cNvPicPr/>
                   </pic:nvPicPr>
                   <pic:blipFill>
-                    <a:blip r:embed="rId17"/>
+                    <a:blip r:embed="rId17" cstate="print">
+                      <a:extLst>
+                        <a:ext uri="{28A0092B-C50C-407E-A947-70E740481C1C}">
+                          <a14:useLocalDpi xmlns:a14="http://schemas.microsoft.com/office/drawing/2010/main" val="0"/>
+                        </a:ext>
+                      </a:extLst>
+                    </a:blip>
                     <a:stretch>
                       <a:fillRect/>
                     </a:stretch>
@@ -4743,7 +5200,7 @@
                   <pic:spPr>
                     <a:xfrm>
                       <a:off x="0" y="0"/>
-                      <a:ext cx="4190676" cy="3301478"/>
+                      <a:ext cx="4481009" cy="3042617"/>
                     </a:xfrm>
                     <a:prstGeom prst="rect">
                       <a:avLst/>
@@ -4785,6 +5242,7 @@
           <w:id w:val="2119408984"/>
           <w:citation/>
         </w:sdtPr>
+        <w:sdtEndPr/>
         <w:sdtContent>
           <w:r>
             <w:fldChar w:fldCharType="begin"/>
@@ -4813,7 +5271,7 @@
     </w:p>
     <w:p>
       <w:pPr>
-        <w:pStyle w:val="Heading4"/>
+        <w:pStyle w:val="Ttulo4"/>
       </w:pPr>
       <w:r>
         <w:t>Timeliness, fairness and costliness of the resolution process</w:t>
@@ -4977,7 +5435,13 @@
         <w:t>6</w:t>
       </w:r>
       <w:r>
-        <w:t>% compared to 80%</w:t>
+        <w:t>% compared to 8</w:t>
+      </w:r>
+      <w:r>
+        <w:t>1</w:t>
+      </w:r>
+      <w:r>
+        <w:t>%</w:t>
       </w:r>
       <w:r>
         <w:t>)</w:t>
@@ -5030,25 +5494,58 @@
         <w:t xml:space="preserve"> describe the process as slow</w:t>
       </w:r>
       <w:r>
-        <w:t xml:space="preserve"> (5</w:t>
-      </w:r>
-      <w:r>
+        <w:t xml:space="preserve"> </w:t>
+      </w:r>
+      <w:r>
+        <w:rPr>
+          <w:highlight w:val="yellow"/>
+        </w:rPr>
+        <w:t>(5</w:t>
+      </w:r>
+      <w:r>
+        <w:rPr>
+          <w:highlight w:val="yellow"/>
+        </w:rPr>
         <w:t>3</w:t>
       </w:r>
       <w:r>
+        <w:rPr>
+          <w:highlight w:val="yellow"/>
+        </w:rPr>
         <w:t>%)</w:t>
       </w:r>
       <w:r>
-        <w:t xml:space="preserve">, with this sentiment particularly common among </w:t>
-      </w:r>
-      <w:r>
-        <w:t>people aged 25</w:t>
-      </w:r>
-      <w:r>
+        <w:rPr>
+          <w:highlight w:val="yellow"/>
+        </w:rPr>
+        <w:t>,</w:t>
+      </w:r>
+      <w:r>
+        <w:t xml:space="preserve"> with this sentiment particularly common among </w:t>
+      </w:r>
+      <w:r>
+        <w:t xml:space="preserve">people aged </w:t>
+      </w:r>
+      <w:r>
+        <w:rPr>
+          <w:highlight w:val="yellow"/>
+        </w:rPr>
+        <w:t>25</w:t>
+      </w:r>
+      <w:r>
+        <w:rPr>
+          <w:highlight w:val="yellow"/>
+        </w:rPr>
         <w:t xml:space="preserve"> – </w:t>
       </w:r>
       <w:r>
-        <w:t xml:space="preserve">34 (61%), </w:t>
+        <w:rPr>
+          <w:highlight w:val="yellow"/>
+        </w:rPr>
+        <w:t>34 (61%),</w:t>
+      </w:r>
+      <w:r>
+        <w:t xml:space="preserve"> </w:t>
       </w:r>
       <w:r>
         <w:t>rural residents</w:t>
@@ -5057,13 +5554,25 @@
         <w:t xml:space="preserve"> (</w:t>
       </w:r>
       <w:r>
-        <w:t>60%)</w:t>
+        <w:t>6</w:t>
+      </w:r>
+      <w:r>
+        <w:rPr>
+          <w:highlight w:val="yellow"/>
+        </w:rPr>
+        <w:t>0%)</w:t>
       </w:r>
       <w:r>
         <w:t xml:space="preserve"> and</w:t>
       </w:r>
       <w:r>
-        <w:t xml:space="preserve"> people in financially constrained situations (55%)</w:t>
+        <w:t xml:space="preserve"> people in financially constrained </w:t>
+      </w:r>
+      <w:r>
+        <w:rPr>
+          <w:highlight w:val="yellow"/>
+        </w:rPr>
+        <w:t>situations (55%)</w:t>
       </w:r>
       <w:r>
         <w:t xml:space="preserve"> </w:t>
@@ -5073,6 +5582,7 @@
           <w:id w:val="971646141"/>
           <w:citation/>
         </w:sdtPr>
+        <w:sdtEndPr/>
         <w:sdtContent>
           <w:r>
             <w:fldChar w:fldCharType="begin"/>
@@ -5163,80 +5673,80 @@
         <w:t>)</w:t>
       </w:r>
       <w:r>
-        <w:t xml:space="preserve">. Differences across </w:t>
+        <w:t xml:space="preserve">. Differences across demographic groups </w:t>
+      </w:r>
+      <w:r>
+        <w:t>a</w:t>
+      </w:r>
+      <w:r>
+        <w:t xml:space="preserve">re marked, with women reporting lower perceptions of fairness than men </w:t>
+      </w:r>
+      <w:r>
+        <w:t>(</w:t>
+      </w:r>
+      <w:r>
+        <w:t>4</w:t>
+      </w:r>
+      <w:r>
+        <w:t>9</w:t>
+      </w:r>
+      <w:r>
+        <w:t>% compared to 5</w:t>
+      </w:r>
+      <w:r>
+        <w:t>5</w:t>
+      </w:r>
+      <w:r>
+        <w:t>%</w:t>
+      </w:r>
+      <w:r>
+        <w:t xml:space="preserve">), </w:t>
+      </w:r>
+      <w:r>
+        <w:t>and</w:t>
+      </w:r>
+      <w:r>
+        <w:t xml:space="preserve"> rural residents </w:t>
+      </w:r>
+      <w:r>
+        <w:t xml:space="preserve">rating the system as fair less often </w:t>
+      </w:r>
+      <w:r>
+        <w:t>than</w:t>
+      </w:r>
+      <w:r>
+        <w:t xml:space="preserve"> urban residents</w:t>
+      </w:r>
+      <w:r>
+        <w:t xml:space="preserve"> (46% compared to 52</w:t>
+      </w:r>
+      <w:r>
+        <w:t>%).</w:t>
+      </w:r>
+      <w:r>
+        <w:t xml:space="preserve"> </w:t>
+      </w:r>
+      <w:r>
+        <w:t>Additionally, p</w:t>
+      </w:r>
+      <w:r>
+        <w:t xml:space="preserve">erception of fairness </w:t>
+      </w:r>
+      <w:r>
+        <w:t>i</w:t>
+      </w:r>
+      <w:r>
+        <w:t>s higher among people experiencing only one problem (59%),</w:t>
+      </w:r>
+      <w:r>
+        <w:t xml:space="preserve"> compared to those experiencing five or more concurrent problems (39%)</w:t>
+      </w:r>
+      <w:r>
+        <w:t xml:space="preserve">, and among </w:t>
       </w:r>
       <w:r>
         <w:lastRenderedPageBreak/>
-        <w:t xml:space="preserve">demographic groups </w:t>
-      </w:r>
-      <w:r>
-        <w:t>a</w:t>
-      </w:r>
-      <w:r>
-        <w:t xml:space="preserve">re marked, with women reporting lower perceptions of fairness than men </w:t>
-      </w:r>
-      <w:r>
-        <w:t>(</w:t>
-      </w:r>
-      <w:r>
-        <w:t>4</w:t>
-      </w:r>
-      <w:r>
-        <w:t>9</w:t>
-      </w:r>
-      <w:r>
-        <w:t>% compared to 5</w:t>
-      </w:r>
-      <w:r>
-        <w:t>5</w:t>
-      </w:r>
-      <w:r>
-        <w:t>%</w:t>
-      </w:r>
-      <w:r>
-        <w:t xml:space="preserve">), </w:t>
-      </w:r>
-      <w:r>
-        <w:t>and</w:t>
-      </w:r>
-      <w:r>
-        <w:t xml:space="preserve"> rural residents </w:t>
-      </w:r>
-      <w:r>
-        <w:t xml:space="preserve">rating the system as fair less often </w:t>
-      </w:r>
-      <w:r>
-        <w:t>than</w:t>
-      </w:r>
-      <w:r>
-        <w:t xml:space="preserve"> urban residents</w:t>
-      </w:r>
-      <w:r>
-        <w:t xml:space="preserve"> (46% compared to 52</w:t>
-      </w:r>
-      <w:r>
-        <w:t>%).</w:t>
-      </w:r>
-      <w:r>
-        <w:t xml:space="preserve"> </w:t>
-      </w:r>
-      <w:r>
-        <w:t>Additionally, p</w:t>
-      </w:r>
-      <w:r>
-        <w:t xml:space="preserve">erception of fairness </w:t>
-      </w:r>
-      <w:r>
-        <w:t>i</w:t>
-      </w:r>
-      <w:r>
-        <w:t>s higher among people experiencing only one problem (59%),</w:t>
-      </w:r>
-      <w:r>
-        <w:t xml:space="preserve"> compared to those experiencing five or more concurrent problems (39%)</w:t>
-      </w:r>
-      <w:r>
-        <w:t>, and among individuals in financially unconstrained situation (52%) compared to those facing financial constraints (5</w:t>
+        <w:t>individuals in financially unconstrained situation (52%) compared to those facing financial constraints (5</w:t>
       </w:r>
       <w:r>
         <w:t>0</w:t>
@@ -5252,6 +5762,7 @@
           <w:id w:val="-857270774"/>
           <w:citation/>
         </w:sdtPr>
+        <w:sdtEndPr/>
         <w:sdtContent>
           <w:r>
             <w:fldChar w:fldCharType="begin"/>
@@ -5342,16 +5853,31 @@
         <w:t xml:space="preserve">hen asked to assess the costliness of the process, </w:t>
       </w:r>
       <w:r>
+        <w:rPr>
+          <w:highlight w:val="yellow"/>
+        </w:rPr>
         <w:t>2</w:t>
       </w:r>
       <w:r>
+        <w:rPr>
+          <w:highlight w:val="yellow"/>
+        </w:rPr>
         <w:t>8</w:t>
       </w:r>
       <w:r>
+        <w:rPr>
+          <w:highlight w:val="yellow"/>
+        </w:rPr>
         <w:t>%</w:t>
       </w:r>
       <w:r>
-        <w:t xml:space="preserve"> describe it as expensive.</w:t>
+        <w:rPr>
+          <w:highlight w:val="yellow"/>
+        </w:rPr>
+        <w:t xml:space="preserve"> describe</w:t>
+      </w:r>
+      <w:r>
+        <w:t xml:space="preserve"> it as expensive.</w:t>
       </w:r>
       <w:r>
         <w:t xml:space="preserve"> </w:t>
@@ -5396,13 +5922,19 @@
         <w:t>24 (3</w:t>
       </w:r>
       <w:r>
-        <w:t>6</w:t>
+        <w:t>5</w:t>
       </w:r>
       <w:r>
         <w:t xml:space="preserve">%), </w:t>
       </w:r>
       <w:r>
-        <w:t>and among people in a financially constrained situation (35%)</w:t>
+        <w:t>and among people in a financially constrained situation (3</w:t>
+      </w:r>
+      <w:r>
+        <w:t>4</w:t>
+      </w:r>
+      <w:r>
+        <w:t>%)</w:t>
       </w:r>
       <w:r>
         <w:t xml:space="preserve"> </w:t>
@@ -5412,6 +5944,7 @@
           <w:id w:val="2113464171"/>
           <w:citation/>
         </w:sdtPr>
+        <w:sdtEndPr/>
         <w:sdtContent>
           <w:r>
             <w:fldChar w:fldCharType="begin"/>
@@ -5439,7 +5972,7 @@
     </w:p>
     <w:p>
       <w:pPr>
-        <w:pStyle w:val="Heading4"/>
+        <w:pStyle w:val="Ttulo4"/>
       </w:pPr>
       <w:r>
         <w:t>Outcome of the resolution process</w:t>
@@ -5601,6 +6134,7 @@
           <w:id w:val="-94183800"/>
           <w:citation/>
         </w:sdtPr>
+        <w:sdtEndPr/>
         <w:sdtContent>
           <w:r>
             <w:fldChar w:fldCharType="begin"/>
@@ -5679,7 +6213,13 @@
         <w:t xml:space="preserve"> </w:t>
       </w:r>
       <w:r>
-        <w:t xml:space="preserve">(63%) </w:t>
+        <w:t>(6</w:t>
+      </w:r>
+      <w:r>
+        <w:t>4</w:t>
+      </w:r>
+      <w:r>
+        <w:t xml:space="preserve">%) </w:t>
       </w:r>
       <w:r>
         <w:t>is</w:t>
@@ -5725,6 +6265,7 @@
           <w:id w:val="-1617282644"/>
           <w:citation/>
         </w:sdtPr>
+        <w:sdtEndPr/>
         <w:sdtContent>
           <w:r>
             <w:fldChar w:fldCharType="begin"/>
@@ -5752,12 +6293,11 @@
     </w:p>
     <w:p>
       <w:pPr>
-        <w:pStyle w:val="Caption"/>
+        <w:pStyle w:val="Descripcin"/>
       </w:pPr>
       <w:bookmarkStart w:id="16" w:name="_Ref219382302"/>
       <w:bookmarkStart w:id="17" w:name="_Toc227664032"/>
       <w:r>
-        <w:lastRenderedPageBreak/>
         <w:t>Figure </w:t>
       </w:r>
       <w:r>
@@ -5841,23 +6381,32 @@
       </w:pPr>
       <w:r>
         <w:rPr>
+          <w:i/>
           <w:noProof/>
         </w:rPr>
         <w:drawing>
-          <wp:inline distT="0" distB="0" distL="0" distR="0" wp14:anchorId="0514CA82" wp14:editId="03680F11">
-            <wp:extent cx="3924000" cy="5040000"/>
+          <wp:inline distT="0" distB="0" distL="0" distR="0" wp14:anchorId="26EAE035" wp14:editId="4333D748">
+            <wp:extent cx="3244215" cy="3481754"/>
             <wp:effectExtent l="0" t="0" r="0" b="0"/>
-            <wp:docPr id="438211772" name="Picture 10"/>
-            <wp:cNvGraphicFramePr/>
+            <wp:docPr id="4013933" name="Picture 9"/>
+            <wp:cNvGraphicFramePr>
+              <a:graphicFrameLocks xmlns:a="http://schemas.openxmlformats.org/drawingml/2006/main" noChangeAspect="1"/>
+            </wp:cNvGraphicFramePr>
             <a:graphic xmlns:a="http://schemas.openxmlformats.org/drawingml/2006/main">
               <a:graphicData uri="http://schemas.openxmlformats.org/drawingml/2006/picture">
                 <pic:pic xmlns:pic="http://schemas.openxmlformats.org/drawingml/2006/picture">
                   <pic:nvPicPr>
-                    <pic:cNvPr id="438211772" name="Picture 10"/>
+                    <pic:cNvPr id="4013933" name="Picture 4013933"/>
                     <pic:cNvPicPr/>
                   </pic:nvPicPr>
                   <pic:blipFill>
-                    <a:blip r:embed="rId18"/>
+                    <a:blip r:embed="rId18" cstate="print">
+                      <a:extLst>
+                        <a:ext uri="{28A0092B-C50C-407E-A947-70E740481C1C}">
+                          <a14:useLocalDpi xmlns:a14="http://schemas.microsoft.com/office/drawing/2010/main" val="0"/>
+                        </a:ext>
+                      </a:extLst>
+                    </a:blip>
                     <a:stretch>
                       <a:fillRect/>
                     </a:stretch>
@@ -5865,7 +6414,7 @@
                   <pic:spPr>
                     <a:xfrm>
                       <a:off x="0" y="0"/>
-                      <a:ext cx="3924000" cy="5040000"/>
+                      <a:ext cx="3272138" cy="3511721"/>
                     </a:xfrm>
                     <a:prstGeom prst="rect">
                       <a:avLst/>
@@ -5910,6 +6459,7 @@
           <w:id w:val="-923103835"/>
           <w:citation/>
         </w:sdtPr>
+        <w:sdtEndPr/>
         <w:sdtContent>
           <w:r>
             <w:fldChar w:fldCharType="begin"/>
@@ -5938,9 +6488,10 @@
     </w:p>
     <w:p>
       <w:pPr>
-        <w:pStyle w:val="Heading3"/>
-      </w:pPr>
-      <w:r>
+        <w:pStyle w:val="Ttulo3"/>
+      </w:pPr>
+      <w:r>
+        <w:lastRenderedPageBreak/>
         <w:t>Experiencing the consequences of unmet legal needs and unresolved justice problems</w:t>
       </w:r>
     </w:p>
@@ -6014,11 +6565,7 @@
         <w:t xml:space="preserve">, </w:t>
       </w:r>
       <w:r>
-        <w:t xml:space="preserve">such as identity papers, recognised tenure over their home or land, or formal employment contracts. The third group covers those who live in environments marked by severe </w:t>
-      </w:r>
-      <w:r>
-        <w:lastRenderedPageBreak/>
-        <w:t>injustice. This includes, for example, people who are stateless, victims of modern slavery, or individuals living in contexts where insecurity and institutional fragility undermine the most fundamental rights.</w:t>
+        <w:t>such as identity papers, recognised tenure over their home or land, or formal employment contracts. The third group covers those who live in environments marked by severe injustice. This includes, for example, people who are stateless, victims of modern slavery, or individuals living in contexts where insecurity and institutional fragility undermine the most fundamental rights.</w:t>
       </w:r>
     </w:p>
     <w:p>
@@ -6078,6 +6625,7 @@
           <w:id w:val="1117951935"/>
           <w:citation/>
         </w:sdtPr>
+        <w:sdtEndPr/>
         <w:sdtContent>
           <w:r>
             <w:fldChar w:fldCharType="begin"/>
@@ -6222,7 +6770,10 @@
         <w:t>ir</w:t>
       </w:r>
       <w:r>
-        <w:t xml:space="preserve"> justice journey</w:t>
+        <w:t xml:space="preserve"> justice </w:t>
+      </w:r>
+      <w:r>
+        <w:t>journey</w:t>
       </w:r>
       <w:r>
         <w:t xml:space="preserve"> </w:t>
@@ -6264,7 +6815,13 @@
         <w:t xml:space="preserve"> reforms.</w:t>
       </w:r>
       <w:r>
-        <w:t xml:space="preserve"> The incidence is particularly high among younger individuals, with </w:t>
+        <w:t xml:space="preserve"> The incidence is particularly high among </w:t>
+      </w:r>
+      <w:r>
+        <w:t>younger</w:t>
+      </w:r>
+      <w:r>
+        <w:t xml:space="preserve"> individuals, with </w:t>
       </w:r>
       <w:r>
         <w:t>people</w:t>
@@ -6279,13 +6836,19 @@
         <w:t xml:space="preserve"> – </w:t>
       </w:r>
       <w:r>
-        <w:t>24 experiencing the highest rates of unmet legal needs at 57</w:t>
+        <w:t>24 experiencing the highest rates of unmet legal needs at 5</w:t>
+      </w:r>
+      <w:r>
+        <w:t>7</w:t>
       </w:r>
       <w:r>
         <w:t>%</w:t>
       </w:r>
       <w:r>
-        <w:t xml:space="preserve">. Sociodemographic and situational factors also correlate with an increased likelihood of </w:t>
+        <w:t>.</w:t>
+      </w:r>
+      <w:r>
+        <w:t xml:space="preserve"> Sociodemographic and situational factors also correlate with an increased likelihood of </w:t>
       </w:r>
       <w:r>
         <w:t>not receiv</w:t>
@@ -6330,10 +6893,16 @@
         <w:t xml:space="preserve"> access to information and advice, appropriate assistance or representation, effective resolution of their cases, or satisfactory outcomes in their justice journey</w:t>
       </w:r>
       <w:r>
-        <w:t xml:space="preserve"> (54%)</w:t>
-      </w:r>
-      <w:r>
-        <w:t xml:space="preserve">, compared to 48% of people </w:t>
+        <w:t xml:space="preserve"> </w:t>
+      </w:r>
+      <w:r>
+        <w:t>(54%)</w:t>
+      </w:r>
+      <w:r>
+        <w:t>, compared to 48% of</w:t>
+      </w:r>
+      <w:r>
+        <w:t xml:space="preserve"> people </w:t>
       </w:r>
       <w:r>
         <w:t xml:space="preserve">in unconstrained financial situations. </w:t>
@@ -6354,13 +6923,19 @@
         <w:t xml:space="preserve"> </w:t>
       </w:r>
       <w:r>
-        <w:t>than men (5</w:t>
+        <w:t>than men (</w:t>
+      </w:r>
+      <w:r>
+        <w:t>5</w:t>
       </w:r>
       <w:r>
         <w:t>1</w:t>
       </w:r>
       <w:r>
-        <w:t xml:space="preserve">% compared to 48%), and people </w:t>
+        <w:t>% compared to 48%),</w:t>
+      </w:r>
+      <w:r>
+        <w:t xml:space="preserve"> and people </w:t>
       </w:r>
       <w:r>
         <w:t xml:space="preserve">living in rural areas </w:t>
@@ -6519,6 +7094,7 @@
           <w:id w:val="1889224904"/>
           <w:citation/>
         </w:sdtPr>
+        <w:sdtEndPr/>
         <w:sdtContent>
           <w:r>
             <w:fldChar w:fldCharType="begin"/>
@@ -6600,66 +7176,145 @@
         <w:t>xperience some form of hardship as a direct consequence of their unmet legal needs</w:t>
       </w:r>
       <w:r>
-        <w:t xml:space="preserve"> (5</w:t>
-      </w:r>
-      <w:r>
+        <w:t xml:space="preserve"> </w:t>
+      </w:r>
+      <w:r>
+        <w:rPr>
+          <w:highlight w:val="yellow"/>
+        </w:rPr>
+        <w:t>(</w:t>
+      </w:r>
+      <w:r>
+        <w:rPr>
+          <w:highlight w:val="green"/>
+        </w:rPr>
+        <w:t>5</w:t>
+      </w:r>
+      <w:r>
+        <w:rPr>
+          <w:highlight w:val="green"/>
+        </w:rPr>
+        <w:t>1</w:t>
+      </w:r>
+      <w:r>
+        <w:rPr>
+          <w:highlight w:val="green"/>
+        </w:rPr>
+        <w:t>%).</w:t>
+      </w:r>
+      <w:r>
+        <w:t xml:space="preserve"> Health-related effects are particularly prevalent, with 3</w:t>
+      </w:r>
+      <w:r>
+        <w:rPr>
+          <w:highlight w:val="yellow"/>
+        </w:rPr>
+        <w:t>7</w:t>
+      </w:r>
+      <w:r>
+        <w:rPr>
+          <w:highlight w:val="yellow"/>
+        </w:rPr>
+        <w:t>%</w:t>
+      </w:r>
+      <w:r>
+        <w:t xml:space="preserve"> </w:t>
+      </w:r>
+      <w:r>
+        <w:t xml:space="preserve">reporting stress-related illness, physical injury, or deterioration in overall well-being. Economic </w:t>
+      </w:r>
+      <w:r>
+        <w:lastRenderedPageBreak/>
+        <w:t xml:space="preserve">repercussions </w:t>
+      </w:r>
+      <w:r>
+        <w:t>a</w:t>
+      </w:r>
+      <w:r>
+        <w:t xml:space="preserve">re also substantial: </w:t>
+      </w:r>
+      <w:r>
+        <w:rPr>
+          <w:highlight w:val="green"/>
+        </w:rPr>
         <w:t>2</w:t>
       </w:r>
       <w:r>
-        <w:t>%).</w:t>
-      </w:r>
-      <w:r>
-        <w:t xml:space="preserve"> Health-related effects are particularly prevalent, with 37</w:t>
-      </w:r>
-      <w:r>
-        <w:t xml:space="preserve">% </w:t>
-      </w:r>
-      <w:r>
-        <w:t xml:space="preserve">reporting stress-related illness, physical injury, or deterioration in overall well-being. Economic repercussions </w:t>
+        <w:rPr>
+          <w:highlight w:val="green"/>
+        </w:rPr>
+        <w:t>2</w:t>
+      </w:r>
+      <w:r>
+        <w:rPr>
+          <w:highlight w:val="green"/>
+        </w:rPr>
+        <w:t>%</w:t>
+      </w:r>
+      <w:r>
+        <w:t xml:space="preserve"> </w:t>
+      </w:r>
+      <w:r>
+        <w:t xml:space="preserve">of </w:t>
+      </w:r>
+      <w:r>
+        <w:t>people tend to</w:t>
+      </w:r>
+      <w:r>
+        <w:t xml:space="preserve"> </w:t>
+      </w:r>
+      <w:r>
+        <w:t xml:space="preserve">experience income loss, employment disruption, financial strain, or the need to relocate. Social relationships </w:t>
       </w:r>
       <w:r>
         <w:t>a</w:t>
       </w:r>
       <w:r>
-        <w:t>re also substantial: 2</w:t>
-      </w:r>
-      <w:r>
+        <w:t xml:space="preserve">re affected as well, with </w:t>
+      </w:r>
+      <w:r>
+        <w:rPr>
+          <w:highlight w:val="green"/>
+        </w:rPr>
+        <w:t>1</w:t>
+      </w:r>
+      <w:r>
+        <w:rPr>
+          <w:highlight w:val="green"/>
+        </w:rPr>
+        <w:t>6</w:t>
+      </w:r>
+      <w:r>
+        <w:rPr>
+          <w:highlight w:val="green"/>
+        </w:rPr>
+        <w:t>%</w:t>
+      </w:r>
+      <w:r>
+        <w:t xml:space="preserve"> </w:t>
+      </w:r>
+      <w:r>
+        <w:t>reporting negative impacts on family life, and a smaller proportion reporting substance abuse as a coping mechanism</w:t>
+      </w:r>
+      <w:r>
+        <w:t xml:space="preserve"> </w:t>
+      </w:r>
+      <w:r>
+        <w:rPr>
+          <w:highlight w:val="green"/>
+        </w:rPr>
+        <w:t>(</w:t>
+      </w:r>
+      <w:r>
+        <w:rPr>
+          <w:highlight w:val="green"/>
+        </w:rPr>
         <w:t>3</w:t>
       </w:r>
       <w:r>
-        <w:t xml:space="preserve">% </w:t>
-      </w:r>
-      <w:r>
-        <w:t xml:space="preserve">of </w:t>
-      </w:r>
-      <w:r>
-        <w:t>people tend to</w:t>
-      </w:r>
-      <w:r>
-        <w:t xml:space="preserve"> </w:t>
-      </w:r>
-      <w:r>
-        <w:t xml:space="preserve">experience income loss, employment disruption, financial strain, or the need to relocate. Social relationships </w:t>
-      </w:r>
-      <w:r>
-        <w:t>a</w:t>
-      </w:r>
-      <w:r>
-        <w:t>re affected as well, with 17</w:t>
-      </w:r>
-      <w:r>
-        <w:t xml:space="preserve">% </w:t>
-      </w:r>
-      <w:r>
-        <w:t>reporting negative impacts on family life, and a smaller proportion reporting substance abuse as a coping mechanism</w:t>
-      </w:r>
-      <w:r>
-        <w:t xml:space="preserve"> (</w:t>
-      </w:r>
-      <w:r>
-        <w:t>4</w:t>
-      </w:r>
-      <w:r>
+        <w:rPr>
+          <w:highlight w:val="green"/>
+        </w:rPr>
         <w:t>%)</w:t>
       </w:r>
       <w:r>
@@ -6670,6 +7325,7 @@
           <w:id w:val="795866884"/>
           <w:citation/>
         </w:sdtPr>
+        <w:sdtEndPr/>
         <w:sdtContent>
           <w:r>
             <w:fldChar w:fldCharType="begin"/>
@@ -6736,12 +7392,11 @@
     </w:p>
     <w:p>
       <w:pPr>
-        <w:pStyle w:val="Caption"/>
+        <w:pStyle w:val="Descripcin"/>
       </w:pPr>
       <w:bookmarkStart w:id="18" w:name="_Ref219382368"/>
       <w:bookmarkStart w:id="19" w:name="_Toc227664033"/>
       <w:r>
-        <w:lastRenderedPageBreak/>
         <w:t>Figure </w:t>
       </w:r>
       <w:r>
@@ -6837,23 +7492,32 @@
       </w:pPr>
       <w:r>
         <w:rPr>
+          <w:i/>
           <w:noProof/>
         </w:rPr>
         <w:drawing>
-          <wp:inline distT="0" distB="0" distL="0" distR="0" wp14:anchorId="5F634630" wp14:editId="0256B07A">
-            <wp:extent cx="3970800" cy="3419300"/>
-            <wp:effectExtent l="0" t="0" r="0" b="0"/>
-            <wp:docPr id="895345313" name="Picture 10"/>
-            <wp:cNvGraphicFramePr/>
+          <wp:inline distT="0" distB="0" distL="0" distR="0" wp14:anchorId="29AE5938" wp14:editId="4F395F87">
+            <wp:extent cx="3448899" cy="2716823"/>
+            <wp:effectExtent l="0" t="0" r="5715" b="1270"/>
+            <wp:docPr id="1053842530" name="Picture 10"/>
+            <wp:cNvGraphicFramePr>
+              <a:graphicFrameLocks xmlns:a="http://schemas.openxmlformats.org/drawingml/2006/main" noChangeAspect="1"/>
+            </wp:cNvGraphicFramePr>
             <a:graphic xmlns:a="http://schemas.openxmlformats.org/drawingml/2006/main">
               <a:graphicData uri="http://schemas.openxmlformats.org/drawingml/2006/picture">
                 <pic:pic xmlns:pic="http://schemas.openxmlformats.org/drawingml/2006/picture">
                   <pic:nvPicPr>
-                    <pic:cNvPr id="895345313" name="Picture 10"/>
+                    <pic:cNvPr id="1053842530" name="Picture 1053842530"/>
                     <pic:cNvPicPr/>
                   </pic:nvPicPr>
                   <pic:blipFill>
-                    <a:blip r:embed="rId19"/>
+                    <a:blip r:embed="rId19" cstate="print">
+                      <a:extLst>
+                        <a:ext uri="{28A0092B-C50C-407E-A947-70E740481C1C}">
+                          <a14:useLocalDpi xmlns:a14="http://schemas.microsoft.com/office/drawing/2010/main" val="0"/>
+                        </a:ext>
+                      </a:extLst>
+                    </a:blip>
                     <a:stretch>
                       <a:fillRect/>
                     </a:stretch>
@@ -6861,7 +7525,7 @@
                   <pic:spPr>
                     <a:xfrm>
                       <a:off x="0" y="0"/>
-                      <a:ext cx="3970800" cy="3419300"/>
+                      <a:ext cx="3483130" cy="2743788"/>
                     </a:xfrm>
                     <a:prstGeom prst="rect">
                       <a:avLst/>
@@ -6933,6 +7597,7 @@
           <w:id w:val="556291438"/>
           <w:citation/>
         </w:sdtPr>
+        <w:sdtEndPr/>
         <w:sdtContent>
           <w:r>
             <w:fldChar w:fldCharType="begin"/>
@@ -6961,7 +7626,7 @@
     </w:p>
     <w:p>
       <w:pPr>
-        <w:pStyle w:val="Heading2"/>
+        <w:pStyle w:val="Ttulo2"/>
         <w:numPr>
           <w:ilvl w:val="0"/>
           <w:numId w:val="0"/>
@@ -6983,7 +7648,7 @@
     </w:p>
     <w:p>
       <w:pPr>
-        <w:pStyle w:val="Heading3"/>
+        <w:pStyle w:val="Ttulo3"/>
       </w:pPr>
       <w:r>
         <w:t>Design</w:t>
@@ -7028,6 +7693,7 @@
           <w:id w:val="-1605571316"/>
           <w:citation/>
         </w:sdtPr>
+        <w:sdtEndPr/>
         <w:sdtContent>
           <w:r>
             <w:fldChar w:fldCharType="begin"/>
@@ -7075,9 +7741,10 @@
     </w:p>
     <w:p>
       <w:pPr>
-        <w:pStyle w:val="Heading4"/>
-      </w:pPr>
-      <w:r>
+        <w:pStyle w:val="Ttulo4"/>
+      </w:pPr>
+      <w:r>
+        <w:lastRenderedPageBreak/>
         <w:t>Taking into account p</w:t>
       </w:r>
       <w:r>
@@ -7095,11 +7762,7 @@
         <w:pStyle w:val="Para0"/>
       </w:pPr>
       <w:r>
-        <w:t xml:space="preserve">The third policy indicator, focused on service design, examines whether the justice sector designs a continuum of services taking into account capabilities and problem resolution. It looks in particular at </w:t>
-      </w:r>
-      <w:r>
-        <w:lastRenderedPageBreak/>
-        <w:t>whether justice service design is informed by an assessment of legal capability of the people experiencing justice problems, as well as evidence on effective problem resolution. It also considers whether services are appropriately distributed geographically, so that they are reachable, including with public transportation</w:t>
+        <w:t>The third policy indicator, focused on service design, examines whether the justice sector designs a continuum of services taking into account capabilities and problem resolution. It looks in particular at whether justice service design is informed by an assessment of legal capability of the people experiencing justice problems, as well as evidence on effective problem resolution. It also considers whether services are appropriately distributed geographically, so that they are reachable, including with public transportation</w:t>
       </w:r>
       <w:r>
         <w:t xml:space="preserve"> </w:t>
@@ -7109,6 +7772,7 @@
           <w:id w:val="-550388176"/>
           <w:citation/>
         </w:sdtPr>
+        <w:sdtEndPr/>
         <w:sdtContent>
           <w:r>
             <w:fldChar w:fldCharType="begin"/>
@@ -7188,6 +7852,7 @@
           <w:id w:val="1981421363"/>
           <w:citation/>
         </w:sdtPr>
+        <w:sdtEndPr/>
         <w:sdtContent>
           <w:r>
             <w:fldChar w:fldCharType="begin"/>
@@ -7291,19 +7956,43 @@
         <w:t xml:space="preserve"> </w:t>
       </w:r>
       <w:r>
-        <w:t>aged over 65, 8</w:t>
-      </w:r>
-      <w:r>
-        <w:t>1</w:t>
-      </w:r>
-      <w:r>
-        <w:t xml:space="preserve">% receive all the help they want, compared </w:t>
+        <w:t xml:space="preserve">aged over 65, </w:t>
+      </w:r>
+      <w:r>
+        <w:rPr>
+          <w:highlight w:val="green"/>
+        </w:rPr>
+        <w:t>55</w:t>
+      </w:r>
+      <w:r>
+        <w:rPr>
+          <w:highlight w:val="green"/>
+        </w:rPr>
+        <w:t>%</w:t>
+      </w:r>
+      <w:r>
+        <w:t xml:space="preserve"> receive all the help they want, compared </w:t>
       </w:r>
       <w:r>
         <w:t>to</w:t>
       </w:r>
       <w:r>
-        <w:t xml:space="preserve"> 67% of those aged 18</w:t>
+        <w:t xml:space="preserve"> </w:t>
+      </w:r>
+      <w:r>
+        <w:rPr>
+          <w:highlight w:val="green"/>
+        </w:rPr>
+        <w:t>45</w:t>
+      </w:r>
+      <w:r>
+        <w:rPr>
+          <w:highlight w:val="green"/>
+        </w:rPr>
+        <w:t>%</w:t>
+      </w:r>
+      <w:r>
+        <w:t xml:space="preserve"> of those aged 18</w:t>
       </w:r>
       <w:r>
         <w:t xml:space="preserve"> </w:t>
@@ -7373,6 +8062,7 @@
           <w:id w:val="-271406962"/>
           <w:citation/>
         </w:sdtPr>
+        <w:sdtEndPr/>
         <w:sdtContent>
           <w:r>
             <w:fldChar w:fldCharType="begin"/>
@@ -7459,6 +8149,7 @@
           <w:id w:val="-757905746"/>
           <w:citation/>
         </w:sdtPr>
+        <w:sdtEndPr/>
         <w:sdtContent>
           <w:r>
             <w:fldChar w:fldCharType="begin"/>
@@ -7634,6 +8325,7 @@
           <w:id w:val="-395742705"/>
           <w:citation/>
         </w:sdtPr>
+        <w:sdtEndPr/>
         <w:sdtContent>
           <w:r>
             <w:fldChar w:fldCharType="begin"/>
@@ -7698,11 +8390,11 @@
         <w:t>”)</w:t>
       </w:r>
       <w:r>
-        <w:t xml:space="preserve">, which supports monitoring of gender- and domestic-violence cases across judicial offices. This data helps identify critical issues in judicial processes, informs the dissemination of effective organisational practices, and supports the design of technical and regulatory improvements. Insights </w:t>
+        <w:t xml:space="preserve">, which supports monitoring of gender- and domestic-violence cases across judicial offices. </w:t>
       </w:r>
       <w:r>
         <w:lastRenderedPageBreak/>
-        <w:t>derived from the Observatory also contribute to training for judicial staff, helping translate lessons learned into more effective service delivery for victims.</w:t>
+        <w:t>This data helps identify critical issues in judicial processes, informs the dissemination of effective organisational practices, and supports the design of technical and regulatory improvements. Insights derived from the Observatory also contribute to training for judicial staff, helping translate lessons learned into more effective service delivery for victims.</w:t>
       </w:r>
     </w:p>
     <w:p>
@@ -7757,7 +8449,7 @@
     </w:p>
     <w:p>
       <w:pPr>
-        <w:pStyle w:val="Heading4"/>
+        <w:pStyle w:val="Ttulo4"/>
       </w:pPr>
       <w:r>
         <w:t>Delivering</w:t>
@@ -7793,6 +8485,7 @@
           <w:id w:val="-1415780914"/>
           <w:citation/>
         </w:sdtPr>
+        <w:sdtEndPr/>
         <w:sdtContent>
           <w:r>
             <w:fldChar w:fldCharType="begin"/>
@@ -8069,6 +8762,7 @@
           <w:id w:val="-409088642"/>
           <w:citation/>
         </w:sdtPr>
+        <w:sdtEndPr/>
         <w:sdtContent>
           <w:r>
             <w:fldChar w:fldCharType="begin"/>
@@ -8151,6 +8845,7 @@
           <w:id w:val="-1647354399"/>
           <w:citation/>
         </w:sdtPr>
+        <w:sdtEndPr/>
         <w:sdtContent>
           <w:r>
             <w:fldChar w:fldCharType="begin"/>
@@ -8251,6 +8946,7 @@
           <w:id w:val="1071009835"/>
           <w:citation/>
         </w:sdtPr>
+        <w:sdtEndPr/>
         <w:sdtContent>
           <w:r>
             <w:fldChar w:fldCharType="begin"/>
@@ -8280,7 +8976,11 @@
         <w:t xml:space="preserve">. </w:t>
       </w:r>
       <w:r>
-        <w:t xml:space="preserve">These efforts have been reinforced </w:t>
+        <w:t xml:space="preserve">These efforts have been </w:t>
+      </w:r>
+      <w:r>
+        <w:lastRenderedPageBreak/>
+        <w:t xml:space="preserve">reinforced </w:t>
       </w:r>
       <w:r>
         <w:t xml:space="preserve">under Italy’s NRRP, which </w:t>
@@ -8299,6 +8999,7 @@
           <w:id w:val="1553808436"/>
           <w:citation/>
         </w:sdtPr>
+        <w:sdtEndPr/>
         <w:sdtContent>
           <w:r>
             <w:fldChar w:fldCharType="begin"/>
@@ -8333,7 +9034,6 @@
         <w:pStyle w:val="Para0"/>
       </w:pPr>
       <w:r>
-        <w:lastRenderedPageBreak/>
         <w:t xml:space="preserve">In addition, notaries </w:t>
       </w:r>
       <w:r>
@@ -8389,6 +9089,7 @@
           <w:id w:val="1940480957"/>
           <w:citation/>
         </w:sdtPr>
+        <w:sdtEndPr/>
         <w:sdtContent>
           <w:r>
             <w:fldChar w:fldCharType="begin"/>
@@ -8431,6 +9132,7 @@
           <w:id w:val="-956405391"/>
           <w:citation/>
         </w:sdtPr>
+        <w:sdtEndPr/>
         <w:sdtContent>
           <w:r>
             <w:fldChar w:fldCharType="begin"/>
@@ -8473,6 +9175,7 @@
           <w:id w:val="1120497783"/>
           <w:citation/>
         </w:sdtPr>
+        <w:sdtEndPr/>
         <w:sdtContent>
           <w:r>
             <w:fldChar w:fldCharType="begin"/>
@@ -8515,6 +9218,7 @@
           <w:id w:val="-1184592539"/>
           <w:citation/>
         </w:sdtPr>
+        <w:sdtEndPr/>
         <w:sdtContent>
           <w:r>
             <w:fldChar w:fldCharType="begin"/>
@@ -8590,6 +9294,7 @@
           <w:id w:val="-1032804799"/>
           <w:citation/>
         </w:sdtPr>
+        <w:sdtEndPr/>
         <w:sdtContent>
           <w:r>
             <w:fldChar w:fldCharType="begin"/>
@@ -8715,6 +9420,7 @@
           <w:id w:val="2022429973"/>
           <w:citation/>
         </w:sdtPr>
+        <w:sdtEndPr/>
         <w:sdtContent>
           <w:r>
             <w:fldChar w:fldCharType="begin"/>
@@ -8830,6 +9536,7 @@
           <w:id w:val="-806852252"/>
           <w:citation/>
         </w:sdtPr>
+        <w:sdtEndPr/>
         <w:sdtContent>
           <w:r>
             <w:fldChar w:fldCharType="begin"/>
@@ -8884,6 +9591,7 @@
           <w:id w:val="1302353330"/>
           <w:citation/>
         </w:sdtPr>
+        <w:sdtEndPr/>
         <w:sdtContent>
           <w:r>
             <w:fldChar w:fldCharType="begin"/>
@@ -9080,6 +9788,7 @@
           <w:id w:val="-1024867390"/>
           <w:citation/>
         </w:sdtPr>
+        <w:sdtEndPr/>
         <w:sdtContent>
           <w:r>
             <w:fldChar w:fldCharType="begin"/>
@@ -9109,6 +9818,7 @@
           <w:id w:val="1646163362"/>
           <w:citation/>
         </w:sdtPr>
+        <w:sdtEndPr/>
         <w:sdtContent>
           <w:r>
             <w:fldChar w:fldCharType="begin"/>
@@ -9135,6 +9845,7 @@
           <w:id w:val="695044770"/>
           <w:citation/>
         </w:sdtPr>
+        <w:sdtEndPr/>
         <w:sdtContent>
           <w:r>
             <w:fldChar w:fldCharType="begin"/>
@@ -9277,7 +9988,7 @@
   <w:endnote w:type="continuationSeparator" w:id="0">
     <w:p>
       <w:pPr>
-        <w:pStyle w:val="Footer"/>
+        <w:pStyle w:val="Piedepgina"/>
         <w:jc w:val="both"/>
       </w:pPr>
     </w:p>
@@ -9288,11 +9999,11 @@
   <w:endnote w:id="2">
     <w:p>
       <w:pPr>
-        <w:pStyle w:val="EndnoteText"/>
-      </w:pPr>
-      <w:r>
-        <w:rPr>
-          <w:rStyle w:val="EndnoteReference"/>
+        <w:pStyle w:val="Textonotaalfinal"/>
+      </w:pPr>
+      <w:r>
+        <w:rPr>
+          <w:rStyle w:val="Refdenotaalfinal"/>
         </w:rPr>
         <w:endnoteRef/>
       </w:r>
@@ -9307,11 +10018,11 @@
   <w:endnote w:id="3">
     <w:p>
       <w:pPr>
-        <w:pStyle w:val="EndnoteText"/>
-      </w:pPr>
-      <w:r>
-        <w:rPr>
-          <w:rStyle w:val="EndnoteReference"/>
+        <w:pStyle w:val="Textonotaalfinal"/>
+      </w:pPr>
+      <w:r>
+        <w:rPr>
+          <w:rStyle w:val="Refdenotaalfinal"/>
         </w:rPr>
         <w:endnoteRef/>
       </w:r>
@@ -9353,14 +10064,14 @@
   <w:endnote w:id="4">
     <w:p>
       <w:pPr>
-        <w:pStyle w:val="EndnoteText"/>
+        <w:pStyle w:val="Textonotaalfinal"/>
         <w:rPr>
           <w:lang w:val="en-US"/>
         </w:rPr>
       </w:pPr>
       <w:r>
         <w:rPr>
-          <w:rStyle w:val="EndnoteReference"/>
+          <w:rStyle w:val="Refdenotaalfinal"/>
         </w:rPr>
         <w:endnoteRef/>
       </w:r>
@@ -9385,7 +10096,7 @@
 <w:ftr xmlns:wpc="http://schemas.microsoft.com/office/word/2010/wordprocessingCanvas" xmlns:cx="http://schemas.microsoft.com/office/drawing/2014/chartex" xmlns:cx1="http://schemas.microsoft.com/office/drawing/2015/9/8/chartex" xmlns:cx2="http://schemas.microsoft.com/office/drawing/2015/10/21/chartex" xmlns:cx3="http://schemas.microsoft.com/office/drawing/2016/5/9/chartex" xmlns:cx4="http://schemas.microsoft.com/office/drawing/2016/5/10/chartex" xmlns:cx5="http://schemas.microsoft.com/office/drawing/2016/5/11/chartex" xmlns:cx6="http://schemas.microsoft.com/office/drawing/2016/5/12/chartex" xmlns:cx7="http://schemas.microsoft.com/office/drawing/2016/5/13/chartex" xmlns:cx8="http://schemas.microsoft.com/office/drawing/2016/5/14/chartex" xmlns:mc="http://schemas.openxmlformats.org/markup-compatibility/2006" xmlns:aink="http://schemas.microsoft.com/office/drawing/2016/ink" xmlns:am3d="http://schemas.microsoft.com/office/drawing/2017/model3d" xmlns:o="urn:schemas-microsoft-com:office:office" xmlns:oel="http://schemas.microsoft.com/office/2019/extlst" xmlns:r="http://schemas.openxmlformats.org/officeDocument/2006/relationships" xmlns:m="http://schemas.openxmlformats.org/officeDocument/2006/math" xmlns:v="urn:schemas-microsoft-com:vml" xmlns:wp14="http://schemas.microsoft.com/office/word/2010/wordprocessingDrawing" xmlns:wp="http://schemas.openxmlformats.org/drawingml/2006/wordprocessingDrawing" xmlns:w10="urn:schemas-microsoft-com:office:word" xmlns:w="http://schemas.openxmlformats.org/wordprocessingml/2006/main" xmlns:w14="http://schemas.microsoft.com/office/word/2010/wordml" xmlns:w15="http://schemas.microsoft.com/office/word/2012/wordml" xmlns:w16cex="http://schemas.microsoft.com/office/word/2018/wordml/cex" xmlns:w16cid="http://schemas.microsoft.com/office/word/2016/wordml/cid" xmlns:w16="http://schemas.microsoft.com/office/word/2018/wordml" xmlns:w16du="http://schemas.microsoft.com/office/word/2023/wordml/word16du" xmlns:w16sdtdh="http://schemas.microsoft.com/office/word/2020/wordml/sdtdatahash" xmlns:w16sdtfl="http://schemas.microsoft.com/office/word/2024/wordml/sdtformatlock" xmlns:w16se="http://schemas.microsoft.com/office/word/2015/wordml/symex" xmlns:wpg="http://schemas.microsoft.com/office/word/2010/wordprocessingGroup" xmlns:wpi="http://schemas.microsoft.com/office/word/2010/wordprocessingInk" xmlns:wne="http://schemas.microsoft.com/office/word/2006/wordml" xmlns:wps="http://schemas.microsoft.com/office/word/2010/wordprocessingShape" mc:Ignorable="w14 w15 w16se w16cid w16 w16cex w16sdtdh w16sdtfl w16du wp14">
   <w:p>
     <w:pPr>
-      <w:pStyle w:val="Footer"/>
+      <w:pStyle w:val="Piedepgina"/>
       <w:jc w:val="right"/>
     </w:pPr>
     <w:r>
@@ -9474,7 +10185,7 @@
               <v:stroke joinstyle="miter"/>
               <v:path gradientshapeok="t" o:connecttype="rect"/>
             </v:shapetype>
-            <v:shape id="Text Box 5" o:spid="_x0000_s1026" type="#_x0000_t202" alt="Restricted Use - À usage restreint" style="position:absolute;left:0;text-align:left;margin-left:0;margin-top:0;width:135.45pt;height:27.2pt;z-index:251658241;visibility:visible;mso-wrap-style:none;mso-wrap-distance-left:0;mso-wrap-distance-top:0;mso-wrap-distance-right:0;mso-wrap-distance-bottom:0;mso-position-horizontal:center;mso-position-horizontal-relative:page;mso-position-vertical:bottom;mso-position-vertical-relative:page;v-text-anchor:bottom" o:gfxdata="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" filled="f" stroked="f">
+            <v:shape id="Text Box 5" o:spid="_x0000_s1026" type="#_x0000_t202" alt="Restricted Use - À usage restreint" style="position:absolute;left:0;text-align:left;margin-left:0;margin-top:0;width:135.45pt;height:27.2pt;z-index:251657216;visibility:visible;mso-wrap-style:none;mso-wrap-distance-left:0;mso-wrap-distance-top:0;mso-wrap-distance-right:0;mso-wrap-distance-bottom:0;mso-position-horizontal:center;mso-position-horizontal-relative:page;mso-position-vertical:bottom;mso-position-vertical-relative:page;v-text-anchor:bottom" o:gfxdata="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" filled="f" stroked="f">
               <v:textbox style="mso-fit-shape-to-text:t" inset="0,0,0,15pt">
                 <w:txbxContent>
                   <w:p>
@@ -9514,10 +10225,11 @@
       <w:id w:val="1217002386"/>
       <w:lock w:val="sdtLocked"/>
     </w:sdtPr>
+    <w:sdtEndPr/>
     <w:sdtContent>
       <w:p>
         <w:pPr>
-          <w:pStyle w:val="Footer"/>
+          <w:pStyle w:val="Piedepgina"/>
           <w:jc w:val="right"/>
         </w:pPr>
         <w:r>
@@ -9533,6 +10245,7 @@
       <w:id w:val="-1918931641"/>
       <w:lock w:val="sdtLocked"/>
     </w:sdtPr>
+    <w:sdtEndPr/>
     <w:sdtContent>
       <w:p>
         <w:pPr>
@@ -9552,7 +10265,7 @@
 <w:ftr xmlns:wpc="http://schemas.microsoft.com/office/word/2010/wordprocessingCanvas" xmlns:cx="http://schemas.microsoft.com/office/drawing/2014/chartex" xmlns:cx1="http://schemas.microsoft.com/office/drawing/2015/9/8/chartex" xmlns:cx2="http://schemas.microsoft.com/office/drawing/2015/10/21/chartex" xmlns:cx3="http://schemas.microsoft.com/office/drawing/2016/5/9/chartex" xmlns:cx4="http://schemas.microsoft.com/office/drawing/2016/5/10/chartex" xmlns:cx5="http://schemas.microsoft.com/office/drawing/2016/5/11/chartex" xmlns:cx6="http://schemas.microsoft.com/office/drawing/2016/5/12/chartex" xmlns:cx7="http://schemas.microsoft.com/office/drawing/2016/5/13/chartex" xmlns:cx8="http://schemas.microsoft.com/office/drawing/2016/5/14/chartex" xmlns:mc="http://schemas.openxmlformats.org/markup-compatibility/2006" xmlns:aink="http://schemas.microsoft.com/office/drawing/2016/ink" xmlns:am3d="http://schemas.microsoft.com/office/drawing/2017/model3d" xmlns:o="urn:schemas-microsoft-com:office:office" xmlns:oel="http://schemas.microsoft.com/office/2019/extlst" xmlns:r="http://schemas.openxmlformats.org/officeDocument/2006/relationships" xmlns:m="http://schemas.openxmlformats.org/officeDocument/2006/math" xmlns:v="urn:schemas-microsoft-com:vml" xmlns:wp14="http://schemas.microsoft.com/office/word/2010/wordprocessingDrawing" xmlns:wp="http://schemas.openxmlformats.org/drawingml/2006/wordprocessingDrawing" xmlns:w10="urn:schemas-microsoft-com:office:word" xmlns:w="http://schemas.openxmlformats.org/wordprocessingml/2006/main" xmlns:w14="http://schemas.microsoft.com/office/word/2010/wordml" xmlns:w15="http://schemas.microsoft.com/office/word/2012/wordml" xmlns:w16cex="http://schemas.microsoft.com/office/word/2018/wordml/cex" xmlns:w16cid="http://schemas.microsoft.com/office/word/2016/wordml/cid" xmlns:w16="http://schemas.microsoft.com/office/word/2018/wordml" xmlns:w16du="http://schemas.microsoft.com/office/word/2023/wordml/word16du" xmlns:w16sdtdh="http://schemas.microsoft.com/office/word/2020/wordml/sdtdatahash" xmlns:w16sdtfl="http://schemas.microsoft.com/office/word/2024/wordml/sdtformatlock" xmlns:w16se="http://schemas.microsoft.com/office/word/2015/wordml/symex" xmlns:wpg="http://schemas.microsoft.com/office/word/2010/wordprocessingGroup" xmlns:wpi="http://schemas.microsoft.com/office/word/2010/wordprocessingInk" xmlns:wne="http://schemas.microsoft.com/office/word/2006/wordml" xmlns:wps="http://schemas.microsoft.com/office/word/2010/wordprocessingShape" mc:Ignorable="w14 w15 w16se w16cid w16 w16cex w16sdtdh w16sdtfl w16du wp14">
   <w:p>
     <w:pPr>
-      <w:pStyle w:val="Footer"/>
+      <w:pStyle w:val="Piedepgina"/>
       <w:jc w:val="left"/>
       <w:rPr>
         <w:caps w:val="0"/>
@@ -9645,7 +10358,7 @@
               <v:stroke joinstyle="miter"/>
               <v:path gradientshapeok="t" o:connecttype="rect"/>
             </v:shapetype>
-            <v:shape id="Text Box 6" o:spid="_x0000_s1027" type="#_x0000_t202" alt="Restricted Use - À usage restreint" style="position:absolute;margin-left:0;margin-top:0;width:135.45pt;height:27.2pt;z-index:251658242;visibility:visible;mso-wrap-style:none;mso-wrap-distance-left:0;mso-wrap-distance-top:0;mso-wrap-distance-right:0;mso-wrap-distance-bottom:0;mso-position-horizontal:center;mso-position-horizontal-relative:page;mso-position-vertical:bottom;mso-position-vertical-relative:page;v-text-anchor:bottom" o:gfxdata="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" filled="f" stroked="f">
+            <v:shape id="Text Box 6" o:spid="_x0000_s1027" type="#_x0000_t202" alt="Restricted Use - À usage restreint" style="position:absolute;margin-left:0;margin-top:0;width:135.45pt;height:27.2pt;z-index:251658240;visibility:visible;mso-wrap-style:none;mso-wrap-distance-left:0;mso-wrap-distance-top:0;mso-wrap-distance-right:0;mso-wrap-distance-bottom:0;mso-position-horizontal:center;mso-position-horizontal-relative:page;mso-position-vertical:bottom;mso-position-vertical-relative:page;v-text-anchor:bottom" o:gfxdata="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" filled="f" stroked="f">
               <v:textbox style="mso-fit-shape-to-text:t" inset="0,0,0,15pt">
                 <w:txbxContent>
                   <w:p>
@@ -9685,10 +10398,11 @@
       <w:id w:val="-1884096409"/>
       <w:lock w:val="sdtLocked"/>
     </w:sdtPr>
+    <w:sdtEndPr/>
     <w:sdtContent>
       <w:p>
         <w:pPr>
-          <w:pStyle w:val="Footer"/>
+          <w:pStyle w:val="Piedepgina"/>
           <w:jc w:val="left"/>
           <w:rPr>
             <w:caps w:val="0"/>
@@ -9708,6 +10422,7 @@
       <w:id w:val="-311407045"/>
       <w:lock w:val="sdtLocked"/>
     </w:sdtPr>
+    <w:sdtEndPr/>
     <w:sdtContent>
       <w:p>
         <w:pPr>
@@ -9729,7 +10444,7 @@
 <w:ftr xmlns:wpc="http://schemas.microsoft.com/office/word/2010/wordprocessingCanvas" xmlns:cx="http://schemas.microsoft.com/office/drawing/2014/chartex" xmlns:cx1="http://schemas.microsoft.com/office/drawing/2015/9/8/chartex" xmlns:cx2="http://schemas.microsoft.com/office/drawing/2015/10/21/chartex" xmlns:cx3="http://schemas.microsoft.com/office/drawing/2016/5/9/chartex" xmlns:cx4="http://schemas.microsoft.com/office/drawing/2016/5/10/chartex" xmlns:cx5="http://schemas.microsoft.com/office/drawing/2016/5/11/chartex" xmlns:cx6="http://schemas.microsoft.com/office/drawing/2016/5/12/chartex" xmlns:cx7="http://schemas.microsoft.com/office/drawing/2016/5/13/chartex" xmlns:cx8="http://schemas.microsoft.com/office/drawing/2016/5/14/chartex" xmlns:mc="http://schemas.openxmlformats.org/markup-compatibility/2006" xmlns:aink="http://schemas.microsoft.com/office/drawing/2016/ink" xmlns:am3d="http://schemas.microsoft.com/office/drawing/2017/model3d" xmlns:o="urn:schemas-microsoft-com:office:office" xmlns:oel="http://schemas.microsoft.com/office/2019/extlst" xmlns:r="http://schemas.openxmlformats.org/officeDocument/2006/relationships" xmlns:m="http://schemas.openxmlformats.org/officeDocument/2006/math" xmlns:v="urn:schemas-microsoft-com:vml" xmlns:wp14="http://schemas.microsoft.com/office/word/2010/wordprocessingDrawing" xmlns:wp="http://schemas.openxmlformats.org/drawingml/2006/wordprocessingDrawing" xmlns:w10="urn:schemas-microsoft-com:office:word" xmlns:w="http://schemas.openxmlformats.org/wordprocessingml/2006/main" xmlns:w14="http://schemas.microsoft.com/office/word/2010/wordml" xmlns:w15="http://schemas.microsoft.com/office/word/2012/wordml" xmlns:w16cex="http://schemas.microsoft.com/office/word/2018/wordml/cex" xmlns:w16cid="http://schemas.microsoft.com/office/word/2016/wordml/cid" xmlns:w16="http://schemas.microsoft.com/office/word/2018/wordml" xmlns:w16du="http://schemas.microsoft.com/office/word/2023/wordml/word16du" xmlns:w16sdtdh="http://schemas.microsoft.com/office/word/2020/wordml/sdtdatahash" xmlns:w16sdtfl="http://schemas.microsoft.com/office/word/2024/wordml/sdtformatlock" xmlns:w16se="http://schemas.microsoft.com/office/word/2015/wordml/symex" xmlns:wpg="http://schemas.microsoft.com/office/word/2010/wordprocessingGroup" xmlns:wpi="http://schemas.microsoft.com/office/word/2010/wordprocessingInk" xmlns:wne="http://schemas.microsoft.com/office/word/2006/wordml" xmlns:wps="http://schemas.microsoft.com/office/word/2010/wordprocessingShape" mc:Ignorable="w14 w15 w16se w16cid w16 w16cex w16sdtdh w16sdtfl w16du wp14">
   <w:p>
     <w:pPr>
-      <w:pStyle w:val="Footer"/>
+      <w:pStyle w:val="Piedepgina"/>
     </w:pPr>
     <w:r>
       <w:rPr>
@@ -9817,7 +10532,7 @@
               <v:stroke joinstyle="miter"/>
               <v:path gradientshapeok="t" o:connecttype="rect"/>
             </v:shapetype>
-            <v:shape id="Text Box 4" o:spid="_x0000_s1028" type="#_x0000_t202" alt="Restricted Use - À usage restreint" style="position:absolute;left:0;text-align:left;margin-left:0;margin-top:0;width:135.45pt;height:27.2pt;z-index:251658240;visibility:visible;mso-wrap-style:none;mso-wrap-distance-left:0;mso-wrap-distance-top:0;mso-wrap-distance-right:0;mso-wrap-distance-bottom:0;mso-position-horizontal:center;mso-position-horizontal-relative:page;mso-position-vertical:bottom;mso-position-vertical-relative:page;v-text-anchor:bottom" o:gfxdata="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" filled="f" stroked="f">
+            <v:shape id="Text Box 4" o:spid="_x0000_s1028" type="#_x0000_t202" alt="Restricted Use - À usage restreint" style="position:absolute;left:0;text-align:left;margin-left:0;margin-top:0;width:135.45pt;height:27.2pt;z-index:251656192;visibility:visible;mso-wrap-style:none;mso-wrap-distance-left:0;mso-wrap-distance-top:0;mso-wrap-distance-right:0;mso-wrap-distance-bottom:0;mso-position-horizontal:center;mso-position-horizontal-relative:page;mso-position-vertical:bottom;mso-position-vertical-relative:page;v-text-anchor:bottom" o:gfxdata="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" filled="f" stroked="f">
               <v:textbox style="mso-fit-shape-to-text:t" inset="0,0,0,15pt">
                 <w:txbxContent>
                   <w:p>
@@ -9879,12 +10594,12 @@
 <w:hdr xmlns:wpc="http://schemas.microsoft.com/office/word/2010/wordprocessingCanvas" xmlns:cx="http://schemas.microsoft.com/office/drawing/2014/chartex" xmlns:cx1="http://schemas.microsoft.com/office/drawing/2015/9/8/chartex" xmlns:cx2="http://schemas.microsoft.com/office/drawing/2015/10/21/chartex" xmlns:cx3="http://schemas.microsoft.com/office/drawing/2016/5/9/chartex" xmlns:cx4="http://schemas.microsoft.com/office/drawing/2016/5/10/chartex" xmlns:cx5="http://schemas.microsoft.com/office/drawing/2016/5/11/chartex" xmlns:cx6="http://schemas.microsoft.com/office/drawing/2016/5/12/chartex" xmlns:cx7="http://schemas.microsoft.com/office/drawing/2016/5/13/chartex" xmlns:cx8="http://schemas.microsoft.com/office/drawing/2016/5/14/chartex" xmlns:mc="http://schemas.openxmlformats.org/markup-compatibility/2006" xmlns:aink="http://schemas.microsoft.com/office/drawing/2016/ink" xmlns:am3d="http://schemas.microsoft.com/office/drawing/2017/model3d" xmlns:o="urn:schemas-microsoft-com:office:office" xmlns:oel="http://schemas.microsoft.com/office/2019/extlst" xmlns:r="http://schemas.openxmlformats.org/officeDocument/2006/relationships" xmlns:m="http://schemas.openxmlformats.org/officeDocument/2006/math" xmlns:v="urn:schemas-microsoft-com:vml" xmlns:wp14="http://schemas.microsoft.com/office/word/2010/wordprocessingDrawing" xmlns:wp="http://schemas.openxmlformats.org/drawingml/2006/wordprocessingDrawing" xmlns:w10="urn:schemas-microsoft-com:office:word" xmlns:w="http://schemas.openxmlformats.org/wordprocessingml/2006/main" xmlns:w14="http://schemas.microsoft.com/office/word/2010/wordml" xmlns:w15="http://schemas.microsoft.com/office/word/2012/wordml" xmlns:w16cex="http://schemas.microsoft.com/office/word/2018/wordml/cex" xmlns:w16cid="http://schemas.microsoft.com/office/word/2016/wordml/cid" xmlns:w16="http://schemas.microsoft.com/office/word/2018/wordml" xmlns:w16du="http://schemas.microsoft.com/office/word/2023/wordml/word16du" xmlns:w16sdtdh="http://schemas.microsoft.com/office/word/2020/wordml/sdtdatahash" xmlns:w16sdtfl="http://schemas.microsoft.com/office/word/2024/wordml/sdtformatlock" xmlns:w16se="http://schemas.microsoft.com/office/word/2015/wordml/symex" xmlns:wpg="http://schemas.microsoft.com/office/word/2010/wordprocessingGroup" xmlns:wpi="http://schemas.microsoft.com/office/word/2010/wordprocessingInk" xmlns:wne="http://schemas.microsoft.com/office/word/2006/wordml" xmlns:wps="http://schemas.microsoft.com/office/word/2010/wordprocessingShape" mc:Ignorable="w14 w15 w16se w16cid w16 w16cex w16sdtdh w16sdtfl w16du wp14">
   <w:p>
     <w:pPr>
-      <w:pStyle w:val="Header"/>
+      <w:pStyle w:val="Encabezado"/>
     </w:pPr>
     <w:sdt>
       <w:sdtPr>
         <w:rPr>
-          <w:rStyle w:val="PageNumber"/>
+          <w:rStyle w:val="Nmerodepgina"/>
         </w:rPr>
         <w:alias w:val="Page Number"/>
         <w:tag w:val="TxtPageNumber"/>
@@ -9893,39 +10608,39 @@
       </w:sdtPr>
       <w:sdtEndPr>
         <w:rPr>
-          <w:rStyle w:val="DefaultParagraphFont"/>
+          <w:rStyle w:val="Fuentedeprrafopredeter"/>
           <w:b w:val="0"/>
         </w:rPr>
       </w:sdtEndPr>
       <w:sdtContent>
         <w:r>
           <w:rPr>
-            <w:rStyle w:val="PageNumber"/>
+            <w:rStyle w:val="Nmerodepgina"/>
           </w:rPr>
           <w:fldChar w:fldCharType="begin"/>
         </w:r>
         <w:r>
           <w:rPr>
-            <w:rStyle w:val="PageNumber"/>
+            <w:rStyle w:val="Nmerodepgina"/>
           </w:rPr>
           <w:instrText xml:space="preserve"> PAGE   \* MERGEFORMAT </w:instrText>
         </w:r>
         <w:r>
           <w:rPr>
-            <w:rStyle w:val="PageNumber"/>
+            <w:rStyle w:val="Nmerodepgina"/>
           </w:rPr>
           <w:fldChar w:fldCharType="separate"/>
         </w:r>
         <w:r>
           <w:rPr>
-            <w:rStyle w:val="PageNumber"/>
+            <w:rStyle w:val="Nmerodepgina"/>
             <w:noProof/>
           </w:rPr>
           <w:t>2</w:t>
         </w:r>
         <w:r>
           <w:rPr>
-            <w:rStyle w:val="PageNumber"/>
+            <w:rStyle w:val="Nmerodepgina"/>
             <w:noProof/>
           </w:rPr>
           <w:fldChar w:fldCharType="end"/>
@@ -9956,7 +10671,7 @@
       </w:sdtPr>
       <w:sdtEndPr>
         <w:rPr>
-          <w:rStyle w:val="DefaultParagraphFont"/>
+          <w:rStyle w:val="Fuentedeprrafopredeter"/>
           <w:caps w:val="0"/>
           <w:sz w:val="22"/>
         </w:rPr>
@@ -9978,7 +10693,7 @@
 <w:hdr xmlns:wpc="http://schemas.microsoft.com/office/word/2010/wordprocessingCanvas" xmlns:cx="http://schemas.microsoft.com/office/drawing/2014/chartex" xmlns:cx1="http://schemas.microsoft.com/office/drawing/2015/9/8/chartex" xmlns:cx2="http://schemas.microsoft.com/office/drawing/2015/10/21/chartex" xmlns:cx3="http://schemas.microsoft.com/office/drawing/2016/5/9/chartex" xmlns:cx4="http://schemas.microsoft.com/office/drawing/2016/5/10/chartex" xmlns:cx5="http://schemas.microsoft.com/office/drawing/2016/5/11/chartex" xmlns:cx6="http://schemas.microsoft.com/office/drawing/2016/5/12/chartex" xmlns:cx7="http://schemas.microsoft.com/office/drawing/2016/5/13/chartex" xmlns:cx8="http://schemas.microsoft.com/office/drawing/2016/5/14/chartex" xmlns:mc="http://schemas.openxmlformats.org/markup-compatibility/2006" xmlns:aink="http://schemas.microsoft.com/office/drawing/2016/ink" xmlns:am3d="http://schemas.microsoft.com/office/drawing/2017/model3d" xmlns:o="urn:schemas-microsoft-com:office:office" xmlns:oel="http://schemas.microsoft.com/office/2019/extlst" xmlns:r="http://schemas.openxmlformats.org/officeDocument/2006/relationships" xmlns:m="http://schemas.openxmlformats.org/officeDocument/2006/math" xmlns:v="urn:schemas-microsoft-com:vml" xmlns:wp14="http://schemas.microsoft.com/office/word/2010/wordprocessingDrawing" xmlns:wp="http://schemas.openxmlformats.org/drawingml/2006/wordprocessingDrawing" xmlns:w10="urn:schemas-microsoft-com:office:word" xmlns:w="http://schemas.openxmlformats.org/wordprocessingml/2006/main" xmlns:w14="http://schemas.microsoft.com/office/word/2010/wordml" xmlns:w15="http://schemas.microsoft.com/office/word/2012/wordml" xmlns:w16cex="http://schemas.microsoft.com/office/word/2018/wordml/cex" xmlns:w16cid="http://schemas.microsoft.com/office/word/2016/wordml/cid" xmlns:w16="http://schemas.microsoft.com/office/word/2018/wordml" xmlns:w16du="http://schemas.microsoft.com/office/word/2023/wordml/word16du" xmlns:w16sdtdh="http://schemas.microsoft.com/office/word/2020/wordml/sdtdatahash" xmlns:w16sdtfl="http://schemas.microsoft.com/office/word/2024/wordml/sdtformatlock" xmlns:w16se="http://schemas.microsoft.com/office/word/2015/wordml/symex" xmlns:wpg="http://schemas.microsoft.com/office/word/2010/wordprocessingGroup" xmlns:wpi="http://schemas.microsoft.com/office/word/2010/wordprocessingInk" xmlns:wne="http://schemas.microsoft.com/office/word/2006/wordml" xmlns:wps="http://schemas.microsoft.com/office/word/2010/wordprocessingShape" mc:Ignorable="w14 w15 w16se w16cid w16 w16cex w16sdtdh w16sdtfl w16du wp14">
   <w:p>
     <w:pPr>
-      <w:pStyle w:val="Header"/>
+      <w:pStyle w:val="Encabezado"/>
       <w:jc w:val="right"/>
     </w:pPr>
     <w:sdt>
@@ -9992,12 +10707,17 @@
           <w:docPartUnique/>
         </w:docPartObj>
       </w:sdtPr>
+      <w:sdtEndPr>
+        <w:rPr>
+          <w:rStyle w:val="HeaderTitle"/>
+        </w:rPr>
+      </w:sdtEndPr>
       <w:sdtContent>
         <w:r>
           <w:rPr>
             <w:rStyle w:val="HeaderTitle"/>
           </w:rPr>
-          <w:pict w14:anchorId="17EF73D0">
+          <w:pict w14:anchorId="097FCD4C">
             <v:shapetype id="_x0000_t136" coordsize="21600,21600" o:spt="136" adj="10800" path="m@7,l@8,m@5,21600l@6,21600e">
               <v:formulas>
                 <v:f eqn="sum #0 0 10800"/>
@@ -10043,7 +10763,7 @@
       </w:sdtPr>
       <w:sdtEndPr>
         <w:rPr>
-          <w:rStyle w:val="DefaultParagraphFont"/>
+          <w:rStyle w:val="Fuentedeprrafopredeter"/>
           <w:caps w:val="0"/>
           <w:sz w:val="22"/>
         </w:rPr>
@@ -10059,27 +10779,27 @@
     </w:sdt>
     <w:r>
       <w:rPr>
-        <w:rStyle w:val="PageNumber"/>
+        <w:rStyle w:val="Nmerodepgina"/>
       </w:rPr>
       <w:t xml:space="preserve"> </w:t>
     </w:r>
     <w:r>
       <w:rPr>
-        <w:rStyle w:val="PageNumber"/>
+        <w:rStyle w:val="Nmerodepgina"/>
         <w:rFonts w:ascii="Symbol" w:eastAsia="Symbol" w:hAnsi="Symbol" w:cs="Symbol"/>
       </w:rPr>
       <w:t>|</w:t>
     </w:r>
     <w:r>
       <w:rPr>
-        <w:rStyle w:val="PageNumber"/>
+        <w:rStyle w:val="Nmerodepgina"/>
       </w:rPr>
       <w:t xml:space="preserve"> </w:t>
     </w:r>
     <w:sdt>
       <w:sdtPr>
         <w:rPr>
-          <w:rStyle w:val="PageNumber"/>
+          <w:rStyle w:val="Nmerodepgina"/>
         </w:rPr>
         <w:alias w:val="Page Number"/>
         <w:tag w:val="TxtPageNumber"/>
@@ -10088,39 +10808,39 @@
       </w:sdtPr>
       <w:sdtEndPr>
         <w:rPr>
-          <w:rStyle w:val="DefaultParagraphFont"/>
+          <w:rStyle w:val="Fuentedeprrafopredeter"/>
           <w:b w:val="0"/>
         </w:rPr>
       </w:sdtEndPr>
       <w:sdtContent>
         <w:r>
           <w:rPr>
-            <w:rStyle w:val="PageNumber"/>
+            <w:rStyle w:val="Nmerodepgina"/>
           </w:rPr>
           <w:fldChar w:fldCharType="begin"/>
         </w:r>
         <w:r>
           <w:rPr>
-            <w:rStyle w:val="PageNumber"/>
+            <w:rStyle w:val="Nmerodepgina"/>
           </w:rPr>
           <w:instrText xml:space="preserve"> PAGE   \* MERGEFORMAT </w:instrText>
         </w:r>
         <w:r>
           <w:rPr>
-            <w:rStyle w:val="PageNumber"/>
+            <w:rStyle w:val="Nmerodepgina"/>
           </w:rPr>
           <w:fldChar w:fldCharType="separate"/>
         </w:r>
         <w:r>
           <w:rPr>
-            <w:rStyle w:val="PageNumber"/>
+            <w:rStyle w:val="Nmerodepgina"/>
             <w:noProof/>
           </w:rPr>
           <w:t>3</w:t>
         </w:r>
         <w:r>
           <w:rPr>
-            <w:rStyle w:val="PageNumber"/>
+            <w:rStyle w:val="Nmerodepgina"/>
             <w:noProof/>
           </w:rPr>
           <w:fldChar w:fldCharType="end"/>
@@ -10135,7 +10855,7 @@
 <w:hdr xmlns:wpc="http://schemas.microsoft.com/office/word/2010/wordprocessingCanvas" xmlns:cx="http://schemas.microsoft.com/office/drawing/2014/chartex" xmlns:cx1="http://schemas.microsoft.com/office/drawing/2015/9/8/chartex" xmlns:cx2="http://schemas.microsoft.com/office/drawing/2015/10/21/chartex" xmlns:cx3="http://schemas.microsoft.com/office/drawing/2016/5/9/chartex" xmlns:cx4="http://schemas.microsoft.com/office/drawing/2016/5/10/chartex" xmlns:cx5="http://schemas.microsoft.com/office/drawing/2016/5/11/chartex" xmlns:cx6="http://schemas.microsoft.com/office/drawing/2016/5/12/chartex" xmlns:cx7="http://schemas.microsoft.com/office/drawing/2016/5/13/chartex" xmlns:cx8="http://schemas.microsoft.com/office/drawing/2016/5/14/chartex" xmlns:mc="http://schemas.openxmlformats.org/markup-compatibility/2006" xmlns:aink="http://schemas.microsoft.com/office/drawing/2016/ink" xmlns:am3d="http://schemas.microsoft.com/office/drawing/2017/model3d" xmlns:o="urn:schemas-microsoft-com:office:office" xmlns:oel="http://schemas.microsoft.com/office/2019/extlst" xmlns:r="http://schemas.openxmlformats.org/officeDocument/2006/relationships" xmlns:m="http://schemas.openxmlformats.org/officeDocument/2006/math" xmlns:v="urn:schemas-microsoft-com:vml" xmlns:wp14="http://schemas.microsoft.com/office/word/2010/wordprocessingDrawing" xmlns:wp="http://schemas.openxmlformats.org/drawingml/2006/wordprocessingDrawing" xmlns:w10="urn:schemas-microsoft-com:office:word" xmlns:w="http://schemas.openxmlformats.org/wordprocessingml/2006/main" xmlns:w14="http://schemas.microsoft.com/office/word/2010/wordml" xmlns:w15="http://schemas.microsoft.com/office/word/2012/wordml" xmlns:w16cex="http://schemas.microsoft.com/office/word/2018/wordml/cex" xmlns:w16cid="http://schemas.microsoft.com/office/word/2016/wordml/cid" xmlns:w16="http://schemas.microsoft.com/office/word/2018/wordml" xmlns:w16du="http://schemas.microsoft.com/office/word/2023/wordml/word16du" xmlns:w16sdtdh="http://schemas.microsoft.com/office/word/2020/wordml/sdtdatahash" xmlns:w16sdtfl="http://schemas.microsoft.com/office/word/2024/wordml/sdtformatlock" xmlns:w16se="http://schemas.microsoft.com/office/word/2015/wordml/symex" xmlns:wpg="http://schemas.microsoft.com/office/word/2010/wordprocessingGroup" xmlns:wpi="http://schemas.microsoft.com/office/word/2010/wordprocessingInk" xmlns:wne="http://schemas.microsoft.com/office/word/2006/wordml" xmlns:wps="http://schemas.microsoft.com/office/word/2010/wordprocessingShape" mc:Ignorable="w14 w15 w16se w16cid w16 w16cex w16sdtdh w16sdtfl w16du wp14">
   <w:p>
     <w:pPr>
-      <w:pStyle w:val="Header"/>
+      <w:pStyle w:val="Encabezado"/>
     </w:pPr>
   </w:p>
 </w:hdr>
@@ -13425,7 +14145,7 @@
     <w:lvl w:ilvl="0">
       <w:start w:val="1"/>
       <w:numFmt w:val="decimal"/>
-      <w:pStyle w:val="Heading1"/>
+      <w:pStyle w:val="Ttulo1"/>
       <w:suff w:val="space"/>
       <w:lvlText w:val="%1"/>
       <w:lvlJc w:val="left"/>
@@ -13442,7 +14162,7 @@
     <w:lvl w:ilvl="1">
       <w:start w:val="1"/>
       <w:numFmt w:val="none"/>
-      <w:pStyle w:val="Heading2"/>
+      <w:pStyle w:val="Ttulo2"/>
       <w:suff w:val="nothing"/>
       <w:lvlText w:val=""/>
       <w:lvlJc w:val="left"/>
@@ -13456,7 +14176,7 @@
     <w:lvl w:ilvl="2">
       <w:start w:val="1"/>
       <w:numFmt w:val="none"/>
-      <w:pStyle w:val="Heading3"/>
+      <w:pStyle w:val="Ttulo3"/>
       <w:suff w:val="nothing"/>
       <w:lvlText w:val=""/>
       <w:lvlJc w:val="left"/>
@@ -13470,7 +14190,7 @@
     <w:lvl w:ilvl="3">
       <w:start w:val="1"/>
       <w:numFmt w:val="none"/>
-      <w:pStyle w:val="Heading4"/>
+      <w:pStyle w:val="Ttulo4"/>
       <w:suff w:val="nothing"/>
       <w:lvlText w:val=""/>
       <w:lvlJc w:val="left"/>
@@ -13484,7 +14204,7 @@
     <w:lvl w:ilvl="4">
       <w:start w:val="1"/>
       <w:numFmt w:val="none"/>
-      <w:pStyle w:val="Heading5"/>
+      <w:pStyle w:val="Ttulo5"/>
       <w:suff w:val="nothing"/>
       <w:lvlText w:val=""/>
       <w:lvlJc w:val="left"/>
@@ -13499,7 +14219,7 @@
       <w:start w:val="1"/>
       <w:numFmt w:val="upperRoman"/>
       <w:lvlRestart w:val="0"/>
-      <w:pStyle w:val="Heading6"/>
+      <w:pStyle w:val="Ttulo6"/>
       <w:suff w:val="space"/>
       <w:lvlText w:val="Part %6"/>
       <w:lvlJc w:val="left"/>
@@ -13515,7 +14235,7 @@
       <w:start w:val="1"/>
       <w:numFmt w:val="upperLetter"/>
       <w:lvlRestart w:val="0"/>
-      <w:pStyle w:val="Heading7"/>
+      <w:pStyle w:val="Ttulo7"/>
       <w:suff w:val="space"/>
       <w:lvlText w:val="Annex %7."/>
       <w:lvlJc w:val="left"/>
@@ -13530,7 +14250,7 @@
       <w:start w:val="1"/>
       <w:numFmt w:val="upperLetter"/>
       <w:lvlRestart w:val="6"/>
-      <w:pStyle w:val="Heading8"/>
+      <w:pStyle w:val="Ttulo8"/>
       <w:suff w:val="space"/>
       <w:lvlText w:val="Annex %6.%8."/>
       <w:lvlJc w:val="left"/>
@@ -13545,7 +14265,7 @@
       <w:start w:val="1"/>
       <w:numFmt w:val="upperLetter"/>
       <w:lvlRestart w:val="1"/>
-      <w:pStyle w:val="Heading9"/>
+      <w:pStyle w:val="Ttulo9"/>
       <w:suff w:val="space"/>
       <w:lvlText w:val="Annex %1.%9."/>
       <w:lvlJc w:val="left"/>
@@ -16540,10 +17260,10 @@
       <w:jc w:val="both"/>
     </w:pPr>
   </w:style>
-  <w:style w:type="paragraph" w:styleId="Heading1">
+  <w:style w:type="paragraph" w:styleId="Ttulo1">
     <w:name w:val="heading 1"/>
     <w:next w:val="Para0"/>
-    <w:link w:val="Heading1Char"/>
+    <w:link w:val="Ttulo1Car"/>
     <w:uiPriority w:val="4"/>
     <w:qFormat/>
     <w:rsid w:val="00014779"/>
@@ -16573,10 +17293,10 @@
       <w:szCs w:val="32"/>
     </w:rPr>
   </w:style>
-  <w:style w:type="paragraph" w:styleId="Heading2">
+  <w:style w:type="paragraph" w:styleId="Ttulo2">
     <w:name w:val="heading 2"/>
     <w:next w:val="Para0"/>
-    <w:link w:val="Heading2Char"/>
+    <w:link w:val="Ttulo2Car"/>
     <w:uiPriority w:val="7"/>
     <w:qFormat/>
     <w:rsid w:val="00014779"/>
@@ -16597,10 +17317,10 @@
       <w:szCs w:val="26"/>
     </w:rPr>
   </w:style>
-  <w:style w:type="paragraph" w:styleId="Heading3">
+  <w:style w:type="paragraph" w:styleId="Ttulo3">
     <w:name w:val="heading 3"/>
     <w:next w:val="Para0"/>
-    <w:link w:val="Heading3Char"/>
+    <w:link w:val="Ttulo3Car"/>
     <w:uiPriority w:val="9"/>
     <w:qFormat/>
     <w:rsid w:val="00014779"/>
@@ -16622,10 +17342,10 @@
       <w:szCs w:val="24"/>
     </w:rPr>
   </w:style>
-  <w:style w:type="paragraph" w:styleId="Heading4">
+  <w:style w:type="paragraph" w:styleId="Ttulo4">
     <w:name w:val="heading 4"/>
     <w:next w:val="Para0"/>
-    <w:link w:val="Heading4Char"/>
+    <w:link w:val="Ttulo4Car"/>
     <w:uiPriority w:val="9"/>
     <w:qFormat/>
     <w:rsid w:val="00014779"/>
@@ -16646,10 +17366,10 @@
       <w:color w:val="3F3F3F" w:themeColor="text2"/>
     </w:rPr>
   </w:style>
-  <w:style w:type="paragraph" w:styleId="Heading5">
+  <w:style w:type="paragraph" w:styleId="Ttulo5">
     <w:name w:val="heading 5"/>
     <w:next w:val="Para0"/>
-    <w:link w:val="Heading5Char"/>
+    <w:link w:val="Ttulo5Car"/>
     <w:uiPriority w:val="9"/>
     <w:qFormat/>
     <w:rsid w:val="00014779"/>
@@ -16670,11 +17390,11 @@
       <w:sz w:val="20"/>
     </w:rPr>
   </w:style>
-  <w:style w:type="paragraph" w:styleId="Heading6">
+  <w:style w:type="paragraph" w:styleId="Ttulo6">
     <w:name w:val="heading 6"/>
     <w:aliases w:val="Part"/>
-    <w:next w:val="Heading1"/>
-    <w:link w:val="Heading6Char"/>
+    <w:next w:val="Ttulo1"/>
+    <w:link w:val="Ttulo6Car"/>
     <w:uiPriority w:val="3"/>
     <w:qFormat/>
     <w:rsid w:val="00014779"/>
@@ -16703,12 +17423,12 @@
       <w:sz w:val="72"/>
     </w:rPr>
   </w:style>
-  <w:style w:type="paragraph" w:styleId="Heading7">
+  <w:style w:type="paragraph" w:styleId="Ttulo7">
     <w:name w:val="heading 7"/>
     <w:aliases w:val="Doc AnnX"/>
-    <w:basedOn w:val="Heading9"/>
+    <w:basedOn w:val="Ttulo9"/>
     <w:next w:val="Para0"/>
-    <w:link w:val="Heading7Char"/>
+    <w:link w:val="Ttulo7Car"/>
     <w:uiPriority w:val="19"/>
     <w:qFormat/>
     <w:rsid w:val="00014779"/>
@@ -16720,11 +17440,11 @@
       <w:outlineLvl w:val="6"/>
     </w:pPr>
   </w:style>
-  <w:style w:type="paragraph" w:styleId="Heading8">
+  <w:style w:type="paragraph" w:styleId="Ttulo8">
     <w:name w:val="heading 8"/>
     <w:aliases w:val="Part AnnX"/>
     <w:next w:val="Para0"/>
-    <w:link w:val="Heading8Char"/>
+    <w:link w:val="Ttulo8Car"/>
     <w:uiPriority w:val="9"/>
     <w:rsid w:val="00B06D82"/>
     <w:pPr>
@@ -16746,11 +17466,11 @@
       <w:szCs w:val="21"/>
     </w:rPr>
   </w:style>
-  <w:style w:type="paragraph" w:styleId="Heading9">
+  <w:style w:type="paragraph" w:styleId="Ttulo9">
     <w:name w:val="heading 9"/>
     <w:aliases w:val="Chap AnnX"/>
     <w:next w:val="Para0"/>
-    <w:link w:val="Heading9Char"/>
+    <w:link w:val="Ttulo9Car"/>
     <w:uiPriority w:val="20"/>
     <w:qFormat/>
     <w:rsid w:val="00014779"/>
@@ -16773,13 +17493,13 @@
       <w:szCs w:val="21"/>
     </w:rPr>
   </w:style>
-  <w:style w:type="character" w:default="1" w:styleId="DefaultParagraphFont">
+  <w:style w:type="character" w:default="1" w:styleId="Fuentedeprrafopredeter">
     <w:name w:val="Default Paragraph Font"/>
     <w:uiPriority w:val="1"/>
     <w:semiHidden/>
     <w:unhideWhenUsed/>
   </w:style>
-  <w:style w:type="table" w:default="1" w:styleId="TableNormal">
+  <w:style w:type="table" w:default="1" w:styleId="Tablanormal">
     <w:name w:val="Normal Table"/>
     <w:uiPriority w:val="99"/>
     <w:semiHidden/>
@@ -16794,7 +17514,7 @@
       </w:tblCellMar>
     </w:tblPr>
   </w:style>
-  <w:style w:type="numbering" w:default="1" w:styleId="NoList">
+  <w:style w:type="numbering" w:default="1" w:styleId="Sinlista">
     <w:name w:val="No List"/>
     <w:uiPriority w:val="99"/>
     <w:semiHidden/>
@@ -16815,10 +17535,10 @@
       <w:sz w:val="20"/>
     </w:rPr>
   </w:style>
-  <w:style w:type="paragraph" w:styleId="Title">
+  <w:style w:type="paragraph" w:styleId="Ttulo">
     <w:name w:val="Title"/>
     <w:next w:val="Para0"/>
-    <w:link w:val="TitleChar"/>
+    <w:link w:val="TtuloCar"/>
     <w:qFormat/>
     <w:rsid w:val="00014779"/>
     <w:pPr>
@@ -16838,7 +17558,7 @@
   </w:style>
   <w:style w:type="character" w:customStyle="1" w:styleId="ParaChar">
     <w:name w:val="Para Char"/>
-    <w:basedOn w:val="DefaultParagraphFont"/>
+    <w:basedOn w:val="Fuentedeprrafopredeter"/>
     <w:link w:val="Para0"/>
     <w:uiPriority w:val="4"/>
     <w:rsid w:val="00014779"/>
@@ -16847,10 +17567,10 @@
       <w:sz w:val="20"/>
     </w:rPr>
   </w:style>
-  <w:style w:type="character" w:customStyle="1" w:styleId="TitleChar">
-    <w:name w:val="Title Char"/>
-    <w:basedOn w:val="DefaultParagraphFont"/>
-    <w:link w:val="Title"/>
+  <w:style w:type="character" w:customStyle="1" w:styleId="TtuloCar">
+    <w:name w:val="Título Car"/>
+    <w:basedOn w:val="Fuentedeprrafopredeter"/>
+    <w:link w:val="Ttulo"/>
     <w:rsid w:val="00014779"/>
     <w:rPr>
       <w:rFonts w:asciiTheme="majorHAnsi" w:eastAsiaTheme="majorEastAsia" w:hAnsiTheme="majorHAnsi" w:cstheme="majorBidi"/>
@@ -16860,10 +17580,10 @@
       <w:szCs w:val="56"/>
     </w:rPr>
   </w:style>
-  <w:style w:type="character" w:customStyle="1" w:styleId="Heading1Char">
-    <w:name w:val="Heading 1 Char"/>
-    <w:basedOn w:val="DefaultParagraphFont"/>
-    <w:link w:val="Heading1"/>
+  <w:style w:type="character" w:customStyle="1" w:styleId="Ttulo1Car">
+    <w:name w:val="Título 1 Car"/>
+    <w:basedOn w:val="Fuentedeprrafopredeter"/>
+    <w:link w:val="Ttulo1"/>
     <w:uiPriority w:val="4"/>
     <w:rsid w:val="00014779"/>
     <w:rPr>
@@ -16875,10 +17595,10 @@
       <w:shd w:val="clear" w:color="auto" w:fill="FFFFFF" w:themeFill="accent2"/>
     </w:rPr>
   </w:style>
-  <w:style w:type="character" w:customStyle="1" w:styleId="Heading2Char">
-    <w:name w:val="Heading 2 Char"/>
-    <w:basedOn w:val="DefaultParagraphFont"/>
-    <w:link w:val="Heading2"/>
+  <w:style w:type="character" w:customStyle="1" w:styleId="Ttulo2Car">
+    <w:name w:val="Título 2 Car"/>
+    <w:basedOn w:val="Fuentedeprrafopredeter"/>
+    <w:link w:val="Ttulo2"/>
     <w:uiPriority w:val="7"/>
     <w:rsid w:val="00014779"/>
     <w:rPr>
@@ -16889,10 +17609,10 @@
       <w:szCs w:val="26"/>
     </w:rPr>
   </w:style>
-  <w:style w:type="character" w:customStyle="1" w:styleId="Heading3Char">
-    <w:name w:val="Heading 3 Char"/>
-    <w:basedOn w:val="DefaultParagraphFont"/>
-    <w:link w:val="Heading3"/>
+  <w:style w:type="character" w:customStyle="1" w:styleId="Ttulo3Car">
+    <w:name w:val="Título 3 Car"/>
+    <w:basedOn w:val="Fuentedeprrafopredeter"/>
+    <w:link w:val="Ttulo3"/>
     <w:uiPriority w:val="9"/>
     <w:rsid w:val="00014779"/>
     <w:rPr>
@@ -16903,10 +17623,10 @@
       <w:szCs w:val="24"/>
     </w:rPr>
   </w:style>
-  <w:style w:type="character" w:customStyle="1" w:styleId="Heading4Char">
-    <w:name w:val="Heading 4 Char"/>
-    <w:basedOn w:val="DefaultParagraphFont"/>
-    <w:link w:val="Heading4"/>
+  <w:style w:type="character" w:customStyle="1" w:styleId="Ttulo4Car">
+    <w:name w:val="Título 4 Car"/>
+    <w:basedOn w:val="Fuentedeprrafopredeter"/>
+    <w:link w:val="Ttulo4"/>
     <w:uiPriority w:val="9"/>
     <w:rsid w:val="00014779"/>
     <w:rPr>
@@ -16916,10 +17636,10 @@
       <w:color w:val="3F3F3F" w:themeColor="text2"/>
     </w:rPr>
   </w:style>
-  <w:style w:type="character" w:customStyle="1" w:styleId="Heading5Char">
-    <w:name w:val="Heading 5 Char"/>
-    <w:basedOn w:val="DefaultParagraphFont"/>
-    <w:link w:val="Heading5"/>
+  <w:style w:type="character" w:customStyle="1" w:styleId="Ttulo5Car">
+    <w:name w:val="Título 5 Car"/>
+    <w:basedOn w:val="Fuentedeprrafopredeter"/>
+    <w:link w:val="Ttulo5"/>
     <w:uiPriority w:val="9"/>
     <w:rsid w:val="00014779"/>
     <w:rPr>
@@ -16929,11 +17649,11 @@
       <w:sz w:val="20"/>
     </w:rPr>
   </w:style>
-  <w:style w:type="character" w:customStyle="1" w:styleId="Heading6Char">
-    <w:name w:val="Heading 6 Char"/>
-    <w:aliases w:val="Part Char"/>
-    <w:basedOn w:val="DefaultParagraphFont"/>
-    <w:link w:val="Heading6"/>
+  <w:style w:type="character" w:customStyle="1" w:styleId="Ttulo6Car">
+    <w:name w:val="Título 6 Car"/>
+    <w:aliases w:val="Part Car"/>
+    <w:basedOn w:val="Fuentedeprrafopredeter"/>
+    <w:link w:val="Ttulo6"/>
     <w:uiPriority w:val="3"/>
     <w:rsid w:val="00014779"/>
     <w:rPr>
@@ -16944,11 +17664,11 @@
       <w:shd w:val="clear" w:color="auto" w:fill="FFFFFF" w:themeFill="accent2"/>
     </w:rPr>
   </w:style>
-  <w:style w:type="character" w:customStyle="1" w:styleId="Heading7Char">
-    <w:name w:val="Heading 7 Char"/>
-    <w:aliases w:val="Doc AnnX Char"/>
-    <w:basedOn w:val="DefaultParagraphFont"/>
-    <w:link w:val="Heading7"/>
+  <w:style w:type="character" w:customStyle="1" w:styleId="Ttulo7Car">
+    <w:name w:val="Título 7 Car"/>
+    <w:aliases w:val="Doc AnnX Car"/>
+    <w:basedOn w:val="Fuentedeprrafopredeter"/>
+    <w:link w:val="Ttulo7"/>
     <w:uiPriority w:val="19"/>
     <w:rsid w:val="00014779"/>
     <w:rPr>
@@ -16960,11 +17680,11 @@
       <w:szCs w:val="21"/>
     </w:rPr>
   </w:style>
-  <w:style w:type="character" w:customStyle="1" w:styleId="Heading8Char">
-    <w:name w:val="Heading 8 Char"/>
-    <w:aliases w:val="Part AnnX Char"/>
-    <w:basedOn w:val="DefaultParagraphFont"/>
-    <w:link w:val="Heading8"/>
+  <w:style w:type="character" w:customStyle="1" w:styleId="Ttulo8Car">
+    <w:name w:val="Título 8 Car"/>
+    <w:aliases w:val="Part AnnX Car"/>
+    <w:basedOn w:val="Fuentedeprrafopredeter"/>
+    <w:link w:val="Ttulo8"/>
     <w:uiPriority w:val="9"/>
     <w:rsid w:val="00B06D82"/>
     <w:rPr>
@@ -16975,11 +17695,11 @@
       <w:szCs w:val="21"/>
     </w:rPr>
   </w:style>
-  <w:style w:type="character" w:customStyle="1" w:styleId="Heading9Char">
-    <w:name w:val="Heading 9 Char"/>
-    <w:aliases w:val="Chap AnnX Char"/>
-    <w:basedOn w:val="DefaultParagraphFont"/>
-    <w:link w:val="Heading9"/>
+  <w:style w:type="character" w:customStyle="1" w:styleId="Ttulo9Car">
+    <w:name w:val="Título 9 Car"/>
+    <w:aliases w:val="Chap AnnX Car"/>
+    <w:basedOn w:val="Fuentedeprrafopredeter"/>
+    <w:link w:val="Ttulo9"/>
     <w:uiPriority w:val="20"/>
     <w:rsid w:val="00014779"/>
     <w:rPr>
@@ -17098,7 +17818,7 @@
       <w:sz w:val="20"/>
     </w:rPr>
   </w:style>
-  <w:style w:type="paragraph" w:styleId="ListParagraph">
+  <w:style w:type="paragraph" w:styleId="Prrafodelista">
     <w:name w:val="List Paragraph"/>
     <w:basedOn w:val="Normal"/>
     <w:uiPriority w:val="34"/>
@@ -17123,7 +17843,7 @@
       <w:color w:val="000000" w:themeColor="text1"/>
     </w:rPr>
   </w:style>
-  <w:style w:type="paragraph" w:styleId="Caption">
+  <w:style w:type="paragraph" w:styleId="Descripcin">
     <w:name w:val="caption"/>
     <w:next w:val="CaptionSubtitle"/>
     <w:uiPriority w:val="35"/>
@@ -17235,11 +17955,11 @@
       <w:sz w:val="28"/>
     </w:rPr>
   </w:style>
-  <w:style w:type="paragraph" w:styleId="Quote">
+  <w:style w:type="paragraph" w:styleId="Cita">
     <w:name w:val="Quote"/>
     <w:aliases w:val="Quotation (long)"/>
     <w:basedOn w:val="Normal"/>
-    <w:link w:val="QuoteChar"/>
+    <w:link w:val="CitaCar"/>
     <w:uiPriority w:val="18"/>
     <w:qFormat/>
     <w:rsid w:val="00014779"/>
@@ -17259,11 +17979,11 @@
       <w:sz w:val="20"/>
     </w:rPr>
   </w:style>
-  <w:style w:type="character" w:customStyle="1" w:styleId="QuoteChar">
-    <w:name w:val="Quote Char"/>
-    <w:aliases w:val="Quotation (long) Char"/>
-    <w:basedOn w:val="DefaultParagraphFont"/>
-    <w:link w:val="Quote"/>
+  <w:style w:type="character" w:customStyle="1" w:styleId="CitaCar">
+    <w:name w:val="Cita Car"/>
+    <w:aliases w:val="Quotation (long) Car"/>
+    <w:basedOn w:val="Fuentedeprrafopredeter"/>
+    <w:link w:val="Cita"/>
     <w:uiPriority w:val="18"/>
     <w:rsid w:val="00014779"/>
     <w:rPr>
@@ -17326,7 +18046,7 @@
   <w:style w:type="paragraph" w:customStyle="1" w:styleId="Action">
     <w:name w:val="Action"/>
     <w:basedOn w:val="Para0"/>
-    <w:next w:val="Heading2"/>
+    <w:next w:val="Ttulo2"/>
     <w:rsid w:val="00326CAE"/>
     <w:rPr>
       <w:u w:val="single"/>
@@ -17348,7 +18068,7 @@
       <w:jc w:val="left"/>
     </w:pPr>
   </w:style>
-  <w:style w:type="paragraph" w:styleId="Bibliography">
+  <w:style w:type="paragraph" w:styleId="Bibliografa">
     <w:name w:val="Bibliography"/>
     <w:basedOn w:val="Normal"/>
     <w:next w:val="Normal"/>
@@ -17399,7 +18119,7 @@
   <w:style w:type="paragraph" w:customStyle="1" w:styleId="Conclusion">
     <w:name w:val="Conclusion"/>
     <w:basedOn w:val="Para0"/>
-    <w:next w:val="Heading1"/>
+    <w:next w:val="Ttulo1"/>
     <w:rsid w:val="0052749E"/>
     <w:pPr>
       <w:jc w:val="center"/>
@@ -17408,9 +18128,9 @@
       <w:b/>
     </w:rPr>
   </w:style>
-  <w:style w:type="character" w:styleId="EndnoteReference">
+  <w:style w:type="character" w:styleId="Refdenotaalfinal">
     <w:name w:val="endnote reference"/>
-    <w:basedOn w:val="DefaultParagraphFont"/>
+    <w:basedOn w:val="Fuentedeprrafopredeter"/>
     <w:uiPriority w:val="99"/>
     <w:semiHidden/>
     <w:unhideWhenUsed/>
@@ -17421,9 +18141,9 @@
       <w:vertAlign w:val="superscript"/>
     </w:rPr>
   </w:style>
-  <w:style w:type="paragraph" w:styleId="FootnoteText">
+  <w:style w:type="paragraph" w:styleId="Textonotapie">
     <w:name w:val="footnote text"/>
-    <w:link w:val="FootnoteTextChar"/>
+    <w:link w:val="TextonotapieCar"/>
     <w:uiPriority w:val="99"/>
     <w:semiHidden/>
     <w:unhideWhenUsed/>
@@ -17437,10 +18157,10 @@
       <w:szCs w:val="20"/>
     </w:rPr>
   </w:style>
-  <w:style w:type="character" w:customStyle="1" w:styleId="FootnoteTextChar">
-    <w:name w:val="Footnote Text Char"/>
-    <w:basedOn w:val="DefaultParagraphFont"/>
-    <w:link w:val="FootnoteText"/>
+  <w:style w:type="character" w:customStyle="1" w:styleId="TextonotapieCar">
+    <w:name w:val="Texto nota pie Car"/>
+    <w:basedOn w:val="Fuentedeprrafopredeter"/>
+    <w:link w:val="Textonotapie"/>
     <w:uiPriority w:val="99"/>
     <w:semiHidden/>
     <w:rsid w:val="00EA6A82"/>
@@ -17449,9 +18169,9 @@
       <w:szCs w:val="20"/>
     </w:rPr>
   </w:style>
-  <w:style w:type="paragraph" w:styleId="EndnoteText">
+  <w:style w:type="paragraph" w:styleId="Textonotaalfinal">
     <w:name w:val="endnote text"/>
-    <w:link w:val="EndnoteTextChar"/>
+    <w:link w:val="TextonotaalfinalCar"/>
     <w:uiPriority w:val="99"/>
     <w:unhideWhenUsed/>
     <w:rsid w:val="000A5133"/>
@@ -17463,10 +18183,10 @@
       <w:szCs w:val="20"/>
     </w:rPr>
   </w:style>
-  <w:style w:type="character" w:customStyle="1" w:styleId="EndnoteTextChar">
-    <w:name w:val="Endnote Text Char"/>
-    <w:basedOn w:val="DefaultParagraphFont"/>
-    <w:link w:val="EndnoteText"/>
+  <w:style w:type="character" w:customStyle="1" w:styleId="TextonotaalfinalCar">
+    <w:name w:val="Texto nota al final Car"/>
+    <w:basedOn w:val="Fuentedeprrafopredeter"/>
+    <w:link w:val="Textonotaalfinal"/>
     <w:uiPriority w:val="99"/>
     <w:rsid w:val="000A5133"/>
     <w:rPr>
@@ -17482,10 +18202,10 @@
       <w:jc w:val="center"/>
     </w:pPr>
   </w:style>
-  <w:style w:type="paragraph" w:styleId="Footer">
+  <w:style w:type="paragraph" w:styleId="Piedepgina">
     <w:name w:val="footer"/>
     <w:basedOn w:val="Normal"/>
-    <w:link w:val="FooterChar"/>
+    <w:link w:val="PiedepginaCar"/>
     <w:uiPriority w:val="99"/>
     <w:rsid w:val="00404A52"/>
     <w:pPr>
@@ -17501,10 +18221,10 @@
       <w:sz w:val="16"/>
     </w:rPr>
   </w:style>
-  <w:style w:type="character" w:customStyle="1" w:styleId="FooterChar">
-    <w:name w:val="Footer Char"/>
-    <w:basedOn w:val="DefaultParagraphFont"/>
-    <w:link w:val="Footer"/>
+  <w:style w:type="character" w:customStyle="1" w:styleId="PiedepginaCar">
+    <w:name w:val="Pie de página Car"/>
+    <w:basedOn w:val="Fuentedeprrafopredeter"/>
+    <w:link w:val="Piedepgina"/>
     <w:uiPriority w:val="99"/>
     <w:rsid w:val="00404A52"/>
     <w:rPr>
@@ -17572,7 +18292,7 @@
   </w:style>
   <w:style w:type="character" w:customStyle="1" w:styleId="CoverCote">
     <w:name w:val="CoverCote"/>
-    <w:basedOn w:val="DefaultParagraphFont"/>
+    <w:basedOn w:val="Fuentedeprrafopredeter"/>
     <w:rsid w:val="00EF6B7C"/>
     <w:rPr>
       <w:rFonts w:asciiTheme="majorHAnsi" w:hAnsiTheme="majorHAnsi"/>
@@ -17727,9 +18447,9 @@
       <w:sz w:val="16"/>
     </w:rPr>
   </w:style>
-  <w:style w:type="character" w:styleId="FootnoteReference">
+  <w:style w:type="character" w:styleId="Refdenotaalpie">
     <w:name w:val="footnote reference"/>
-    <w:basedOn w:val="DefaultParagraphFont"/>
+    <w:basedOn w:val="Fuentedeprrafopredeter"/>
     <w:uiPriority w:val="99"/>
     <w:semiHidden/>
     <w:unhideWhenUsed/>
@@ -17766,10 +18486,10 @@
       <w:color w:val="4E81BD"/>
     </w:rPr>
   </w:style>
-  <w:style w:type="paragraph" w:styleId="Header">
+  <w:style w:type="paragraph" w:styleId="Encabezado">
     <w:name w:val="header"/>
     <w:basedOn w:val="Normal"/>
-    <w:link w:val="HeaderChar"/>
+    <w:link w:val="EncabezadoCar"/>
     <w:uiPriority w:val="99"/>
     <w:rsid w:val="00CC1A99"/>
     <w:pPr>
@@ -17779,10 +18499,10 @@
       </w:tabs>
     </w:pPr>
   </w:style>
-  <w:style w:type="character" w:customStyle="1" w:styleId="HeaderChar">
-    <w:name w:val="Header Char"/>
-    <w:basedOn w:val="DefaultParagraphFont"/>
-    <w:link w:val="Header"/>
+  <w:style w:type="character" w:customStyle="1" w:styleId="EncabezadoCar">
+    <w:name w:val="Encabezado Car"/>
+    <w:basedOn w:val="Fuentedeprrafopredeter"/>
+    <w:link w:val="Encabezado"/>
     <w:uiPriority w:val="99"/>
     <w:rsid w:val="0056606B"/>
     <w:rPr>
@@ -17791,7 +18511,7 @@
   </w:style>
   <w:style w:type="character" w:customStyle="1" w:styleId="HeaderCoteChar">
     <w:name w:val="Header Cote (Char)"/>
-    <w:basedOn w:val="DefaultParagraphFont"/>
+    <w:basedOn w:val="Fuentedeprrafopredeter"/>
     <w:uiPriority w:val="1"/>
     <w:semiHidden/>
     <w:rsid w:val="00CC1A99"/>
@@ -17859,9 +18579,9 @@
       <w:sz w:val="18"/>
     </w:rPr>
   </w:style>
-  <w:style w:type="character" w:styleId="PageNumber">
+  <w:style w:type="character" w:styleId="Nmerodepgina">
     <w:name w:val="page number"/>
-    <w:basedOn w:val="DefaultParagraphFont"/>
+    <w:basedOn w:val="Fuentedeprrafopredeter"/>
     <w:uiPriority w:val="99"/>
     <w:rsid w:val="00D43B52"/>
     <w:rPr>
@@ -17925,7 +18645,7 @@
   </w:style>
   <w:style w:type="character" w:customStyle="1" w:styleId="StatLinkDOI">
     <w:name w:val="StatLink DOI"/>
-    <w:basedOn w:val="DefaultParagraphFont"/>
+    <w:basedOn w:val="Fuentedeprrafopredeter"/>
     <w:uiPriority w:val="1"/>
     <w:rsid w:val="00366BED"/>
     <w:rPr>
@@ -17947,7 +18667,7 @@
       <w:sz w:val="18"/>
     </w:rPr>
   </w:style>
-  <w:style w:type="paragraph" w:styleId="TableofFigures">
+  <w:style w:type="paragraph" w:styleId="Tabladeilustraciones">
     <w:name w:val="table of figures"/>
     <w:next w:val="Normal"/>
     <w:uiPriority w:val="99"/>
@@ -17964,7 +18684,7 @@
       <w:sz w:val="18"/>
     </w:rPr>
   </w:style>
-  <w:style w:type="paragraph" w:styleId="TOC1">
+  <w:style w:type="paragraph" w:styleId="TDC1">
     <w:name w:val="toc 1"/>
     <w:next w:val="Normal"/>
     <w:uiPriority w:val="39"/>
@@ -17984,7 +18704,7 @@
       <w:sz w:val="28"/>
     </w:rPr>
   </w:style>
-  <w:style w:type="paragraph" w:styleId="TOC2">
+  <w:style w:type="paragraph" w:styleId="TDC2">
     <w:name w:val="toc 2"/>
     <w:next w:val="Normal"/>
     <w:uiPriority w:val="39"/>
@@ -18002,7 +18722,7 @@
       <w:sz w:val="20"/>
     </w:rPr>
   </w:style>
-  <w:style w:type="paragraph" w:styleId="TOC3">
+  <w:style w:type="paragraph" w:styleId="TDC3">
     <w:name w:val="toc 3"/>
     <w:next w:val="Normal"/>
     <w:autoRedefine/>
@@ -18021,7 +18741,7 @@
       <w:sz w:val="20"/>
     </w:rPr>
   </w:style>
-  <w:style w:type="paragraph" w:styleId="TOC4">
+  <w:style w:type="paragraph" w:styleId="TDC4">
     <w:name w:val="toc 4"/>
     <w:basedOn w:val="Normal"/>
     <w:next w:val="Normal"/>
@@ -18037,7 +18757,7 @@
       <w:jc w:val="left"/>
     </w:pPr>
   </w:style>
-  <w:style w:type="paragraph" w:styleId="TOC5">
+  <w:style w:type="paragraph" w:styleId="TDC5">
     <w:name w:val="toc 5"/>
     <w:aliases w:val="Annotated Item"/>
     <w:basedOn w:val="Normal"/>
@@ -18055,7 +18775,7 @@
       <w:color w:val="4E81BD"/>
     </w:rPr>
   </w:style>
-  <w:style w:type="paragraph" w:styleId="TOCHeading">
+  <w:style w:type="paragraph" w:styleId="TtuloTDC">
     <w:name w:val="TOC Heading"/>
     <w:next w:val="Normal"/>
     <w:uiPriority w:val="39"/>
@@ -18074,10 +18794,10 @@
       <w:szCs w:val="32"/>
     </w:rPr>
   </w:style>
-  <w:style w:type="paragraph" w:styleId="Subtitle">
+  <w:style w:type="paragraph" w:styleId="Subttulo">
     <w:name w:val="Subtitle"/>
     <w:next w:val="Para0"/>
-    <w:link w:val="SubtitleChar"/>
+    <w:link w:val="SubttuloCar"/>
     <w:uiPriority w:val="11"/>
     <w:rsid w:val="00160B10"/>
     <w:pPr>
@@ -18094,10 +18814,10 @@
       <w:sz w:val="24"/>
     </w:rPr>
   </w:style>
-  <w:style w:type="character" w:customStyle="1" w:styleId="SubtitleChar">
-    <w:name w:val="Subtitle Char"/>
-    <w:basedOn w:val="DefaultParagraphFont"/>
-    <w:link w:val="Subtitle"/>
+  <w:style w:type="character" w:customStyle="1" w:styleId="SubttuloCar">
+    <w:name w:val="Subtítulo Car"/>
+    <w:basedOn w:val="Fuentedeprrafopredeter"/>
+    <w:link w:val="Subttulo"/>
     <w:uiPriority w:val="11"/>
     <w:rsid w:val="00160B10"/>
     <w:rPr>
@@ -18107,9 +18827,9 @@
       <w:sz w:val="24"/>
     </w:rPr>
   </w:style>
-  <w:style w:type="character" w:styleId="PlaceholderText">
+  <w:style w:type="character" w:styleId="Textodelmarcadordeposicin">
     <w:name w:val="Placeholder Text"/>
-    <w:basedOn w:val="DefaultParagraphFont"/>
+    <w:basedOn w:val="Fuentedeprrafopredeter"/>
     <w:uiPriority w:val="99"/>
     <w:semiHidden/>
     <w:rsid w:val="00CC3749"/>
@@ -18126,9 +18846,9 @@
       <w:b/>
     </w:rPr>
   </w:style>
-  <w:style w:type="table" w:styleId="TableGrid">
+  <w:style w:type="table" w:styleId="Tablaconcuadrcula">
     <w:name w:val="Table Grid"/>
-    <w:basedOn w:val="TableNormal"/>
+    <w:basedOn w:val="Tablanormal"/>
     <w:uiPriority w:val="59"/>
     <w:rsid w:val="00992AB5"/>
     <w:pPr>
@@ -18147,7 +18867,7 @@
   </w:style>
   <w:style w:type="character" w:customStyle="1" w:styleId="CoverNormalChar">
     <w:name w:val="CoverNormal Char"/>
-    <w:basedOn w:val="DefaultParagraphFont"/>
+    <w:basedOn w:val="Fuentedeprrafopredeter"/>
     <w:link w:val="CoverNormal"/>
     <w:rsid w:val="00EF6B7C"/>
     <w:rPr>
@@ -18156,7 +18876,7 @@
   </w:style>
   <w:style w:type="character" w:customStyle="1" w:styleId="CoverSubTitleChar">
     <w:name w:val="CoverSubTitle Char"/>
-    <w:basedOn w:val="DefaultParagraphFont"/>
+    <w:basedOn w:val="Fuentedeprrafopredeter"/>
     <w:link w:val="CoverSubTitle"/>
     <w:rsid w:val="00FB0CE9"/>
     <w:rPr>
@@ -18166,7 +18886,7 @@
   </w:style>
   <w:style w:type="character" w:customStyle="1" w:styleId="CoverTitleChar">
     <w:name w:val="CoverTitle Char"/>
-    <w:basedOn w:val="DefaultParagraphFont"/>
+    <w:basedOn w:val="Fuentedeprrafopredeter"/>
     <w:link w:val="CoverTitle"/>
     <w:rsid w:val="00FB0CE9"/>
     <w:rPr>
@@ -18177,7 +18897,7 @@
   </w:style>
   <w:style w:type="character" w:customStyle="1" w:styleId="CoverCancelChar">
     <w:name w:val="CoverCancel Char"/>
-    <w:basedOn w:val="DefaultParagraphFont"/>
+    <w:basedOn w:val="Fuentedeprrafopredeter"/>
     <w:link w:val="CoverCancel"/>
     <w:rsid w:val="00FB0CE9"/>
     <w:rPr>
@@ -18206,9 +18926,9 @@
       <w:sz w:val="18"/>
     </w:rPr>
   </w:style>
-  <w:style w:type="character" w:styleId="Hyperlink">
+  <w:style w:type="character" w:styleId="Hipervnculo">
     <w:name w:val="Hyperlink"/>
-    <w:basedOn w:val="DefaultParagraphFont"/>
+    <w:basedOn w:val="Fuentedeprrafopredeter"/>
     <w:uiPriority w:val="99"/>
     <w:unhideWhenUsed/>
     <w:rsid w:val="00461C3F"/>
@@ -18219,7 +18939,7 @@
   </w:style>
   <w:style w:type="table" w:customStyle="1" w:styleId="OECDOld">
     <w:name w:val="OECD Old"/>
-    <w:basedOn w:val="LightShading-Accent1"/>
+    <w:basedOn w:val="Sombreadoclaro-nfasis1"/>
     <w:uiPriority w:val="99"/>
     <w:rsid w:val="00D95933"/>
     <w:rPr>
@@ -18337,9 +19057,9 @@
       </w:tcPr>
     </w:tblStylePr>
   </w:style>
-  <w:style w:type="table" w:styleId="LightShading-Accent1">
+  <w:style w:type="table" w:styleId="Sombreadoclaro-nfasis1">
     <w:name w:val="Light Shading Accent 1"/>
-    <w:basedOn w:val="TableNormal"/>
+    <w:basedOn w:val="Tablanormal"/>
     <w:uiPriority w:val="60"/>
     <w:semiHidden/>
     <w:unhideWhenUsed/>
@@ -18534,7 +19254,7 @@
   </w:style>
   <w:style w:type="table" w:customStyle="1" w:styleId="OECD">
     <w:name w:val="OECD"/>
-    <w:basedOn w:val="TableSimple1"/>
+    <w:basedOn w:val="Tablabsica1"/>
     <w:uiPriority w:val="99"/>
     <w:rsid w:val="00625626"/>
     <w:pPr>
@@ -18577,9 +19297,9 @@
       </w:tcPr>
     </w:tblStylePr>
   </w:style>
-  <w:style w:type="table" w:styleId="TableSimple1">
+  <w:style w:type="table" w:styleId="Tablabsica1">
     <w:name w:val="Table Simple 1"/>
-    <w:basedOn w:val="TableNormal"/>
+    <w:basedOn w:val="Tablanormal"/>
     <w:uiPriority w:val="99"/>
     <w:semiHidden/>
     <w:unhideWhenUsed/>
@@ -18618,7 +19338,7 @@
       </w:tcPr>
     </w:tblStylePr>
   </w:style>
-  <w:style w:type="paragraph" w:styleId="TOC9">
+  <w:style w:type="paragraph" w:styleId="TDC9">
     <w:name w:val="toc 9"/>
     <w:next w:val="Normal"/>
     <w:autoRedefine/>
@@ -18640,7 +19360,7 @@
   </w:style>
   <w:style w:type="paragraph" w:customStyle="1" w:styleId="KeyBoxTitle">
     <w:name w:val="KeyBox Title"/>
-    <w:basedOn w:val="Caption"/>
+    <w:basedOn w:val="Descripcin"/>
     <w:next w:val="Para0"/>
     <w:rsid w:val="00C71392"/>
     <w:pPr>
@@ -18656,7 +19376,7 @@
   </w:style>
   <w:style w:type="paragraph" w:customStyle="1" w:styleId="Heading2IndicatorSublevel">
     <w:name w:val="Heading 2 (Indicator Sublevel)"/>
-    <w:basedOn w:val="Heading2"/>
+    <w:basedOn w:val="Ttulo2"/>
     <w:next w:val="Para0"/>
     <w:uiPriority w:val="9"/>
     <w:qFormat/>
@@ -18665,10 +19385,10 @@
       <w:outlineLvl w:val="2"/>
     </w:pPr>
   </w:style>
-  <w:style w:type="paragraph" w:styleId="CommentText">
+  <w:style w:type="paragraph" w:styleId="Textocomentario">
     <w:name w:val="annotation text"/>
     <w:basedOn w:val="Normal"/>
-    <w:link w:val="CommentTextChar"/>
+    <w:link w:val="TextocomentarioCar"/>
     <w:uiPriority w:val="99"/>
     <w:unhideWhenUsed/>
     <w:rPr>
@@ -18676,19 +19396,19 @@
       <w:szCs w:val="20"/>
     </w:rPr>
   </w:style>
-  <w:style w:type="character" w:customStyle="1" w:styleId="CommentTextChar">
-    <w:name w:val="Comment Text Char"/>
-    <w:basedOn w:val="DefaultParagraphFont"/>
-    <w:link w:val="CommentText"/>
+  <w:style w:type="character" w:customStyle="1" w:styleId="TextocomentarioCar">
+    <w:name w:val="Texto comentario Car"/>
+    <w:basedOn w:val="Fuentedeprrafopredeter"/>
+    <w:link w:val="Textocomentario"/>
     <w:uiPriority w:val="99"/>
     <w:rPr>
       <w:sz w:val="20"/>
       <w:szCs w:val="20"/>
     </w:rPr>
   </w:style>
-  <w:style w:type="character" w:styleId="CommentReference">
+  <w:style w:type="character" w:styleId="Refdecomentario">
     <w:name w:val="annotation reference"/>
-    <w:basedOn w:val="DefaultParagraphFont"/>
+    <w:basedOn w:val="Fuentedeprrafopredeter"/>
     <w:uiPriority w:val="99"/>
     <w:semiHidden/>
     <w:unhideWhenUsed/>
@@ -18697,11 +19417,11 @@
       <w:szCs w:val="16"/>
     </w:rPr>
   </w:style>
-  <w:style w:type="paragraph" w:styleId="CommentSubject">
+  <w:style w:type="paragraph" w:styleId="Asuntodelcomentario">
     <w:name w:val="annotation subject"/>
-    <w:basedOn w:val="CommentText"/>
-    <w:next w:val="CommentText"/>
-    <w:link w:val="CommentSubjectChar"/>
+    <w:basedOn w:val="Textocomentario"/>
+    <w:next w:val="Textocomentario"/>
+    <w:link w:val="AsuntodelcomentarioCar"/>
     <w:uiPriority w:val="99"/>
     <w:semiHidden/>
     <w:unhideWhenUsed/>
@@ -18711,10 +19431,10 @@
       <w:bCs/>
     </w:rPr>
   </w:style>
-  <w:style w:type="character" w:customStyle="1" w:styleId="CommentSubjectChar">
-    <w:name w:val="Comment Subject Char"/>
-    <w:basedOn w:val="CommentTextChar"/>
-    <w:link w:val="CommentSubject"/>
+  <w:style w:type="character" w:customStyle="1" w:styleId="AsuntodelcomentarioCar">
+    <w:name w:val="Asunto del comentario Car"/>
+    <w:basedOn w:val="TextocomentarioCar"/>
+    <w:link w:val="Asuntodelcomentario"/>
     <w:uiPriority w:val="99"/>
     <w:semiHidden/>
     <w:rsid w:val="00F73B5F"/>
@@ -18725,9 +19445,9 @@
       <w:szCs w:val="20"/>
     </w:rPr>
   </w:style>
-  <w:style w:type="character" w:styleId="Mention">
+  <w:style w:type="character" w:styleId="Mencionar">
     <w:name w:val="Mention"/>
-    <w:basedOn w:val="DefaultParagraphFont"/>
+    <w:basedOn w:val="Fuentedeprrafopredeter"/>
     <w:uiPriority w:val="99"/>
     <w:unhideWhenUsed/>
     <w:rsid w:val="00F61D43"/>
@@ -18736,9 +19456,9 @@
       <w:shd w:val="clear" w:color="auto" w:fill="E1DFDD"/>
     </w:rPr>
   </w:style>
-  <w:style w:type="character" w:styleId="UnresolvedMention">
+  <w:style w:type="character" w:styleId="Mencinsinresolver">
     <w:name w:val="Unresolved Mention"/>
-    <w:basedOn w:val="DefaultParagraphFont"/>
+    <w:basedOn w:val="Fuentedeprrafopredeter"/>
     <w:uiPriority w:val="99"/>
     <w:semiHidden/>
     <w:unhideWhenUsed/>
@@ -18766,15 +19486,15 @@
   </w:style>
   <w:style w:type="character" w:customStyle="1" w:styleId="eop">
     <w:name w:val="eop"/>
-    <w:basedOn w:val="DefaultParagraphFont"/>
+    <w:basedOn w:val="Fuentedeprrafopredeter"/>
     <w:rsid w:val="00D93116"/>
   </w:style>
   <w:style w:type="character" w:customStyle="1" w:styleId="normaltextrun">
     <w:name w:val="normaltextrun"/>
-    <w:basedOn w:val="DefaultParagraphFont"/>
+    <w:basedOn w:val="Fuentedeprrafopredeter"/>
     <w:rsid w:val="00D93116"/>
   </w:style>
-  <w:style w:type="paragraph" w:styleId="Revision">
+  <w:style w:type="paragraph" w:styleId="Revisin">
     <w:name w:val="Revision"/>
     <w:hidden/>
     <w:uiPriority w:val="99"/>
@@ -18784,9 +19504,9 @@
       <w:spacing w:after="0" w:line="240" w:lineRule="auto"/>
     </w:pPr>
   </w:style>
-  <w:style w:type="character" w:styleId="Strong">
+  <w:style w:type="character" w:styleId="Fuerte">
     <w:name w:val="Strong"/>
-    <w:basedOn w:val="DefaultParagraphFont"/>
+    <w:basedOn w:val="Fuentedeprrafopredeter"/>
     <w:uiPriority w:val="22"/>
     <w:qFormat/>
     <w:rsid w:val="00816503"/>
@@ -18795,10 +19515,10 @@
       <w:bCs/>
     </w:rPr>
   </w:style>
-  <w:style w:type="paragraph" w:styleId="PlainText">
+  <w:style w:type="paragraph" w:styleId="Textosinformato">
     <w:name w:val="Plain Text"/>
     <w:basedOn w:val="Normal"/>
-    <w:link w:val="PlainTextChar"/>
+    <w:link w:val="TextosinformatoCar"/>
     <w:uiPriority w:val="99"/>
     <w:semiHidden/>
     <w:unhideWhenUsed/>
@@ -18809,10 +19529,10 @@
       <w:szCs w:val="21"/>
     </w:rPr>
   </w:style>
-  <w:style w:type="character" w:customStyle="1" w:styleId="PlainTextChar">
-    <w:name w:val="Plain Text Char"/>
-    <w:basedOn w:val="DefaultParagraphFont"/>
-    <w:link w:val="PlainText"/>
+  <w:style w:type="character" w:customStyle="1" w:styleId="TextosinformatoCar">
+    <w:name w:val="Texto sin formato Car"/>
+    <w:basedOn w:val="Fuentedeprrafopredeter"/>
+    <w:link w:val="Textosinformato"/>
     <w:uiPriority w:val="99"/>
     <w:semiHidden/>
     <w:rsid w:val="00584A82"/>
@@ -19051,15 +19771,6 @@
 </file>
 
 <file path=customXml/item1.xml><?xml version="1.0" encoding="utf-8"?>
-<?mso-contentType ?>
-<FormTemplates xmlns="http://schemas.microsoft.com/sharepoint/v3/contenttype/forms">
-  <Display>DocumentLibraryForm</Display>
-  <Edit>DocumentLibraryForm</Edit>
-  <New>DocumentLibraryForm</New>
-</FormTemplates>
-</file>
-
-<file path=customXml/item2.xml><?xml version="1.0" encoding="utf-8"?>
 <p:properties xmlns:p="http://schemas.microsoft.com/office/2006/metadata/properties" xmlns:xsi="http://www.w3.org/2001/XMLSchema-instance" xmlns:pc="http://schemas.microsoft.com/office/infopath/2007/PartnerControls">
   <documentManagement>
     <lcf76f155ced4ddcb4097134ff3c332f xmlns="46f3a809-46a3-44ee-a0f1-42a271529c86">
@@ -19070,7 +19781,265 @@
 </p:properties>
 </file>
 
+<file path=customXml/item2.xml><?xml version="1.0" encoding="utf-8"?>
+<?mso-contentType ?>
+<FormTemplates xmlns="http://schemas.microsoft.com/sharepoint/v3/contenttype/forms">
+  <Display>DocumentLibraryForm</Display>
+  <Edit>DocumentLibraryForm</Edit>
+  <New>DocumentLibraryForm</New>
+</FormTemplates>
+</file>
+
 <file path=customXml/item3.xml><?xml version="1.0" encoding="utf-8"?>
+<ct:contentTypeSchema xmlns:ct="http://schemas.microsoft.com/office/2006/metadata/contentType" xmlns:ma="http://schemas.microsoft.com/office/2006/metadata/properties/metaAttributes" ct:_="" ma:_="" ma:contentTypeName="Document" ma:contentTypeID="0x0101006BF094976B1C6245BAB5BCECAC284645" ma:contentTypeVersion="17" ma:contentTypeDescription="Create a new document." ma:contentTypeScope="" ma:versionID="347dc9eaee87b4cbb901bc584e0b214d">
+  <xsd:schema xmlns:xsd="http://www.w3.org/2001/XMLSchema" xmlns:xs="http://www.w3.org/2001/XMLSchema" xmlns:p="http://schemas.microsoft.com/office/2006/metadata/properties" xmlns:ns2="69276225-f05c-44c5-92dc-c999460a4149" xmlns:ns3="46f3a809-46a3-44ee-a0f1-42a271529c86" targetNamespace="http://schemas.microsoft.com/office/2006/metadata/properties" ma:root="true" ma:fieldsID="32796ae3933d308c0b8b72e1382e1089" ns2:_="" ns3:_="">
+    <xsd:import namespace="69276225-f05c-44c5-92dc-c999460a4149"/>
+    <xsd:import namespace="46f3a809-46a3-44ee-a0f1-42a271529c86"/>
+    <xsd:element name="properties">
+      <xsd:complexType>
+        <xsd:sequence>
+          <xsd:element name="documentManagement">
+            <xsd:complexType>
+              <xsd:all>
+                <xsd:element ref="ns2:SharedWithUsers" minOccurs="0"/>
+                <xsd:element ref="ns2:SharedWithDetails" minOccurs="0"/>
+                <xsd:element ref="ns3:MediaServiceMetadata" minOccurs="0"/>
+                <xsd:element ref="ns3:MediaServiceFastMetadata" minOccurs="0"/>
+                <xsd:element ref="ns3:lcf76f155ced4ddcb4097134ff3c332f" minOccurs="0"/>
+                <xsd:element ref="ns2:TaxCatchAll" minOccurs="0"/>
+                <xsd:element ref="ns3:MediaServiceGenerationTime" minOccurs="0"/>
+                <xsd:element ref="ns3:MediaServiceEventHashCode" minOccurs="0"/>
+                <xsd:element ref="ns3:MediaLengthInSeconds" minOccurs="0"/>
+                <xsd:element ref="ns3:MediaServiceDateTaken" minOccurs="0"/>
+                <xsd:element ref="ns3:MediaServiceAutoKeyPoints" minOccurs="0"/>
+                <xsd:element ref="ns3:MediaServiceKeyPoints" minOccurs="0"/>
+                <xsd:element ref="ns3:MediaServiceOCR" minOccurs="0"/>
+                <xsd:element ref="ns3:MediaServiceLocation" minOccurs="0"/>
+                <xsd:element ref="ns3:MediaServiceSearchProperties" minOccurs="0"/>
+                <xsd:element ref="ns3:MediaServiceObjectDetectorVersions" minOccurs="0"/>
+              </xsd:all>
+            </xsd:complexType>
+          </xsd:element>
+        </xsd:sequence>
+      </xsd:complexType>
+    </xsd:element>
+  </xsd:schema>
+  <xsd:schema xmlns:xsd="http://www.w3.org/2001/XMLSchema" xmlns:xs="http://www.w3.org/2001/XMLSchema" xmlns:dms="http://schemas.microsoft.com/office/2006/documentManagement/types" xmlns:pc="http://schemas.microsoft.com/office/infopath/2007/PartnerControls" targetNamespace="69276225-f05c-44c5-92dc-c999460a4149" elementFormDefault="qualified">
+    <xsd:import namespace="http://schemas.microsoft.com/office/2006/documentManagement/types"/>
+    <xsd:import namespace="http://schemas.microsoft.com/office/infopath/2007/PartnerControls"/>
+    <xsd:element name="SharedWithUsers" ma:index="8" nillable="true" ma:displayName="Shared With" ma:internalName="SharedWithUsers" ma:readOnly="true">
+      <xsd:complexType>
+        <xsd:complexContent>
+          <xsd:extension base="dms:UserMulti">
+            <xsd:sequence>
+              <xsd:element name="UserInfo" minOccurs="0" maxOccurs="unbounded">
+                <xsd:complexType>
+                  <xsd:sequence>
+                    <xsd:element name="DisplayName" type="xsd:string" minOccurs="0"/>
+                    <xsd:element name="AccountId" type="dms:UserId" minOccurs="0" nillable="true"/>
+                    <xsd:element name="AccountType" type="xsd:string" minOccurs="0"/>
+                  </xsd:sequence>
+                </xsd:complexType>
+              </xsd:element>
+            </xsd:sequence>
+          </xsd:extension>
+        </xsd:complexContent>
+      </xsd:complexType>
+    </xsd:element>
+    <xsd:element name="SharedWithDetails" ma:index="9" nillable="true" ma:displayName="Shared With Details" ma:internalName="SharedWithDetails" ma:readOnly="true">
+      <xsd:simpleType>
+        <xsd:restriction base="dms:Note">
+          <xsd:maxLength value="255"/>
+        </xsd:restriction>
+      </xsd:simpleType>
+    </xsd:element>
+    <xsd:element name="TaxCatchAll" ma:index="14" nillable="true" ma:displayName="Taxonomy Catch All Column" ma:hidden="true" ma:list="{32d65da7-472f-44c6-be22-218d2da46f49}" ma:internalName="TaxCatchAll" ma:showField="CatchAllData" ma:web="69276225-f05c-44c5-92dc-c999460a4149">
+      <xsd:complexType>
+        <xsd:complexContent>
+          <xsd:extension base="dms:MultiChoiceLookup">
+            <xsd:sequence>
+              <xsd:element name="Value" type="dms:Lookup" maxOccurs="unbounded" minOccurs="0" nillable="true"/>
+            </xsd:sequence>
+          </xsd:extension>
+        </xsd:complexContent>
+      </xsd:complexType>
+    </xsd:element>
+  </xsd:schema>
+  <xsd:schema xmlns:xsd="http://www.w3.org/2001/XMLSchema" xmlns:xs="http://www.w3.org/2001/XMLSchema" xmlns:dms="http://schemas.microsoft.com/office/2006/documentManagement/types" xmlns:pc="http://schemas.microsoft.com/office/infopath/2007/PartnerControls" targetNamespace="46f3a809-46a3-44ee-a0f1-42a271529c86" elementFormDefault="qualified">
+    <xsd:import namespace="http://schemas.microsoft.com/office/2006/documentManagement/types"/>
+    <xsd:import namespace="http://schemas.microsoft.com/office/infopath/2007/PartnerControls"/>
+    <xsd:element name="MediaServiceMetadata" ma:index="10" nillable="true" ma:displayName="MediaServiceMetadata" ma:hidden="true" ma:internalName="MediaServiceMetadata" ma:readOnly="true">
+      <xsd:simpleType>
+        <xsd:restriction base="dms:Note"/>
+      </xsd:simpleType>
+    </xsd:element>
+    <xsd:element name="MediaServiceFastMetadata" ma:index="11" nillable="true" ma:displayName="MediaServiceFastMetadata" ma:hidden="true" ma:internalName="MediaServiceFastMetadata" ma:readOnly="true">
+      <xsd:simpleType>
+        <xsd:restriction base="dms:Note"/>
+      </xsd:simpleType>
+    </xsd:element>
+    <xsd:element name="lcf76f155ced4ddcb4097134ff3c332f" ma:index="13" nillable="true" ma:taxonomy="true" ma:internalName="lcf76f155ced4ddcb4097134ff3c332f" ma:taxonomyFieldName="MediaServiceImageTags" ma:displayName="Image Tags" ma:readOnly="false" ma:fieldId="{5cf76f15-5ced-4ddc-b409-7134ff3c332f}" ma:taxonomyMulti="true" ma:sspId="c40d4899-0986-466d-9443-4d7b8518a0f2" ma:termSetId="09814cd3-568e-fe90-9814-8d621ff8fb84" ma:anchorId="fba54fb3-c3e1-fe81-a776-ca4b69148c4d" ma:open="true" ma:isKeyword="false">
+      <xsd:complexType>
+        <xsd:sequence>
+          <xsd:element ref="pc:Terms" minOccurs="0" maxOccurs="1"/>
+        </xsd:sequence>
+      </xsd:complexType>
+    </xsd:element>
+    <xsd:element name="MediaServiceGenerationTime" ma:index="15" nillable="true" ma:displayName="MediaServiceGenerationTime" ma:hidden="true" ma:internalName="MediaServiceGenerationTime" ma:readOnly="true">
+      <xsd:simpleType>
+        <xsd:restriction base="dms:Text"/>
+      </xsd:simpleType>
+    </xsd:element>
+    <xsd:element name="MediaServiceEventHashCode" ma:index="16" nillable="true" ma:displayName="MediaServiceEventHashCode" ma:hidden="true" ma:internalName="MediaServiceEventHashCode" ma:readOnly="true">
+      <xsd:simpleType>
+        <xsd:restriction base="dms:Text"/>
+      </xsd:simpleType>
+    </xsd:element>
+    <xsd:element name="MediaLengthInSeconds" ma:index="17" nillable="true" ma:displayName="MediaLengthInSeconds" ma:hidden="true" ma:internalName="MediaLengthInSeconds" ma:readOnly="true">
+      <xsd:simpleType>
+        <xsd:restriction base="dms:Unknown"/>
+      </xsd:simpleType>
+    </xsd:element>
+    <xsd:element name="MediaServiceDateTaken" ma:index="18" nillable="true" ma:displayName="MediaServiceDateTaken" ma:hidden="true" ma:internalName="MediaServiceDateTaken" ma:readOnly="true">
+      <xsd:simpleType>
+        <xsd:restriction base="dms:Text"/>
+      </xsd:simpleType>
+    </xsd:element>
+    <xsd:element name="MediaServiceAutoKeyPoints" ma:index="19" nillable="true" ma:displayName="MediaServiceAutoKeyPoints" ma:hidden="true" ma:internalName="MediaServiceAutoKeyPoints" ma:readOnly="true">
+      <xsd:simpleType>
+        <xsd:restriction base="dms:Note"/>
+      </xsd:simpleType>
+    </xsd:element>
+    <xsd:element name="MediaServiceKeyPoints" ma:index="20" nillable="true" ma:displayName="KeyPoints" ma:internalName="MediaServiceKeyPoints" ma:readOnly="true">
+      <xsd:simpleType>
+        <xsd:restriction base="dms:Note">
+          <xsd:maxLength value="255"/>
+        </xsd:restriction>
+      </xsd:simpleType>
+    </xsd:element>
+    <xsd:element name="MediaServiceOCR" ma:index="21" nillable="true" ma:displayName="Extracted Text" ma:internalName="MediaServiceOCR" ma:readOnly="true">
+      <xsd:simpleType>
+        <xsd:restriction base="dms:Note">
+          <xsd:maxLength value="255"/>
+        </xsd:restriction>
+      </xsd:simpleType>
+    </xsd:element>
+    <xsd:element name="MediaServiceLocation" ma:index="22" nillable="true" ma:displayName="Location" ma:internalName="MediaServiceLocation" ma:readOnly="true">
+      <xsd:simpleType>
+        <xsd:restriction base="dms:Text"/>
+      </xsd:simpleType>
+    </xsd:element>
+    <xsd:element name="MediaServiceSearchProperties" ma:index="23" nillable="true" ma:displayName="MediaServiceSearchProperties" ma:hidden="true" ma:internalName="MediaServiceSearchProperties" ma:readOnly="true">
+      <xsd:simpleType>
+        <xsd:restriction base="dms:Note"/>
+      </xsd:simpleType>
+    </xsd:element>
+    <xsd:element name="MediaServiceObjectDetectorVersions" ma:index="24" nillable="true" ma:displayName="MediaServiceObjectDetectorVersions" ma:description="" ma:hidden="true" ma:indexed="true" ma:internalName="MediaServiceObjectDetectorVersions" ma:readOnly="true">
+      <xsd:simpleType>
+        <xsd:restriction base="dms:Text"/>
+      </xsd:simpleType>
+    </xsd:element>
+  </xsd:schema>
+  <xsd:schema xmlns="http://schemas.openxmlformats.org/package/2006/metadata/core-properties" xmlns:xsd="http://www.w3.org/2001/XMLSchema" xmlns:xsi="http://www.w3.org/2001/XMLSchema-instance" xmlns:dc="http://purl.org/dc/elements/1.1/" xmlns:dcterms="http://purl.org/dc/terms/" xmlns:odoc="http://schemas.microsoft.com/internal/obd" targetNamespace="http://schemas.openxmlformats.org/package/2006/metadata/core-properties" elementFormDefault="qualified" attributeFormDefault="unqualified" blockDefault="#all">
+    <xsd:import namespace="http://purl.org/dc/elements/1.1/" schemaLocation="http://dublincore.org/schemas/xmls/qdc/2003/04/02/dc.xsd"/>
+    <xsd:import namespace="http://purl.org/dc/terms/" schemaLocation="http://dublincore.org/schemas/xmls/qdc/2003/04/02/dcterms.xsd"/>
+    <xsd:element name="coreProperties" type="CT_coreProperties"/>
+    <xsd:complexType name="CT_coreProperties">
+      <xsd:all>
+        <xsd:element ref="dc:creator" minOccurs="0" maxOccurs="1"/>
+        <xsd:element ref="dcterms:created" minOccurs="0" maxOccurs="1"/>
+        <xsd:element ref="dc:identifier" minOccurs="0" maxOccurs="1"/>
+        <xsd:element name="contentType" minOccurs="0" maxOccurs="1" type="xsd:string" ma:index="0" ma:displayName="Content Type"/>
+        <xsd:element ref="dc:title" minOccurs="0" maxOccurs="1" ma:index="4" ma:displayName="Title"/>
+        <xsd:element ref="dc:subject" minOccurs="0" maxOccurs="1"/>
+        <xsd:element ref="dc:description" minOccurs="0" maxOccurs="1"/>
+        <xsd:element name="keywords" minOccurs="0" maxOccurs="1" type="xsd:string"/>
+        <xsd:element ref="dc:language" minOccurs="0" maxOccurs="1"/>
+        <xsd:element name="category" minOccurs="0" maxOccurs="1" type="xsd:string"/>
+        <xsd:element name="version" minOccurs="0" maxOccurs="1" type="xsd:string"/>
+        <xsd:element name="revision" minOccurs="0" maxOccurs="1" type="xsd:string">
+          <xsd:annotation>
+            <xsd:documentation>
+                        This value indicates the number of saves or revisions. The application is responsible for updating this value after each revision.
+                    </xsd:documentation>
+          </xsd:annotation>
+        </xsd:element>
+        <xsd:element name="lastModifiedBy" minOccurs="0" maxOccurs="1" type="xsd:string"/>
+        <xsd:element ref="dcterms:modified" minOccurs="0" maxOccurs="1"/>
+        <xsd:element name="contentStatus" minOccurs="0" maxOccurs="1" type="xsd:string"/>
+      </xsd:all>
+    </xsd:complexType>
+  </xsd:schema>
+  <xs:schema xmlns:pc="http://schemas.microsoft.com/office/infopath/2007/PartnerControls" xmlns:xs="http://www.w3.org/2001/XMLSchema" targetNamespace="http://schemas.microsoft.com/office/infopath/2007/PartnerControls" elementFormDefault="qualified" attributeFormDefault="unqualified">
+    <xs:element name="Person">
+      <xs:complexType>
+        <xs:sequence>
+          <xs:element ref="pc:DisplayName" minOccurs="0"/>
+          <xs:element ref="pc:AccountId" minOccurs="0"/>
+          <xs:element ref="pc:AccountType" minOccurs="0"/>
+        </xs:sequence>
+      </xs:complexType>
+    </xs:element>
+    <xs:element name="DisplayName" type="xs:string"/>
+    <xs:element name="AccountId" type="xs:string"/>
+    <xs:element name="AccountType" type="xs:string"/>
+    <xs:element name="BDCAssociatedEntity">
+      <xs:complexType>
+        <xs:sequence>
+          <xs:element ref="pc:BDCEntity" minOccurs="0" maxOccurs="unbounded"/>
+        </xs:sequence>
+        <xs:attribute ref="pc:EntityNamespace"/>
+        <xs:attribute ref="pc:EntityName"/>
+        <xs:attribute ref="pc:SystemInstanceName"/>
+        <xs:attribute ref="pc:AssociationName"/>
+      </xs:complexType>
+    </xs:element>
+    <xs:attribute name="EntityNamespace" type="xs:string"/>
+    <xs:attribute name="EntityName" type="xs:string"/>
+    <xs:attribute name="SystemInstanceName" type="xs:string"/>
+    <xs:attribute name="AssociationName" type="xs:string"/>
+    <xs:element name="BDCEntity">
+      <xs:complexType>
+        <xs:sequence>
+          <xs:element ref="pc:EntityDisplayName" minOccurs="0"/>
+          <xs:element ref="pc:EntityInstanceReference" minOccurs="0"/>
+          <xs:element ref="pc:EntityId1" minOccurs="0"/>
+          <xs:element ref="pc:EntityId2" minOccurs="0"/>
+          <xs:element ref="pc:EntityId3" minOccurs="0"/>
+          <xs:element ref="pc:EntityId4" minOccurs="0"/>
+          <xs:element ref="pc:EntityId5" minOccurs="0"/>
+        </xs:sequence>
+      </xs:complexType>
+    </xs:element>
+    <xs:element name="EntityDisplayName" type="xs:string"/>
+    <xs:element name="EntityInstanceReference" type="xs:string"/>
+    <xs:element name="EntityId1" type="xs:string"/>
+    <xs:element name="EntityId2" type="xs:string"/>
+    <xs:element name="EntityId3" type="xs:string"/>
+    <xs:element name="EntityId4" type="xs:string"/>
+    <xs:element name="EntityId5" type="xs:string"/>
+    <xs:element name="Terms">
+      <xs:complexType>
+        <xs:sequence>
+          <xs:element ref="pc:TermInfo" minOccurs="0" maxOccurs="unbounded"/>
+        </xs:sequence>
+      </xs:complexType>
+    </xs:element>
+    <xs:element name="TermInfo">
+      <xs:complexType>
+        <xs:sequence>
+          <xs:element ref="pc:TermName" minOccurs="0"/>
+          <xs:element ref="pc:TermId" minOccurs="0"/>
+        </xs:sequence>
+      </xs:complexType>
+    </xs:element>
+    <xs:element name="TermName" type="xs:string"/>
+    <xs:element name="TermId" type="xs:string"/>
+  </xs:schema>
+</ct:contentTypeSchema>
+</file>
+
+<file path=customXml/item4.xml><?xml version="1.0" encoding="utf-8"?>
 <b:Sources xmlns:b="http://schemas.openxmlformats.org/officeDocument/2006/bibliography" xmlns="http://schemas.openxmlformats.org/officeDocument/2006/bibliography" SelectedStyle="\apasixtheditionofficeonline.xsl" StyleName="APA" Version="6">
   <Source>
     <Tag>OEC231</Tag>
@@ -20253,264 +21222,7 @@
 </b:Sources>
 </file>
 
-<file path=customXml/item4.xml><?xml version="1.0" encoding="utf-8"?>
-<ct:contentTypeSchema xmlns:ct="http://schemas.microsoft.com/office/2006/metadata/contentType" xmlns:ma="http://schemas.microsoft.com/office/2006/metadata/properties/metaAttributes" ct:_="" ma:_="" ma:contentTypeName="Document" ma:contentTypeID="0x0101006BF094976B1C6245BAB5BCECAC284645" ma:contentTypeVersion="17" ma:contentTypeDescription="Create a new document." ma:contentTypeScope="" ma:versionID="347dc9eaee87b4cbb901bc584e0b214d">
-  <xsd:schema xmlns:xsd="http://www.w3.org/2001/XMLSchema" xmlns:xs="http://www.w3.org/2001/XMLSchema" xmlns:p="http://schemas.microsoft.com/office/2006/metadata/properties" xmlns:ns2="69276225-f05c-44c5-92dc-c999460a4149" xmlns:ns3="46f3a809-46a3-44ee-a0f1-42a271529c86" targetNamespace="http://schemas.microsoft.com/office/2006/metadata/properties" ma:root="true" ma:fieldsID="32796ae3933d308c0b8b72e1382e1089" ns2:_="" ns3:_="">
-    <xsd:import namespace="69276225-f05c-44c5-92dc-c999460a4149"/>
-    <xsd:import namespace="46f3a809-46a3-44ee-a0f1-42a271529c86"/>
-    <xsd:element name="properties">
-      <xsd:complexType>
-        <xsd:sequence>
-          <xsd:element name="documentManagement">
-            <xsd:complexType>
-              <xsd:all>
-                <xsd:element ref="ns2:SharedWithUsers" minOccurs="0"/>
-                <xsd:element ref="ns2:SharedWithDetails" minOccurs="0"/>
-                <xsd:element ref="ns3:MediaServiceMetadata" minOccurs="0"/>
-                <xsd:element ref="ns3:MediaServiceFastMetadata" minOccurs="0"/>
-                <xsd:element ref="ns3:lcf76f155ced4ddcb4097134ff3c332f" minOccurs="0"/>
-                <xsd:element ref="ns2:TaxCatchAll" minOccurs="0"/>
-                <xsd:element ref="ns3:MediaServiceGenerationTime" minOccurs="0"/>
-                <xsd:element ref="ns3:MediaServiceEventHashCode" minOccurs="0"/>
-                <xsd:element ref="ns3:MediaLengthInSeconds" minOccurs="0"/>
-                <xsd:element ref="ns3:MediaServiceDateTaken" minOccurs="0"/>
-                <xsd:element ref="ns3:MediaServiceAutoKeyPoints" minOccurs="0"/>
-                <xsd:element ref="ns3:MediaServiceKeyPoints" minOccurs="0"/>
-                <xsd:element ref="ns3:MediaServiceOCR" minOccurs="0"/>
-                <xsd:element ref="ns3:MediaServiceLocation" minOccurs="0"/>
-                <xsd:element ref="ns3:MediaServiceSearchProperties" minOccurs="0"/>
-                <xsd:element ref="ns3:MediaServiceObjectDetectorVersions" minOccurs="0"/>
-              </xsd:all>
-            </xsd:complexType>
-          </xsd:element>
-        </xsd:sequence>
-      </xsd:complexType>
-    </xsd:element>
-  </xsd:schema>
-  <xsd:schema xmlns:xsd="http://www.w3.org/2001/XMLSchema" xmlns:xs="http://www.w3.org/2001/XMLSchema" xmlns:dms="http://schemas.microsoft.com/office/2006/documentManagement/types" xmlns:pc="http://schemas.microsoft.com/office/infopath/2007/PartnerControls" targetNamespace="69276225-f05c-44c5-92dc-c999460a4149" elementFormDefault="qualified">
-    <xsd:import namespace="http://schemas.microsoft.com/office/2006/documentManagement/types"/>
-    <xsd:import namespace="http://schemas.microsoft.com/office/infopath/2007/PartnerControls"/>
-    <xsd:element name="SharedWithUsers" ma:index="8" nillable="true" ma:displayName="Shared With" ma:internalName="SharedWithUsers" ma:readOnly="true">
-      <xsd:complexType>
-        <xsd:complexContent>
-          <xsd:extension base="dms:UserMulti">
-            <xsd:sequence>
-              <xsd:element name="UserInfo" minOccurs="0" maxOccurs="unbounded">
-                <xsd:complexType>
-                  <xsd:sequence>
-                    <xsd:element name="DisplayName" type="xsd:string" minOccurs="0"/>
-                    <xsd:element name="AccountId" type="dms:UserId" minOccurs="0" nillable="true"/>
-                    <xsd:element name="AccountType" type="xsd:string" minOccurs="0"/>
-                  </xsd:sequence>
-                </xsd:complexType>
-              </xsd:element>
-            </xsd:sequence>
-          </xsd:extension>
-        </xsd:complexContent>
-      </xsd:complexType>
-    </xsd:element>
-    <xsd:element name="SharedWithDetails" ma:index="9" nillable="true" ma:displayName="Shared With Details" ma:internalName="SharedWithDetails" ma:readOnly="true">
-      <xsd:simpleType>
-        <xsd:restriction base="dms:Note">
-          <xsd:maxLength value="255"/>
-        </xsd:restriction>
-      </xsd:simpleType>
-    </xsd:element>
-    <xsd:element name="TaxCatchAll" ma:index="14" nillable="true" ma:displayName="Taxonomy Catch All Column" ma:hidden="true" ma:list="{32d65da7-472f-44c6-be22-218d2da46f49}" ma:internalName="TaxCatchAll" ma:showField="CatchAllData" ma:web="69276225-f05c-44c5-92dc-c999460a4149">
-      <xsd:complexType>
-        <xsd:complexContent>
-          <xsd:extension base="dms:MultiChoiceLookup">
-            <xsd:sequence>
-              <xsd:element name="Value" type="dms:Lookup" maxOccurs="unbounded" minOccurs="0" nillable="true"/>
-            </xsd:sequence>
-          </xsd:extension>
-        </xsd:complexContent>
-      </xsd:complexType>
-    </xsd:element>
-  </xsd:schema>
-  <xsd:schema xmlns:xsd="http://www.w3.org/2001/XMLSchema" xmlns:xs="http://www.w3.org/2001/XMLSchema" xmlns:dms="http://schemas.microsoft.com/office/2006/documentManagement/types" xmlns:pc="http://schemas.microsoft.com/office/infopath/2007/PartnerControls" targetNamespace="46f3a809-46a3-44ee-a0f1-42a271529c86" elementFormDefault="qualified">
-    <xsd:import namespace="http://schemas.microsoft.com/office/2006/documentManagement/types"/>
-    <xsd:import namespace="http://schemas.microsoft.com/office/infopath/2007/PartnerControls"/>
-    <xsd:element name="MediaServiceMetadata" ma:index="10" nillable="true" ma:displayName="MediaServiceMetadata" ma:hidden="true" ma:internalName="MediaServiceMetadata" ma:readOnly="true">
-      <xsd:simpleType>
-        <xsd:restriction base="dms:Note"/>
-      </xsd:simpleType>
-    </xsd:element>
-    <xsd:element name="MediaServiceFastMetadata" ma:index="11" nillable="true" ma:displayName="MediaServiceFastMetadata" ma:hidden="true" ma:internalName="MediaServiceFastMetadata" ma:readOnly="true">
-      <xsd:simpleType>
-        <xsd:restriction base="dms:Note"/>
-      </xsd:simpleType>
-    </xsd:element>
-    <xsd:element name="lcf76f155ced4ddcb4097134ff3c332f" ma:index="13" nillable="true" ma:taxonomy="true" ma:internalName="lcf76f155ced4ddcb4097134ff3c332f" ma:taxonomyFieldName="MediaServiceImageTags" ma:displayName="Image Tags" ma:readOnly="false" ma:fieldId="{5cf76f15-5ced-4ddc-b409-7134ff3c332f}" ma:taxonomyMulti="true" ma:sspId="c40d4899-0986-466d-9443-4d7b8518a0f2" ma:termSetId="09814cd3-568e-fe90-9814-8d621ff8fb84" ma:anchorId="fba54fb3-c3e1-fe81-a776-ca4b69148c4d" ma:open="true" ma:isKeyword="false">
-      <xsd:complexType>
-        <xsd:sequence>
-          <xsd:element ref="pc:Terms" minOccurs="0" maxOccurs="1"/>
-        </xsd:sequence>
-      </xsd:complexType>
-    </xsd:element>
-    <xsd:element name="MediaServiceGenerationTime" ma:index="15" nillable="true" ma:displayName="MediaServiceGenerationTime" ma:hidden="true" ma:internalName="MediaServiceGenerationTime" ma:readOnly="true">
-      <xsd:simpleType>
-        <xsd:restriction base="dms:Text"/>
-      </xsd:simpleType>
-    </xsd:element>
-    <xsd:element name="MediaServiceEventHashCode" ma:index="16" nillable="true" ma:displayName="MediaServiceEventHashCode" ma:hidden="true" ma:internalName="MediaServiceEventHashCode" ma:readOnly="true">
-      <xsd:simpleType>
-        <xsd:restriction base="dms:Text"/>
-      </xsd:simpleType>
-    </xsd:element>
-    <xsd:element name="MediaLengthInSeconds" ma:index="17" nillable="true" ma:displayName="MediaLengthInSeconds" ma:hidden="true" ma:internalName="MediaLengthInSeconds" ma:readOnly="true">
-      <xsd:simpleType>
-        <xsd:restriction base="dms:Unknown"/>
-      </xsd:simpleType>
-    </xsd:element>
-    <xsd:element name="MediaServiceDateTaken" ma:index="18" nillable="true" ma:displayName="MediaServiceDateTaken" ma:hidden="true" ma:internalName="MediaServiceDateTaken" ma:readOnly="true">
-      <xsd:simpleType>
-        <xsd:restriction base="dms:Text"/>
-      </xsd:simpleType>
-    </xsd:element>
-    <xsd:element name="MediaServiceAutoKeyPoints" ma:index="19" nillable="true" ma:displayName="MediaServiceAutoKeyPoints" ma:hidden="true" ma:internalName="MediaServiceAutoKeyPoints" ma:readOnly="true">
-      <xsd:simpleType>
-        <xsd:restriction base="dms:Note"/>
-      </xsd:simpleType>
-    </xsd:element>
-    <xsd:element name="MediaServiceKeyPoints" ma:index="20" nillable="true" ma:displayName="KeyPoints" ma:internalName="MediaServiceKeyPoints" ma:readOnly="true">
-      <xsd:simpleType>
-        <xsd:restriction base="dms:Note">
-          <xsd:maxLength value="255"/>
-        </xsd:restriction>
-      </xsd:simpleType>
-    </xsd:element>
-    <xsd:element name="MediaServiceOCR" ma:index="21" nillable="true" ma:displayName="Extracted Text" ma:internalName="MediaServiceOCR" ma:readOnly="true">
-      <xsd:simpleType>
-        <xsd:restriction base="dms:Note">
-          <xsd:maxLength value="255"/>
-        </xsd:restriction>
-      </xsd:simpleType>
-    </xsd:element>
-    <xsd:element name="MediaServiceLocation" ma:index="22" nillable="true" ma:displayName="Location" ma:internalName="MediaServiceLocation" ma:readOnly="true">
-      <xsd:simpleType>
-        <xsd:restriction base="dms:Text"/>
-      </xsd:simpleType>
-    </xsd:element>
-    <xsd:element name="MediaServiceSearchProperties" ma:index="23" nillable="true" ma:displayName="MediaServiceSearchProperties" ma:hidden="true" ma:internalName="MediaServiceSearchProperties" ma:readOnly="true">
-      <xsd:simpleType>
-        <xsd:restriction base="dms:Note"/>
-      </xsd:simpleType>
-    </xsd:element>
-    <xsd:element name="MediaServiceObjectDetectorVersions" ma:index="24" nillable="true" ma:displayName="MediaServiceObjectDetectorVersions" ma:description="" ma:hidden="true" ma:indexed="true" ma:internalName="MediaServiceObjectDetectorVersions" ma:readOnly="true">
-      <xsd:simpleType>
-        <xsd:restriction base="dms:Text"/>
-      </xsd:simpleType>
-    </xsd:element>
-  </xsd:schema>
-  <xsd:schema xmlns="http://schemas.openxmlformats.org/package/2006/metadata/core-properties" xmlns:xsd="http://www.w3.org/2001/XMLSchema" xmlns:xsi="http://www.w3.org/2001/XMLSchema-instance" xmlns:dc="http://purl.org/dc/elements/1.1/" xmlns:dcterms="http://purl.org/dc/terms/" xmlns:odoc="http://schemas.microsoft.com/internal/obd" targetNamespace="http://schemas.openxmlformats.org/package/2006/metadata/core-properties" elementFormDefault="qualified" attributeFormDefault="unqualified" blockDefault="#all">
-    <xsd:import namespace="http://purl.org/dc/elements/1.1/" schemaLocation="http://dublincore.org/schemas/xmls/qdc/2003/04/02/dc.xsd"/>
-    <xsd:import namespace="http://purl.org/dc/terms/" schemaLocation="http://dublincore.org/schemas/xmls/qdc/2003/04/02/dcterms.xsd"/>
-    <xsd:element name="coreProperties" type="CT_coreProperties"/>
-    <xsd:complexType name="CT_coreProperties">
-      <xsd:all>
-        <xsd:element ref="dc:creator" minOccurs="0" maxOccurs="1"/>
-        <xsd:element ref="dcterms:created" minOccurs="0" maxOccurs="1"/>
-        <xsd:element ref="dc:identifier" minOccurs="0" maxOccurs="1"/>
-        <xsd:element name="contentType" minOccurs="0" maxOccurs="1" type="xsd:string" ma:index="0" ma:displayName="Content Type"/>
-        <xsd:element ref="dc:title" minOccurs="0" maxOccurs="1" ma:index="4" ma:displayName="Title"/>
-        <xsd:element ref="dc:subject" minOccurs="0" maxOccurs="1"/>
-        <xsd:element ref="dc:description" minOccurs="0" maxOccurs="1"/>
-        <xsd:element name="keywords" minOccurs="0" maxOccurs="1" type="xsd:string"/>
-        <xsd:element ref="dc:language" minOccurs="0" maxOccurs="1"/>
-        <xsd:element name="category" minOccurs="0" maxOccurs="1" type="xsd:string"/>
-        <xsd:element name="version" minOccurs="0" maxOccurs="1" type="xsd:string"/>
-        <xsd:element name="revision" minOccurs="0" maxOccurs="1" type="xsd:string">
-          <xsd:annotation>
-            <xsd:documentation>
-                        This value indicates the number of saves or revisions. The application is responsible for updating this value after each revision.
-                    </xsd:documentation>
-          </xsd:annotation>
-        </xsd:element>
-        <xsd:element name="lastModifiedBy" minOccurs="0" maxOccurs="1" type="xsd:string"/>
-        <xsd:element ref="dcterms:modified" minOccurs="0" maxOccurs="1"/>
-        <xsd:element name="contentStatus" minOccurs="0" maxOccurs="1" type="xsd:string"/>
-      </xsd:all>
-    </xsd:complexType>
-  </xsd:schema>
-  <xs:schema xmlns:pc="http://schemas.microsoft.com/office/infopath/2007/PartnerControls" xmlns:xs="http://www.w3.org/2001/XMLSchema" targetNamespace="http://schemas.microsoft.com/office/infopath/2007/PartnerControls" elementFormDefault="qualified" attributeFormDefault="unqualified">
-    <xs:element name="Person">
-      <xs:complexType>
-        <xs:sequence>
-          <xs:element ref="pc:DisplayName" minOccurs="0"/>
-          <xs:element ref="pc:AccountId" minOccurs="0"/>
-          <xs:element ref="pc:AccountType" minOccurs="0"/>
-        </xs:sequence>
-      </xs:complexType>
-    </xs:element>
-    <xs:element name="DisplayName" type="xs:string"/>
-    <xs:element name="AccountId" type="xs:string"/>
-    <xs:element name="AccountType" type="xs:string"/>
-    <xs:element name="BDCAssociatedEntity">
-      <xs:complexType>
-        <xs:sequence>
-          <xs:element ref="pc:BDCEntity" minOccurs="0" maxOccurs="unbounded"/>
-        </xs:sequence>
-        <xs:attribute ref="pc:EntityNamespace"/>
-        <xs:attribute ref="pc:EntityName"/>
-        <xs:attribute ref="pc:SystemInstanceName"/>
-        <xs:attribute ref="pc:AssociationName"/>
-      </xs:complexType>
-    </xs:element>
-    <xs:attribute name="EntityNamespace" type="xs:string"/>
-    <xs:attribute name="EntityName" type="xs:string"/>
-    <xs:attribute name="SystemInstanceName" type="xs:string"/>
-    <xs:attribute name="AssociationName" type="xs:string"/>
-    <xs:element name="BDCEntity">
-      <xs:complexType>
-        <xs:sequence>
-          <xs:element ref="pc:EntityDisplayName" minOccurs="0"/>
-          <xs:element ref="pc:EntityInstanceReference" minOccurs="0"/>
-          <xs:element ref="pc:EntityId1" minOccurs="0"/>
-          <xs:element ref="pc:EntityId2" minOccurs="0"/>
-          <xs:element ref="pc:EntityId3" minOccurs="0"/>
-          <xs:element ref="pc:EntityId4" minOccurs="0"/>
-          <xs:element ref="pc:EntityId5" minOccurs="0"/>
-        </xs:sequence>
-      </xs:complexType>
-    </xs:element>
-    <xs:element name="EntityDisplayName" type="xs:string"/>
-    <xs:element name="EntityInstanceReference" type="xs:string"/>
-    <xs:element name="EntityId1" type="xs:string"/>
-    <xs:element name="EntityId2" type="xs:string"/>
-    <xs:element name="EntityId3" type="xs:string"/>
-    <xs:element name="EntityId4" type="xs:string"/>
-    <xs:element name="EntityId5" type="xs:string"/>
-    <xs:element name="Terms">
-      <xs:complexType>
-        <xs:sequence>
-          <xs:element ref="pc:TermInfo" minOccurs="0" maxOccurs="unbounded"/>
-        </xs:sequence>
-      </xs:complexType>
-    </xs:element>
-    <xs:element name="TermInfo">
-      <xs:complexType>
-        <xs:sequence>
-          <xs:element ref="pc:TermName" minOccurs="0"/>
-          <xs:element ref="pc:TermId" minOccurs="0"/>
-        </xs:sequence>
-      </xs:complexType>
-    </xs:element>
-    <xs:element name="TermName" type="xs:string"/>
-    <xs:element name="TermId" type="xs:string"/>
-  </xs:schema>
-</ct:contentTypeSchema>
-</file>
-
 <file path=customXml/itemProps1.xml><?xml version="1.0" encoding="utf-8"?>
-<ds:datastoreItem xmlns:ds="http://schemas.openxmlformats.org/officeDocument/2006/customXml" ds:itemID="{5C20DEE7-0143-4D9B-AA48-FE209878969E}">
-  <ds:schemaRefs>
-    <ds:schemaRef ds:uri="http://schemas.microsoft.com/sharepoint/v3/contenttype/forms"/>
-  </ds:schemaRefs>
-</ds:datastoreItem>
-</file>
-
-<file path=customXml/itemProps2.xml><?xml version="1.0" encoding="utf-8"?>
 <ds:datastoreItem xmlns:ds="http://schemas.openxmlformats.org/officeDocument/2006/customXml" ds:itemID="{A0076ADD-E487-4CFE-9329-0DC435DD0A29}">
   <ds:schemaRefs>
     <ds:schemaRef ds:uri="http://schemas.microsoft.com/office/2006/metadata/properties"/>
@@ -20521,14 +21233,37 @@
 </ds:datastoreItem>
 </file>
 
+<file path=customXml/itemProps2.xml><?xml version="1.0" encoding="utf-8"?>
+<ds:datastoreItem xmlns:ds="http://schemas.openxmlformats.org/officeDocument/2006/customXml" ds:itemID="{5C20DEE7-0143-4D9B-AA48-FE209878969E}">
+  <ds:schemaRefs>
+    <ds:schemaRef ds:uri="http://schemas.microsoft.com/sharepoint/v3/contenttype/forms"/>
+  </ds:schemaRefs>
+</ds:datastoreItem>
+</file>
+
 <file path=customXml/itemProps3.xml><?xml version="1.0" encoding="utf-8"?>
+<ds:datastoreItem xmlns:ds="http://schemas.openxmlformats.org/officeDocument/2006/customXml" ds:itemID="{D9AA7262-9C72-4551-8180-DA9504C4CC26}">
+  <ds:schemaRefs>
+    <ds:schemaRef ds:uri="http://schemas.microsoft.com/office/2006/metadata/contentType"/>
+    <ds:schemaRef ds:uri="http://schemas.microsoft.com/office/2006/metadata/properties/metaAttributes"/>
+    <ds:schemaRef ds:uri="http://www.w3.org/2001/XMLSchema"/>
+    <ds:schemaRef ds:uri="http://schemas.microsoft.com/office/2006/metadata/properties"/>
+    <ds:schemaRef ds:uri="69276225-f05c-44c5-92dc-c999460a4149"/>
+    <ds:schemaRef ds:uri="46f3a809-46a3-44ee-a0f1-42a271529c86"/>
+    <ds:schemaRef ds:uri="http://schemas.microsoft.com/office/2006/documentManagement/types"/>
+    <ds:schemaRef ds:uri="http://schemas.microsoft.com/office/infopath/2007/PartnerControls"/>
+    <ds:schemaRef ds:uri="http://schemas.openxmlformats.org/package/2006/metadata/core-properties"/>
+    <ds:schemaRef ds:uri="http://purl.org/dc/elements/1.1/"/>
+    <ds:schemaRef ds:uri="http://purl.org/dc/terms/"/>
+    <ds:schemaRef ds:uri="http://schemas.microsoft.com/internal/obd"/>
+  </ds:schemaRefs>
+</ds:datastoreItem>
+</file>
+
+<file path=customXml/itemProps4.xml><?xml version="1.0" encoding="utf-8"?>
 <ds:datastoreItem xmlns:ds="http://schemas.openxmlformats.org/officeDocument/2006/customXml" ds:itemID="{EFB1639C-80B1-457B-9931-66880C751D97}">
   <ds:schemaRefs>
     <ds:schemaRef ds:uri="http://schemas.openxmlformats.org/officeDocument/2006/bibliography"/>
   </ds:schemaRefs>
 </ds:datastoreItem>
-</file>
-
-<file path=customXml/itemProps4.xml><?xml version="1.0" encoding="utf-8"?>
-<ds:datastoreItem xmlns:ds="http://schemas.openxmlformats.org/officeDocument/2006/customXml" ds:itemID="{FC45167B-9F5E-4F5D-AF02-1CF0FED01CB1}"/>
 </file>